--- a/ExamOOP/Problem Description.docx
+++ b/ExamOOP/Problem Description.docx
@@ -1650,6 +1650,7 @@
         <w:rPr>
           <w:bCs/>
           <w:noProof/>
+          <w:highlight w:val="darkGreen"/>
         </w:rPr>
       </w:pPr>
       <w:r>
@@ -1657,6 +1658,7 @@
           <w:rFonts w:ascii="Consolas" w:hAnsi="Consolas"/>
           <w:b/>
           <w:noProof/>
+          <w:highlight w:val="darkGreen"/>
         </w:rPr>
         <w:t>Guild</w:t>
       </w:r>
@@ -1665,6 +1667,7 @@
           <w:rFonts w:ascii="Consolas" w:hAnsi="Consolas"/>
           <w:b/>
           <w:noProof/>
+          <w:highlight w:val="darkGreen"/>
         </w:rPr>
         <w:t>Name</w:t>
       </w:r>
@@ -1673,6 +1676,7 @@
           <w:rFonts w:ascii="Consolas" w:hAnsi="Consolas"/>
           <w:b/>
           <w:noProof/>
+          <w:highlight w:val="darkGreen"/>
         </w:rPr>
         <w:t xml:space="preserve"> </w:t>
       </w:r>
@@ -1681,6 +1685,7 @@
           <w:rFonts w:ascii="Consolas" w:hAnsi="Consolas"/>
           <w:b/>
           <w:noProof/>
+          <w:highlight w:val="darkGreen"/>
         </w:rPr>
         <w:t>–</w:t>
       </w:r>
@@ -1689,6 +1694,7 @@
           <w:rFonts w:ascii="Consolas" w:hAnsi="Consolas"/>
           <w:b/>
           <w:noProof/>
+          <w:highlight w:val="darkGreen"/>
         </w:rPr>
         <w:t xml:space="preserve"> </w:t>
       </w:r>
@@ -1697,6 +1703,7 @@
           <w:rFonts w:ascii="Consolas" w:hAnsi="Consolas"/>
           <w:b/>
           <w:noProof/>
+          <w:highlight w:val="darkGreen"/>
         </w:rPr>
         <w:t>string</w:t>
       </w:r>
@@ -1713,12 +1720,14 @@
         <w:rPr>
           <w:bCs/>
           <w:noProof/>
-        </w:rPr>
-      </w:pPr>
-      <w:r>
-        <w:rPr>
-          <w:bCs/>
-          <w:noProof/>
+          <w:highlight w:val="darkGreen"/>
+        </w:rPr>
+      </w:pPr>
+      <w:r>
+        <w:rPr>
+          <w:bCs/>
+          <w:noProof/>
+          <w:highlight w:val="darkGreen"/>
         </w:rPr>
         <w:t>Stores</w:t>
       </w:r>
@@ -1726,6 +1735,7 @@
         <w:rPr>
           <w:bCs/>
           <w:noProof/>
+          <w:highlight w:val="darkGreen"/>
         </w:rPr>
         <w:t xml:space="preserve"> the</w:t>
       </w:r>
@@ -1733,6 +1743,7 @@
         <w:rPr>
           <w:bCs/>
           <w:noProof/>
+          <w:highlight w:val="darkGreen"/>
         </w:rPr>
         <w:t xml:space="preserve"> </w:t>
       </w:r>
@@ -1740,6 +1751,7 @@
         <w:rPr>
           <w:b/>
           <w:noProof/>
+          <w:highlight w:val="darkGreen"/>
         </w:rPr>
         <w:t>name of the</w:t>
       </w:r>
@@ -1747,6 +1759,7 @@
         <w:rPr>
           <w:b/>
           <w:noProof/>
+          <w:highlight w:val="darkGreen"/>
         </w:rPr>
         <w:t xml:space="preserve"> </w:t>
       </w:r>
@@ -1754,6 +1767,7 @@
         <w:rPr>
           <w:b/>
           <w:noProof/>
+          <w:highlight w:val="darkGreen"/>
         </w:rPr>
         <w:t>guild</w:t>
       </w:r>
@@ -1761,6 +1775,7 @@
         <w:rPr>
           <w:bCs/>
           <w:noProof/>
+          <w:highlight w:val="darkGreen"/>
         </w:rPr>
         <w:t xml:space="preserve"> </w:t>
       </w:r>
@@ -1768,6 +1783,7 @@
         <w:rPr>
           <w:bCs/>
           <w:noProof/>
+          <w:highlight w:val="darkGreen"/>
         </w:rPr>
         <w:t>the hero is assigned to</w:t>
       </w:r>
@@ -1779,8 +1795,14 @@
           <w:ilvl w:val="0"/>
           <w:numId w:val="30"/>
         </w:numPr>
-      </w:pPr>
-      <w:r>
+        <w:rPr>
+          <w:highlight w:val="darkGreen"/>
+        </w:rPr>
+      </w:pPr>
+      <w:r>
+        <w:rPr>
+          <w:highlight w:val="darkGreen"/>
+        </w:rPr>
         <w:t>Power</w:t>
       </w:r>
     </w:p>
@@ -1796,26 +1818,22 @@
         <w:rPr>
           <w:bCs/>
           <w:noProof/>
-        </w:rPr>
-      </w:pPr>
-      <w:r>
-        <w:rPr>
-          <w:bCs/>
-          <w:noProof/>
-        </w:rPr>
-        <w:t xml:space="preserve">Represents the </w:t>
-      </w:r>
-      <w:r>
-        <w:rPr>
-          <w:bCs/>
-          <w:noProof/>
-        </w:rPr>
-        <w:t xml:space="preserve">combat </w:t>
-      </w:r>
-      <w:r>
-        <w:rPr>
-          <w:bCs/>
-          <w:noProof/>
+          <w:highlight w:val="darkGreen"/>
+        </w:rPr>
+      </w:pPr>
+      <w:r>
+        <w:rPr>
+          <w:bCs/>
+          <w:noProof/>
+          <w:highlight w:val="darkGreen"/>
+        </w:rPr>
+        <w:t xml:space="preserve">Represents the combat </w:t>
+      </w:r>
+      <w:r>
+        <w:rPr>
+          <w:bCs/>
+          <w:noProof/>
+          <w:highlight w:val="darkGreen"/>
         </w:rPr>
         <w:t>strength</w:t>
       </w:r>
@@ -1823,6 +1841,7 @@
         <w:rPr>
           <w:bCs/>
           <w:noProof/>
+          <w:highlight w:val="darkGreen"/>
         </w:rPr>
         <w:t xml:space="preserve"> of the hero</w:t>
       </w:r>
@@ -1839,6 +1858,7 @@
           <w:b w:val="0"/>
           <w:bCs/>
           <w:noProof w:val="0"/>
+          <w:highlight w:val="darkGreen"/>
           <w:lang w:val="bg-BG"/>
         </w:rPr>
       </w:pPr>
@@ -1848,6 +1868,7 @@
           <w:b w:val="0"/>
           <w:bCs/>
           <w:noProof w:val="0"/>
+          <w:highlight w:val="darkGreen"/>
         </w:rPr>
         <w:t xml:space="preserve">This property will be </w:t>
       </w:r>
@@ -1855,6 +1876,7 @@
         <w:rPr>
           <w:rFonts w:asciiTheme="minorHAnsi" w:hAnsiTheme="minorHAnsi"/>
           <w:noProof w:val="0"/>
+          <w:highlight w:val="darkGreen"/>
         </w:rPr>
         <w:t>set in the child classes</w:t>
       </w:r>
@@ -1868,9 +1890,13 @@
         </w:numPr>
         <w:rPr>
           <w:rFonts w:asciiTheme="minorHAnsi" w:hAnsiTheme="minorHAnsi"/>
-        </w:rPr>
-      </w:pPr>
-      <w:r>
+          <w:highlight w:val="darkGreen"/>
+        </w:rPr>
+      </w:pPr>
+      <w:r>
+        <w:rPr>
+          <w:highlight w:val="darkGreen"/>
+        </w:rPr>
         <w:t>Mana</w:t>
       </w:r>
     </w:p>
@@ -1886,21 +1912,16 @@
         <w:rPr>
           <w:bCs/>
           <w:noProof/>
-        </w:rPr>
-      </w:pPr>
-      <w:r>
-        <w:rPr>
-          <w:bCs/>
-          <w:noProof/>
-        </w:rPr>
-        <w:t xml:space="preserve">Represents the </w:t>
-      </w:r>
-      <w:r>
-        <w:rPr>
-          <w:bCs/>
-          <w:noProof/>
-        </w:rPr>
-        <w:t>hero's magical resource</w:t>
+          <w:highlight w:val="darkGreen"/>
+        </w:rPr>
+      </w:pPr>
+      <w:r>
+        <w:rPr>
+          <w:bCs/>
+          <w:noProof/>
+          <w:highlight w:val="darkGreen"/>
+        </w:rPr>
+        <w:t>Represents the hero's magical resource</w:t>
       </w:r>
     </w:p>
     <w:p>
@@ -1915,6 +1936,7 @@
           <w:b w:val="0"/>
           <w:bCs/>
           <w:noProof w:val="0"/>
+          <w:highlight w:val="darkGreen"/>
           <w:lang w:val="bg-BG"/>
         </w:rPr>
       </w:pPr>
@@ -1924,6 +1946,7 @@
           <w:b w:val="0"/>
           <w:bCs/>
           <w:noProof w:val="0"/>
+          <w:highlight w:val="darkGreen"/>
         </w:rPr>
         <w:t xml:space="preserve">This property will be </w:t>
       </w:r>
@@ -1931,6 +1954,7 @@
         <w:rPr>
           <w:rFonts w:asciiTheme="minorHAnsi" w:hAnsiTheme="minorHAnsi"/>
           <w:noProof w:val="0"/>
+          <w:highlight w:val="darkGreen"/>
         </w:rPr>
         <w:t>set in the child classes</w:t>
       </w:r>
@@ -1947,6 +1971,7 @@
         <w:rPr>
           <w:bCs/>
           <w:noProof/>
+          <w:highlight w:val="darkGreen"/>
         </w:rPr>
       </w:pPr>
       <w:r>
@@ -1954,6 +1979,7 @@
           <w:rFonts w:ascii="Consolas" w:hAnsi="Consolas"/>
           <w:b/>
           <w:noProof/>
+          <w:highlight w:val="darkGreen"/>
         </w:rPr>
         <w:t>Stamina</w:t>
       </w:r>
@@ -1962,6 +1988,7 @@
           <w:rFonts w:ascii="Consolas" w:hAnsi="Consolas"/>
           <w:b/>
           <w:noProof/>
+          <w:highlight w:val="darkGreen"/>
         </w:rPr>
         <w:t xml:space="preserve"> </w:t>
       </w:r>
@@ -1970,12 +1997,14 @@
           <w:rFonts w:ascii="Consolas" w:hAnsi="Consolas"/>
           <w:b/>
           <w:noProof/>
+          <w:highlight w:val="darkGreen"/>
         </w:rPr>
         <w:t>–</w:t>
       </w:r>
       <w:r>
         <w:rPr>
           <w:noProof/>
+          <w:highlight w:val="darkGreen"/>
         </w:rPr>
         <w:t xml:space="preserve"> </w:t>
       </w:r>
@@ -1984,6 +2013,7 @@
           <w:rFonts w:ascii="Consolas" w:hAnsi="Consolas"/>
           <w:b/>
           <w:noProof/>
+          <w:highlight w:val="darkGreen"/>
         </w:rPr>
         <w:t>int</w:t>
       </w:r>
@@ -1997,11 +2027,20 @@
         </w:numPr>
         <w:spacing w:before="0" w:after="0"/>
         <w:jc w:val="both"/>
-      </w:pPr>
-      <w:r>
+        <w:rPr>
+          <w:highlight w:val="darkGreen"/>
+        </w:rPr>
+      </w:pPr>
+      <w:r>
+        <w:rPr>
+          <w:highlight w:val="darkGreen"/>
+        </w:rPr>
         <w:t xml:space="preserve">Represents the </w:t>
       </w:r>
       <w:r>
+        <w:rPr>
+          <w:highlight w:val="darkGreen"/>
+        </w:rPr>
         <w:t>hero's physical endurance</w:t>
       </w:r>
       <w:bookmarkStart w:id="0" w:name="_Hlk23531814"/>
@@ -2018,6 +2057,7 @@
           <w:b w:val="0"/>
           <w:bCs/>
           <w:noProof w:val="0"/>
+          <w:highlight w:val="darkGreen"/>
           <w:lang w:val="bg-BG"/>
         </w:rPr>
       </w:pPr>
@@ -2027,6 +2067,7 @@
           <w:b w:val="0"/>
           <w:bCs/>
           <w:noProof w:val="0"/>
+          <w:highlight w:val="darkGreen"/>
         </w:rPr>
         <w:t xml:space="preserve">This property will be </w:t>
       </w:r>
@@ -2034,6 +2075,7 @@
         <w:rPr>
           <w:rFonts w:asciiTheme="minorHAnsi" w:hAnsiTheme="minorHAnsi"/>
           <w:noProof w:val="0"/>
+          <w:highlight w:val="darkGreen"/>
         </w:rPr>
         <w:t>set in the child classes</w:t>
       </w:r>
@@ -2041,8 +2083,14 @@
     <w:p>
       <w:pPr>
         <w:pStyle w:val="3"/>
-      </w:pPr>
-      <w:r>
+        <w:rPr>
+          <w:highlight w:val="darkGreen"/>
+        </w:rPr>
+      </w:pPr>
+      <w:r>
+        <w:rPr>
+          <w:highlight w:val="darkGreen"/>
+        </w:rPr>
         <w:t>Constructor</w:t>
       </w:r>
     </w:p>
@@ -2051,12 +2099,14 @@
         <w:jc w:val="both"/>
         <w:rPr>
           <w:noProof/>
+          <w:highlight w:val="darkGreen"/>
           <w:lang w:val="bg-BG"/>
         </w:rPr>
       </w:pPr>
       <w:r>
         <w:rPr>
           <w:noProof/>
+          <w:highlight w:val="darkGreen"/>
           <w:lang w:val="en-GB"/>
         </w:rPr>
         <w:t>A</w:t>
@@ -2064,6 +2114,7 @@
       <w:r>
         <w:rPr>
           <w:noProof/>
+          <w:highlight w:val="darkGreen"/>
           <w:lang w:val="en-GB"/>
         </w:rPr>
         <w:t xml:space="preserve"> </w:t>
@@ -2071,22 +2122,17 @@
       <w:r>
         <w:rPr>
           <w:rStyle w:val="CodeChar"/>
+          <w:highlight w:val="darkGreen"/>
         </w:rPr>
         <w:t>Hero</w:t>
       </w:r>
       <w:r>
         <w:rPr>
           <w:noProof/>
+          <w:highlight w:val="darkGreen"/>
           <w:lang w:val="en-GB"/>
         </w:rPr>
-        <w:t xml:space="preserve"> </w:t>
-      </w:r>
-      <w:r>
-        <w:rPr>
-          <w:noProof/>
-          <w:lang w:val="en-GB"/>
-        </w:rPr>
-        <w:t xml:space="preserve">should take the following values upon initialization: </w:t>
+        <w:t xml:space="preserve"> should take the following values upon initialization: </w:t>
       </w:r>
     </w:p>
     <w:p>
@@ -2100,21 +2146,27 @@
         <w:rPr>
           <w:rStyle w:val="CodeChar"/>
           <w:color w:val="0000FF"/>
+          <w:highlight w:val="darkGreen"/>
         </w:rPr>
         <w:t>string</w:t>
       </w:r>
       <w:r>
+        <w:rPr>
+          <w:highlight w:val="darkGreen"/>
+        </w:rPr>
         <w:t xml:space="preserve"> </w:t>
       </w:r>
       <w:r>
         <w:rPr>
           <w:rStyle w:val="CodeChar"/>
+          <w:highlight w:val="darkGreen"/>
         </w:rPr>
         <w:t>name</w:t>
       </w:r>
       <w:r>
         <w:rPr>
           <w:rStyle w:val="CodeChar"/>
+          <w:highlight w:val="darkGreen"/>
         </w:rPr>
         <w:t xml:space="preserve">, </w:t>
       </w:r>
@@ -2122,21 +2174,27 @@
         <w:rPr>
           <w:rStyle w:val="CodeChar"/>
           <w:color w:val="0000FF"/>
+          <w:highlight w:val="darkGreen"/>
         </w:rPr>
         <w:t>string</w:t>
       </w:r>
       <w:r>
+        <w:rPr>
+          <w:highlight w:val="darkGreen"/>
+        </w:rPr>
         <w:t xml:space="preserve"> </w:t>
       </w:r>
       <w:r>
         <w:rPr>
           <w:rStyle w:val="CodeChar"/>
+          <w:highlight w:val="darkGreen"/>
         </w:rPr>
         <w:t>runeMark</w:t>
       </w:r>
       <w:r>
         <w:rPr>
           <w:rStyle w:val="CodeChar"/>
+          <w:highlight w:val="darkGreen"/>
         </w:rPr>
         <w:t xml:space="preserve">, </w:t>
       </w:r>
@@ -2144,15 +2202,20 @@
         <w:rPr>
           <w:rStyle w:val="CodeChar"/>
           <w:color w:val="0000FF"/>
+          <w:highlight w:val="darkGreen"/>
         </w:rPr>
         <w:t>int</w:t>
       </w:r>
       <w:r>
+        <w:rPr>
+          <w:highlight w:val="darkGreen"/>
+        </w:rPr>
         <w:t xml:space="preserve"> </w:t>
       </w:r>
       <w:r>
         <w:rPr>
           <w:rStyle w:val="CodeChar"/>
+          <w:highlight w:val="darkGreen"/>
         </w:rPr>
         <w:t xml:space="preserve">power, </w:t>
       </w:r>
@@ -2160,15 +2223,20 @@
         <w:rPr>
           <w:rStyle w:val="CodeChar"/>
           <w:color w:val="0000FF"/>
+          <w:highlight w:val="darkGreen"/>
         </w:rPr>
         <w:t>int</w:t>
       </w:r>
       <w:r>
+        <w:rPr>
+          <w:highlight w:val="darkGreen"/>
+        </w:rPr>
         <w:t xml:space="preserve"> </w:t>
       </w:r>
       <w:r>
         <w:rPr>
           <w:rStyle w:val="CodeChar"/>
+          <w:highlight w:val="darkGreen"/>
         </w:rPr>
         <w:t xml:space="preserve">mana, </w:t>
       </w:r>
@@ -2176,15 +2244,20 @@
         <w:rPr>
           <w:rStyle w:val="CodeChar"/>
           <w:color w:val="0000FF"/>
+          <w:highlight w:val="darkGreen"/>
         </w:rPr>
         <w:t>int</w:t>
       </w:r>
       <w:r>
+        <w:rPr>
+          <w:highlight w:val="darkGreen"/>
+        </w:rPr>
         <w:t xml:space="preserve"> </w:t>
       </w:r>
       <w:r>
         <w:rPr>
           <w:rStyle w:val="CodeChar"/>
+          <w:highlight w:val="darkGreen"/>
         </w:rPr>
         <w:t>stamina</w:t>
       </w:r>
@@ -2205,6 +2278,7 @@
           <w:rFonts w:ascii="Consolas" w:hAnsi="Consolas"/>
           <w:noProof/>
           <w:szCs w:val="24"/>
+          <w:highlight w:val="darkGreen"/>
         </w:rPr>
       </w:pPr>
       <w:r>
@@ -2212,6 +2286,7 @@
           <w:rFonts w:ascii="Consolas" w:hAnsi="Consolas"/>
           <w:noProof/>
           <w:szCs w:val="24"/>
+          <w:highlight w:val="darkGreen"/>
         </w:rPr>
         <w:t>v</w:t>
       </w:r>
@@ -2220,6 +2295,7 @@
           <w:rFonts w:ascii="Consolas" w:hAnsi="Consolas"/>
           <w:noProof/>
           <w:szCs w:val="24"/>
+          <w:highlight w:val="darkGreen"/>
         </w:rPr>
         <w:t xml:space="preserve">oid </w:t>
       </w:r>
@@ -2228,6 +2304,7 @@
           <w:rFonts w:ascii="Consolas" w:hAnsi="Consolas"/>
           <w:noProof/>
           <w:szCs w:val="24"/>
+          <w:highlight w:val="darkGreen"/>
         </w:rPr>
         <w:t>JoinGuild</w:t>
       </w:r>
@@ -2236,6 +2313,7 @@
           <w:rFonts w:ascii="Consolas" w:hAnsi="Consolas"/>
           <w:noProof/>
           <w:szCs w:val="24"/>
+          <w:highlight w:val="darkGreen"/>
         </w:rPr>
         <w:t>(</w:t>
       </w:r>
@@ -2244,6 +2322,7 @@
           <w:rFonts w:ascii="Consolas" w:hAnsi="Consolas"/>
           <w:noProof/>
           <w:szCs w:val="24"/>
+          <w:highlight w:val="darkGreen"/>
         </w:rPr>
         <w:t>I</w:t>
       </w:r>
@@ -2252,6 +2331,7 @@
           <w:rFonts w:ascii="Consolas" w:hAnsi="Consolas"/>
           <w:noProof/>
           <w:szCs w:val="24"/>
+          <w:highlight w:val="darkGreen"/>
         </w:rPr>
         <w:t>Guild</w:t>
       </w:r>
@@ -2260,6 +2340,7 @@
           <w:rFonts w:ascii="Consolas" w:hAnsi="Consolas"/>
           <w:noProof/>
           <w:szCs w:val="24"/>
+          <w:highlight w:val="darkGreen"/>
         </w:rPr>
         <w:t xml:space="preserve"> </w:t>
       </w:r>
@@ -2268,6 +2349,7 @@
           <w:rFonts w:ascii="Consolas" w:hAnsi="Consolas"/>
           <w:noProof/>
           <w:szCs w:val="24"/>
+          <w:highlight w:val="darkGreen"/>
         </w:rPr>
         <w:t>guild</w:t>
       </w:r>
@@ -2276,6 +2358,7 @@
           <w:rFonts w:ascii="Consolas" w:hAnsi="Consolas"/>
           <w:noProof/>
           <w:szCs w:val="24"/>
+          <w:highlight w:val="darkGreen"/>
         </w:rPr>
         <w:t>)</w:t>
       </w:r>
@@ -2288,58 +2371,92 @@
         </w:rPr>
       </w:pPr>
       <w:r>
+        <w:rPr>
+          <w:highlight w:val="darkGreen"/>
+        </w:rPr>
         <w:t xml:space="preserve">Assigns the </w:t>
       </w:r>
       <w:r>
+        <w:rPr>
+          <w:highlight w:val="darkGreen"/>
+        </w:rPr>
         <w:t>hero</w:t>
       </w:r>
       <w:r>
+        <w:rPr>
+          <w:highlight w:val="darkGreen"/>
+        </w:rPr>
         <w:t xml:space="preserve"> to a </w:t>
       </w:r>
       <w:r>
+        <w:rPr>
+          <w:highlight w:val="darkGreen"/>
+        </w:rPr>
         <w:t>guild.</w:t>
       </w:r>
       <w:r>
+        <w:rPr>
+          <w:highlight w:val="darkGreen"/>
+        </w:rPr>
         <w:t xml:space="preserve"> </w:t>
       </w:r>
       <w:r>
+        <w:rPr>
+          <w:highlight w:val="darkGreen"/>
+        </w:rPr>
         <w:t xml:space="preserve">This method </w:t>
       </w:r>
       <w:r>
         <w:rPr>
           <w:b/>
           <w:bCs/>
+          <w:highlight w:val="darkGreen"/>
         </w:rPr>
         <w:t>updates</w:t>
       </w:r>
       <w:r>
+        <w:rPr>
+          <w:highlight w:val="darkGreen"/>
+        </w:rPr>
         <w:t xml:space="preserve"> the </w:t>
       </w:r>
       <w:r>
         <w:rPr>
           <w:rStyle w:val="CodeChar"/>
+          <w:highlight w:val="darkGreen"/>
         </w:rPr>
         <w:t>Guild</w:t>
       </w:r>
       <w:r>
         <w:rPr>
           <w:rStyle w:val="CodeChar"/>
+          <w:highlight w:val="darkGreen"/>
         </w:rPr>
         <w:t>Name</w:t>
       </w:r>
       <w:r>
+        <w:rPr>
+          <w:highlight w:val="darkGreen"/>
+        </w:rPr>
         <w:t xml:space="preserve"> property with the</w:t>
       </w:r>
       <w:r>
         <w:rPr>
+          <w:highlight w:val="darkGreen"/>
           <w:lang w:val="bg-BG"/>
         </w:rPr>
         <w:t xml:space="preserve"> </w:t>
       </w:r>
       <w:r>
+        <w:rPr>
+          <w:highlight w:val="darkGreen"/>
+        </w:rPr>
         <w:t>name property of the</w:t>
       </w:r>
       <w:r>
+        <w:rPr>
+          <w:highlight w:val="darkGreen"/>
+        </w:rPr>
         <w:t xml:space="preserve"> given guild instance</w:t>
       </w:r>
     </w:p>
@@ -2363,10 +2480,10 @@
     </w:p>
     <w:p>
       <w:r>
-        <w:t>Abstract method</w:t>
-      </w:r>
-      <w:r>
-        <w:t>.</w:t>
+        <w:rPr>
+          <w:highlight w:val="darkGreen"/>
+        </w:rPr>
+        <w:t>Abstract method.</w:t>
       </w:r>
     </w:p>
     <w:p>
@@ -2455,6 +2572,7 @@
           <w:rFonts w:ascii="Consolas" w:hAnsi="Consolas"/>
           <w:noProof/>
           <w:szCs w:val="24"/>
+          <w:highlight w:val="darkGreen"/>
         </w:rPr>
       </w:pPr>
       <w:r>
@@ -2462,6 +2580,7 @@
           <w:rFonts w:ascii="Consolas" w:hAnsi="Consolas"/>
           <w:noProof/>
           <w:szCs w:val="24"/>
+          <w:highlight w:val="darkGreen"/>
         </w:rPr>
         <w:t xml:space="preserve">string </w:t>
       </w:r>
@@ -2470,6 +2589,7 @@
           <w:rFonts w:ascii="Consolas" w:hAnsi="Consolas"/>
           <w:noProof/>
           <w:szCs w:val="24"/>
+          <w:highlight w:val="darkGreen"/>
         </w:rPr>
         <w:t>Essen</w:t>
       </w:r>
@@ -2478,6 +2598,7 @@
           <w:rFonts w:ascii="Consolas" w:hAnsi="Consolas"/>
           <w:noProof/>
           <w:szCs w:val="24"/>
+          <w:highlight w:val="darkGreen"/>
         </w:rPr>
         <w:t>c</w:t>
       </w:r>
@@ -2486,6 +2607,7 @@
           <w:rFonts w:ascii="Consolas" w:hAnsi="Consolas"/>
           <w:noProof/>
           <w:szCs w:val="24"/>
+          <w:highlight w:val="darkGreen"/>
         </w:rPr>
         <w:t>e</w:t>
       </w:r>
@@ -2494,36 +2616,50 @@
           <w:rFonts w:ascii="Consolas" w:hAnsi="Consolas"/>
           <w:noProof/>
           <w:szCs w:val="24"/>
+          <w:highlight w:val="darkGreen"/>
         </w:rPr>
         <w:t>()</w:t>
       </w:r>
     </w:p>
     <w:p>
-      <w:r>
+      <w:pPr>
+        <w:rPr>
+          <w:highlight w:val="darkGreen"/>
+        </w:rPr>
+      </w:pPr>
+      <w:r>
+        <w:rPr>
+          <w:highlight w:val="darkGreen"/>
+        </w:rPr>
         <w:t xml:space="preserve">Returns a </w:t>
       </w:r>
       <w:r>
         <w:rPr>
           <w:b/>
           <w:bCs/>
+          <w:highlight w:val="darkGreen"/>
         </w:rPr>
         <w:t>string</w:t>
       </w:r>
       <w:r>
+        <w:rPr>
+          <w:highlight w:val="darkGreen"/>
+        </w:rPr>
         <w:t xml:space="preserve"> containing the current </w:t>
       </w:r>
       <w:r>
         <w:rPr>
           <w:b/>
           <w:bCs/>
+          <w:highlight w:val="darkGreen"/>
         </w:rPr>
         <w:t>attribute values of the hero</w:t>
       </w:r>
       <w:r>
-        <w:t>, in the following format</w:t>
-      </w:r>
-      <w:r>
-        <w:t>:</w:t>
+        <w:rPr>
+          <w:highlight w:val="darkGreen"/>
+        </w:rPr>
+        <w:t>, in the following format:</w:t>
       </w:r>
     </w:p>
     <w:p>
@@ -2535,6 +2671,7 @@
       <w:r>
         <w:rPr>
           <w:rStyle w:val="CodeChar"/>
+          <w:highlight w:val="darkGreen"/>
         </w:rPr>
         <w:t>"</w:t>
       </w:r>
@@ -2542,6 +2679,7 @@
         <w:rPr>
           <w:rFonts w:ascii="Cascadia Mono" w:hAnsi="Cascadia Mono" w:cs="Cascadia Mono"/>
           <w:color w:val="A31515"/>
+          <w:highlight w:val="darkGreen"/>
         </w:rPr>
         <w:t>Essence Revealed</w:t>
       </w:r>
@@ -2549,6 +2687,7 @@
         <w:rPr>
           <w:rFonts w:ascii="Cascadia Mono" w:hAnsi="Cascadia Mono" w:cs="Cascadia Mono"/>
           <w:color w:val="A31515"/>
+          <w:highlight w:val="darkGreen"/>
         </w:rPr>
         <w:t xml:space="preserve"> - </w:t>
       </w:r>
@@ -2556,31 +2695,22 @@
         <w:rPr>
           <w:rFonts w:ascii="Cascadia Mono" w:hAnsi="Cascadia Mono" w:cs="Cascadia Mono"/>
           <w:color w:val="A31515"/>
+          <w:highlight w:val="darkGreen"/>
         </w:rPr>
         <w:t>Power [</w:t>
       </w:r>
       <w:r>
         <w:rPr>
           <w:rStyle w:val="CodeChar"/>
-        </w:rPr>
-        <w:t>{</w:t>
-      </w:r>
-      <w:r>
-        <w:rPr>
-          <w:rStyle w:val="CodeChar"/>
-        </w:rPr>
-        <w:t>Power</w:t>
-      </w:r>
-      <w:r>
-        <w:rPr>
-          <w:rStyle w:val="CodeChar"/>
-        </w:rPr>
-        <w:t>}</w:t>
+          <w:highlight w:val="darkGreen"/>
+        </w:rPr>
+        <w:t>{Power}</w:t>
       </w:r>
       <w:r>
         <w:rPr>
           <w:rFonts w:ascii="Cascadia Mono" w:hAnsi="Cascadia Mono" w:cs="Cascadia Mono"/>
           <w:color w:val="A31515"/>
+          <w:highlight w:val="darkGreen"/>
         </w:rPr>
         <w:t>]</w:t>
       </w:r>
@@ -2589,6 +2719,7 @@
           <w:rFonts w:ascii="Cascadia Mono" w:hAnsi="Cascadia Mono" w:cs="Cascadia Mono"/>
           <w:bCs/>
           <w:color w:val="A31515"/>
+          <w:highlight w:val="darkGreen"/>
         </w:rPr>
         <w:t xml:space="preserve"> </w:t>
       </w:r>
@@ -2596,6 +2727,7 @@
         <w:rPr>
           <w:rFonts w:ascii="Cascadia Mono" w:hAnsi="Cascadia Mono" w:cs="Cascadia Mono"/>
           <w:color w:val="A31515"/>
+          <w:highlight w:val="darkGreen"/>
         </w:rPr>
         <w:t>Mana</w:t>
       </w:r>
@@ -2604,6 +2736,7 @@
           <w:rFonts w:ascii="Cascadia Mono" w:hAnsi="Cascadia Mono" w:cs="Cascadia Mono"/>
           <w:bCs/>
           <w:color w:val="A31515"/>
+          <w:highlight w:val="darkGreen"/>
         </w:rPr>
         <w:t xml:space="preserve"> </w:t>
       </w:r>
@@ -2611,31 +2744,22 @@
         <w:rPr>
           <w:rFonts w:ascii="Cascadia Mono" w:hAnsi="Cascadia Mono" w:cs="Cascadia Mono"/>
           <w:color w:val="A31515"/>
+          <w:highlight w:val="darkGreen"/>
         </w:rPr>
         <w:t>[</w:t>
       </w:r>
       <w:r>
         <w:rPr>
           <w:rStyle w:val="CodeChar"/>
-        </w:rPr>
-        <w:t>{</w:t>
-      </w:r>
-      <w:r>
-        <w:rPr>
-          <w:rStyle w:val="CodeChar"/>
-        </w:rPr>
-        <w:t>Mana</w:t>
-      </w:r>
-      <w:r>
-        <w:rPr>
-          <w:rStyle w:val="CodeChar"/>
-        </w:rPr>
-        <w:t>}</w:t>
+          <w:highlight w:val="darkGreen"/>
+        </w:rPr>
+        <w:t>{Mana}</w:t>
       </w:r>
       <w:r>
         <w:rPr>
           <w:rFonts w:ascii="Cascadia Mono" w:hAnsi="Cascadia Mono" w:cs="Cascadia Mono"/>
           <w:color w:val="A31515"/>
+          <w:highlight w:val="darkGreen"/>
         </w:rPr>
         <w:t>]</w:t>
       </w:r>
@@ -2644,6 +2768,7 @@
           <w:rFonts w:ascii="Cascadia Mono" w:hAnsi="Cascadia Mono" w:cs="Cascadia Mono"/>
           <w:bCs/>
           <w:color w:val="A31515"/>
+          <w:highlight w:val="darkGreen"/>
         </w:rPr>
         <w:t xml:space="preserve"> </w:t>
       </w:r>
@@ -2651,6 +2776,7 @@
         <w:rPr>
           <w:rFonts w:ascii="Cascadia Mono" w:hAnsi="Cascadia Mono" w:cs="Cascadia Mono"/>
           <w:color w:val="A31515"/>
+          <w:highlight w:val="darkGreen"/>
         </w:rPr>
         <w:t>Stamina</w:t>
       </w:r>
@@ -2659,6 +2785,7 @@
           <w:rFonts w:ascii="Cascadia Mono" w:hAnsi="Cascadia Mono" w:cs="Cascadia Mono"/>
           <w:bCs/>
           <w:color w:val="A31515"/>
+          <w:highlight w:val="darkGreen"/>
         </w:rPr>
         <w:t xml:space="preserve"> </w:t>
       </w:r>
@@ -2666,37 +2793,29 @@
         <w:rPr>
           <w:rFonts w:ascii="Cascadia Mono" w:hAnsi="Cascadia Mono" w:cs="Cascadia Mono"/>
           <w:color w:val="A31515"/>
+          <w:highlight w:val="darkGreen"/>
         </w:rPr>
         <w:t>[</w:t>
       </w:r>
       <w:r>
         <w:rPr>
           <w:rStyle w:val="CodeChar"/>
-        </w:rPr>
-        <w:t>{</w:t>
-      </w:r>
-      <w:r>
-        <w:rPr>
-          <w:rStyle w:val="CodeChar"/>
-        </w:rPr>
-        <w:t>Stamina</w:t>
-      </w:r>
-      <w:r>
-        <w:rPr>
-          <w:rStyle w:val="CodeChar"/>
-        </w:rPr>
-        <w:t>}</w:t>
+          <w:highlight w:val="darkGreen"/>
+        </w:rPr>
+        <w:t>{Stamina}</w:t>
       </w:r>
       <w:r>
         <w:rPr>
           <w:rFonts w:ascii="Cascadia Mono" w:hAnsi="Cascadia Mono" w:cs="Cascadia Mono"/>
           <w:color w:val="A31515"/>
+          <w:highlight w:val="darkGreen"/>
         </w:rPr>
         <w:t>]</w:t>
       </w:r>
       <w:r>
         <w:rPr>
           <w:rStyle w:val="CodeChar"/>
+          <w:highlight w:val="darkGreen"/>
         </w:rPr>
         <w:t>"</w:t>
       </w:r>

--- a/ExamOOP/Problem Description.docx
+++ b/ExamOOP/Problem Description.docx
@@ -2826,65 +2826,64 @@
         <w:rPr>
           <w:noProof/>
           <w:szCs w:val="24"/>
-        </w:rPr>
-      </w:pPr>
-      <w:r>
-        <w:rPr>
-          <w:noProof/>
+          <w:highlight w:val="darkGreen"/>
+        </w:rPr>
+      </w:pPr>
+      <w:r>
+        <w:rPr>
+          <w:noProof/>
+          <w:highlight w:val="darkGreen"/>
         </w:rPr>
         <w:lastRenderedPageBreak/>
-        <w:t>Override ToString</w:t>
-      </w:r>
-      <w:r>
-        <w:rPr>
-          <w:noProof/>
-        </w:rPr>
-        <w:t>()</w:t>
-      </w:r>
-      <w:r>
-        <w:rPr>
-          <w:noProof/>
-        </w:rPr>
-        <w:t xml:space="preserve"> method:</w:t>
+        <w:t>Override ToString() method:</w:t>
       </w:r>
     </w:p>
     <w:p>
       <w:pPr>
         <w:jc w:val="both"/>
-      </w:pPr>
-      <w:r>
-        <w:rPr>
-          <w:noProof/>
+        <w:rPr>
+          <w:highlight w:val="darkGreen"/>
+        </w:rPr>
+      </w:pPr>
+      <w:r>
+        <w:rPr>
+          <w:noProof/>
+          <w:highlight w:val="darkGreen"/>
         </w:rPr>
         <w:t xml:space="preserve">Overrides the existing method </w:t>
       </w:r>
       <w:r>
         <w:rPr>
           <w:rStyle w:val="CodeChar"/>
+          <w:highlight w:val="darkGreen"/>
         </w:rPr>
         <w:t>ToString()</w:t>
       </w:r>
       <w:r>
         <w:rPr>
           <w:b/>
+          <w:highlight w:val="darkGreen"/>
         </w:rPr>
         <w:t xml:space="preserve"> </w:t>
       </w:r>
       <w:r>
         <w:rPr>
           <w:noProof/>
+          <w:highlight w:val="darkGreen"/>
         </w:rPr>
         <w:t xml:space="preserve">and </w:t>
       </w:r>
       <w:r>
         <w:rPr>
           <w:noProof/>
+          <w:highlight w:val="darkGreen"/>
         </w:rPr>
         <w:t>modifies</w:t>
       </w:r>
       <w:r>
         <w:rPr>
           <w:noProof/>
+          <w:highlight w:val="darkGreen"/>
         </w:rPr>
         <w:t xml:space="preserve"> it, so the returned </w:t>
       </w:r>
@@ -2893,20 +2892,14 @@
           <w:b/>
           <w:bCs/>
           <w:noProof/>
-        </w:rPr>
-        <w:t xml:space="preserve">string must be </w:t>
-      </w:r>
-      <w:r>
-        <w:rPr>
-          <w:b/>
-          <w:bCs/>
-          <w:noProof/>
-        </w:rPr>
-        <w:t>on a single line</w:t>
-      </w:r>
-      <w:r>
-        <w:rPr>
-          <w:noProof/>
+          <w:highlight w:val="darkGreen"/>
+        </w:rPr>
+        <w:t>string must be on a single line</w:t>
+      </w:r>
+      <w:r>
+        <w:rPr>
+          <w:noProof/>
+          <w:highlight w:val="darkGreen"/>
         </w:rPr>
         <w:t>, in the following format:</w:t>
       </w:r>
@@ -2919,6 +2912,9 @@
         </w:rPr>
       </w:pPr>
       <w:r>
+        <w:rPr>
+          <w:highlight w:val="darkGreen"/>
+        </w:rPr>
         <w:t>"</w:t>
       </w:r>
       <w:r>
@@ -2927,6 +2923,7 @@
           <w:b w:val="0"/>
           <w:bCs/>
           <w:color w:val="A31515"/>
+          <w:highlight w:val="darkGreen"/>
         </w:rPr>
         <w:t>Hero</w:t>
       </w:r>
@@ -2936,6 +2933,7 @@
           <w:b w:val="0"/>
           <w:bCs/>
           <w:color w:val="A31515"/>
+          <w:highlight w:val="darkGreen"/>
         </w:rPr>
         <w:t xml:space="preserve">: </w:t>
       </w:r>
@@ -2945,6 +2943,7 @@
           <w:b w:val="0"/>
           <w:bCs/>
           <w:color w:val="A31515"/>
+          <w:highlight w:val="darkGreen"/>
         </w:rPr>
         <w:t>[</w:t>
       </w:r>
@@ -2953,24 +2952,9 @@
           <w:rStyle w:val="CodeChar"/>
           <w:b/>
           <w:bCs/>
-        </w:rPr>
-        <w:t>{</w:t>
-      </w:r>
-      <w:r>
-        <w:rPr>
-          <w:rStyle w:val="CodeChar"/>
-          <w:b/>
-          <w:bCs/>
-        </w:rPr>
-        <w:t>Name</w:t>
-      </w:r>
-      <w:r>
-        <w:rPr>
-          <w:rStyle w:val="CodeChar"/>
-          <w:b/>
-          <w:bCs/>
-        </w:rPr>
-        <w:t>}</w:t>
+          <w:highlight w:val="darkGreen"/>
+        </w:rPr>
+        <w:t>{Name}</w:t>
       </w:r>
       <w:r>
         <w:rPr>
@@ -2978,8 +2962,9 @@
           <w:b w:val="0"/>
           <w:bCs/>
           <w:color w:val="A31515"/>
-        </w:rPr>
-        <w:t>]</w:t>
+          <w:highlight w:val="darkGreen"/>
+        </w:rPr>
+        <w:t>] of the Guild</w:t>
       </w:r>
       <w:r>
         <w:rPr>
@@ -2987,8 +2972,9 @@
           <w:b w:val="0"/>
           <w:bCs/>
           <w:color w:val="A31515"/>
-        </w:rPr>
-        <w:t xml:space="preserve"> of the Guild</w:t>
+          <w:highlight w:val="darkGreen"/>
+        </w:rPr>
+        <w:t xml:space="preserve"> </w:t>
       </w:r>
       <w:r>
         <w:rPr>
@@ -2996,8 +2982,33 @@
           <w:b w:val="0"/>
           <w:bCs/>
           <w:color w:val="A31515"/>
-        </w:rPr>
-        <w:t xml:space="preserve"> </w:t>
+          <w:highlight w:val="darkGreen"/>
+        </w:rPr>
+        <w:t>'</w:t>
+      </w:r>
+      <w:r>
+        <w:rPr>
+          <w:highlight w:val="darkGreen"/>
+        </w:rPr>
+        <w:t>{</w:t>
+      </w:r>
+      <w:r>
+        <w:rPr>
+          <w:highlight w:val="darkGreen"/>
+        </w:rPr>
+        <w:t>G</w:t>
+      </w:r>
+      <w:r>
+        <w:rPr>
+          <w:highlight w:val="darkGreen"/>
+        </w:rPr>
+        <w:t>uildName</w:t>
+      </w:r>
+      <w:r>
+        <w:rPr>
+          <w:highlight w:val="darkGreen"/>
+        </w:rPr>
+        <w:t>}</w:t>
       </w:r>
       <w:r>
         <w:rPr>
@@ -3005,20 +3016,9 @@
           <w:b w:val="0"/>
           <w:bCs/>
           <w:color w:val="A31515"/>
+          <w:highlight w:val="darkGreen"/>
         </w:rPr>
         <w:t>'</w:t>
-      </w:r>
-      <w:r>
-        <w:t>{</w:t>
-      </w:r>
-      <w:r>
-        <w:t>G</w:t>
-      </w:r>
-      <w:r>
-        <w:t>uildName</w:t>
-      </w:r>
-      <w:r>
-        <w:t>}</w:t>
       </w:r>
       <w:r>
         <w:rPr>
@@ -3026,8 +3026,9 @@
           <w:b w:val="0"/>
           <w:bCs/>
           <w:color w:val="A31515"/>
-        </w:rPr>
-        <w:t>'</w:t>
+          <w:highlight w:val="darkGreen"/>
+        </w:rPr>
+        <w:t xml:space="preserve"> -</w:t>
       </w:r>
       <w:r>
         <w:rPr>
@@ -3035,8 +3036,9 @@
           <w:b w:val="0"/>
           <w:bCs/>
           <w:color w:val="A31515"/>
-        </w:rPr>
-        <w:t xml:space="preserve"> -</w:t>
+          <w:highlight w:val="darkGreen"/>
+        </w:rPr>
+        <w:t xml:space="preserve"> </w:t>
       </w:r>
       <w:r>
         <w:rPr>
@@ -3044,8 +3046,9 @@
           <w:b w:val="0"/>
           <w:bCs/>
           <w:color w:val="A31515"/>
-        </w:rPr>
-        <w:t xml:space="preserve"> </w:t>
+          <w:highlight w:val="darkGreen"/>
+        </w:rPr>
+        <w:t>RuneMark</w:t>
       </w:r>
       <w:r>
         <w:rPr>
@@ -3053,30 +3056,32 @@
           <w:b w:val="0"/>
           <w:bCs/>
           <w:color w:val="A31515"/>
+          <w:highlight w:val="darkGreen"/>
+        </w:rPr>
+        <w:t xml:space="preserve">: </w:t>
+      </w:r>
+      <w:r>
+        <w:rPr>
+          <w:highlight w:val="darkGreen"/>
+        </w:rPr>
+        <w:t>{</w:t>
+      </w:r>
+      <w:r>
+        <w:rPr>
+          <w:highlight w:val="darkGreen"/>
         </w:rPr>
         <w:t>RuneMark</w:t>
       </w:r>
       <w:r>
         <w:rPr>
-          <w:rFonts w:ascii="Cascadia Mono" w:hAnsi="Cascadia Mono" w:cs="Cascadia Mono"/>
-          <w:b w:val="0"/>
-          <w:bCs/>
-          <w:color w:val="A31515"/>
-        </w:rPr>
-        <w:t xml:space="preserve">: </w:t>
-      </w:r>
-      <w:r>
-        <w:t>{</w:t>
-      </w:r>
-      <w:r>
-        <w:t>RuneMark</w:t>
-      </w:r>
-      <w:r>
+          <w:highlight w:val="darkGreen"/>
+        </w:rPr>
         <w:t>}</w:t>
       </w:r>
       <w:r>
         <w:rPr>
           <w:iCs/>
+          <w:highlight w:val="darkGreen"/>
         </w:rPr>
         <w:t>"</w:t>
       </w:r>
@@ -3259,11 +3264,13 @@
         <w:jc w:val="both"/>
         <w:rPr>
           <w:rStyle w:val="CodeChar"/>
-        </w:rPr>
-      </w:pPr>
-      <w:r>
-        <w:rPr>
-          <w:noProof/>
+          <w:highlight w:val="darkGreen"/>
+        </w:rPr>
+      </w:pPr>
+      <w:r>
+        <w:rPr>
+          <w:noProof/>
+          <w:highlight w:val="darkGreen"/>
           <w:u w:val="single"/>
         </w:rPr>
         <w:t>Starting stats</w:t>
@@ -3271,66 +3278,63 @@
       <w:r>
         <w:rPr>
           <w:noProof/>
+          <w:highlight w:val="darkGreen"/>
         </w:rPr>
         <w:t xml:space="preserve">: </w:t>
       </w:r>
       <w:r>
         <w:rPr>
           <w:rStyle w:val="CodeChar"/>
+          <w:highlight w:val="darkGreen"/>
         </w:rPr>
         <w:t>Power = 60</w:t>
       </w:r>
       <w:r>
         <w:rPr>
           <w:noProof/>
+          <w:highlight w:val="darkGreen"/>
         </w:rPr>
         <w:t xml:space="preserve">, </w:t>
       </w:r>
       <w:r>
         <w:rPr>
           <w:rStyle w:val="CodeChar"/>
-        </w:rPr>
-        <w:t>Mana</w:t>
+          <w:highlight w:val="darkGreen"/>
+        </w:rPr>
+        <w:t xml:space="preserve">Mana = </w:t>
       </w:r>
       <w:r>
         <w:rPr>
           <w:rStyle w:val="CodeChar"/>
-        </w:rPr>
-        <w:t xml:space="preserve"> = </w:t>
+          <w:highlight w:val="darkGreen"/>
+        </w:rPr>
+        <w:t>0</w:t>
+      </w:r>
+      <w:r>
+        <w:rPr>
+          <w:noProof/>
+          <w:highlight w:val="darkGreen"/>
+        </w:rPr>
+        <w:t xml:space="preserve">, </w:t>
       </w:r>
       <w:r>
         <w:rPr>
           <w:rStyle w:val="CodeChar"/>
-        </w:rPr>
-        <w:t>0</w:t>
-      </w:r>
-      <w:r>
-        <w:rPr>
-          <w:noProof/>
-        </w:rPr>
-        <w:t xml:space="preserve">, </w:t>
+          <w:highlight w:val="darkGreen"/>
+        </w:rPr>
+        <w:t xml:space="preserve">Stamina = </w:t>
       </w:r>
       <w:r>
         <w:rPr>
           <w:rStyle w:val="CodeChar"/>
-        </w:rPr>
-        <w:t>Stamina</w:t>
+          <w:highlight w:val="darkGreen"/>
+        </w:rPr>
+        <w:t>10</w:t>
       </w:r>
       <w:r>
         <w:rPr>
           <w:rStyle w:val="CodeChar"/>
-        </w:rPr>
-        <w:t xml:space="preserve"> = </w:t>
-      </w:r>
-      <w:r>
-        <w:rPr>
-          <w:rStyle w:val="CodeChar"/>
-        </w:rPr>
-        <w:t>10</w:t>
-      </w:r>
-      <w:r>
-        <w:rPr>
-          <w:rStyle w:val="CodeChar"/>
+          <w:highlight w:val="darkGreen"/>
         </w:rPr>
         <w:t>0</w:t>
       </w:r>
@@ -3431,16 +3435,21 @@
         <w:jc w:val="both"/>
         <w:rPr>
           <w:noProof/>
+          <w:highlight w:val="darkGreen"/>
           <w:lang w:val="en-GB"/>
         </w:rPr>
       </w:pPr>
       <w:r>
         <w:rPr>
+          <w:highlight w:val="darkGreen"/>
           <w:u w:val="single"/>
         </w:rPr>
         <w:t>The Constructor</w:t>
       </w:r>
       <w:r>
+        <w:rPr>
+          <w:highlight w:val="darkGreen"/>
+        </w:rPr>
         <w:t xml:space="preserve"> of the </w:t>
       </w:r>
       <w:r>
@@ -3449,19 +3458,27 @@
           <w:b/>
           <w:bCs/>
           <w:noProof/>
+          <w:highlight w:val="darkGreen"/>
           <w:lang w:val="en-GB"/>
         </w:rPr>
         <w:t>Warrior</w:t>
       </w:r>
       <w:r>
+        <w:rPr>
+          <w:highlight w:val="darkGreen"/>
+        </w:rPr>
         <w:t xml:space="preserve"> should take </w:t>
       </w:r>
       <w:r>
+        <w:rPr>
+          <w:highlight w:val="darkGreen"/>
+        </w:rPr>
         <w:t xml:space="preserve">the </w:t>
       </w:r>
       <w:r>
         <w:rPr>
           <w:noProof/>
+          <w:highlight w:val="darkGreen"/>
           <w:lang w:val="en-GB"/>
         </w:rPr>
         <w:t>following values upon initialization:</w:t>
@@ -3479,15 +3496,20 @@
         <w:rPr>
           <w:rStyle w:val="CodeChar"/>
           <w:color w:val="0000FF"/>
+          <w:highlight w:val="darkGreen"/>
         </w:rPr>
         <w:t>string</w:t>
       </w:r>
       <w:r>
+        <w:rPr>
+          <w:highlight w:val="darkGreen"/>
+        </w:rPr>
         <w:t xml:space="preserve"> </w:t>
       </w:r>
       <w:r>
         <w:rPr>
           <w:rStyle w:val="CodeChar"/>
+          <w:highlight w:val="darkGreen"/>
         </w:rPr>
         <w:t xml:space="preserve">name, </w:t>
       </w:r>
@@ -3495,15 +3517,20 @@
         <w:rPr>
           <w:rStyle w:val="CodeChar"/>
           <w:color w:val="0000FF"/>
+          <w:highlight w:val="darkGreen"/>
         </w:rPr>
         <w:t>string</w:t>
       </w:r>
       <w:r>
+        <w:rPr>
+          <w:highlight w:val="darkGreen"/>
+        </w:rPr>
         <w:t xml:space="preserve"> </w:t>
       </w:r>
       <w:r>
         <w:rPr>
           <w:rStyle w:val="CodeChar"/>
+          <w:highlight w:val="darkGreen"/>
         </w:rPr>
         <w:t>runeMark</w:t>
       </w:r>
@@ -3518,82 +3545,42 @@
         <w:jc w:val="both"/>
         <w:rPr>
           <w:b/>
-        </w:rPr>
-      </w:pPr>
-      <w:r>
-        <w:rPr>
+          <w:highlight w:val="darkGreen"/>
+        </w:rPr>
+      </w:pPr>
+      <w:r>
+        <w:rPr>
+          <w:highlight w:val="darkGreen"/>
           <w:u w:val="single"/>
         </w:rPr>
         <w:t>Training behavior</w:t>
       </w:r>
       <w:r>
+        <w:rPr>
+          <w:highlight w:val="darkGreen"/>
+        </w:rPr>
         <w:t xml:space="preserve">: </w:t>
       </w:r>
       <w:r>
         <w:rPr>
           <w:rStyle w:val="CodeChar"/>
-        </w:rPr>
-        <w:t xml:space="preserve">Power </w:t>
+          <w:highlight w:val="darkGreen"/>
+        </w:rPr>
+        <w:t>Power += 30</w:t>
+      </w:r>
+      <w:r>
+        <w:rPr>
+          <w:noProof/>
+          <w:highlight w:val="darkGreen"/>
+        </w:rPr>
+        <w:t xml:space="preserve">, </w:t>
       </w:r>
       <w:r>
         <w:rPr>
           <w:rStyle w:val="CodeChar"/>
-        </w:rPr>
-        <w:t>+</w:t>
-      </w:r>
-      <w:r>
-        <w:rPr>
-          <w:rStyle w:val="CodeChar"/>
-        </w:rPr>
-        <w:t xml:space="preserve">= </w:t>
-      </w:r>
-      <w:r>
-        <w:rPr>
-          <w:rStyle w:val="CodeChar"/>
-        </w:rPr>
-        <w:t>3</w:t>
-      </w:r>
-      <w:r>
-        <w:rPr>
-          <w:rStyle w:val="CodeChar"/>
-        </w:rPr>
-        <w:t>0</w:t>
-      </w:r>
-      <w:r>
-        <w:rPr>
-          <w:noProof/>
-        </w:rPr>
-        <w:t xml:space="preserve">, </w:t>
-      </w:r>
-      <w:r>
-        <w:rPr>
-          <w:rStyle w:val="CodeChar"/>
-        </w:rPr>
-        <w:t>Stamina</w:t>
-      </w:r>
-      <w:r>
-        <w:rPr>
-          <w:rStyle w:val="CodeChar"/>
-        </w:rPr>
-        <w:t xml:space="preserve"> </w:t>
-      </w:r>
-      <w:r>
-        <w:rPr>
-          <w:rStyle w:val="CodeChar"/>
-        </w:rPr>
-        <w:t>+</w:t>
-      </w:r>
-      <w:r>
-        <w:rPr>
-          <w:rStyle w:val="CodeChar"/>
-        </w:rPr>
-        <w:t xml:space="preserve">= </w:t>
-      </w:r>
-      <w:r>
-        <w:rPr>
-          <w:rStyle w:val="CodeChar"/>
-        </w:rPr>
-        <w:t>10</w:t>
+          <w:highlight w:val="darkGreen"/>
+        </w:rPr>
+        <w:t>Stamina += 10</w:t>
       </w:r>
     </w:p>
     <w:p>
@@ -3642,11 +3629,13 @@
         <w:jc w:val="both"/>
         <w:rPr>
           <w:rStyle w:val="CodeChar"/>
-        </w:rPr>
-      </w:pPr>
-      <w:r>
-        <w:rPr>
-          <w:noProof/>
+          <w:highlight w:val="darkGreen"/>
+        </w:rPr>
+      </w:pPr>
+      <w:r>
+        <w:rPr>
+          <w:noProof/>
+          <w:highlight w:val="darkGreen"/>
           <w:u w:val="single"/>
         </w:rPr>
         <w:t>Starting stats</w:t>
@@ -3654,68 +3643,44 @@
       <w:r>
         <w:rPr>
           <w:noProof/>
+          <w:highlight w:val="darkGreen"/>
         </w:rPr>
         <w:t xml:space="preserve">: </w:t>
       </w:r>
       <w:r>
         <w:rPr>
           <w:rStyle w:val="CodeChar"/>
-        </w:rPr>
-        <w:t xml:space="preserve">Power = </w:t>
+          <w:highlight w:val="darkGreen"/>
+        </w:rPr>
+        <w:t>Power = 40</w:t>
+      </w:r>
+      <w:r>
+        <w:rPr>
+          <w:noProof/>
+          <w:highlight w:val="darkGreen"/>
+        </w:rPr>
+        <w:t xml:space="preserve">, </w:t>
       </w:r>
       <w:r>
         <w:rPr>
           <w:rStyle w:val="CodeChar"/>
-        </w:rPr>
-        <w:t>4</w:t>
+          <w:highlight w:val="darkGreen"/>
+        </w:rPr>
+        <w:t>Mana = 120</w:t>
+      </w:r>
+      <w:r>
+        <w:rPr>
+          <w:noProof/>
+          <w:highlight w:val="darkGreen"/>
+        </w:rPr>
+        <w:t xml:space="preserve">, </w:t>
       </w:r>
       <w:r>
         <w:rPr>
           <w:rStyle w:val="CodeChar"/>
-        </w:rPr>
-        <w:t>0</w:t>
-      </w:r>
-      <w:r>
-        <w:rPr>
-          <w:noProof/>
-        </w:rPr>
-        <w:t xml:space="preserve">, </w:t>
-      </w:r>
-      <w:r>
-        <w:rPr>
-          <w:rStyle w:val="CodeChar"/>
-        </w:rPr>
-        <w:t>Mana</w:t>
-      </w:r>
-      <w:r>
-        <w:rPr>
-          <w:rStyle w:val="CodeChar"/>
-        </w:rPr>
-        <w:t xml:space="preserve"> = </w:t>
-      </w:r>
-      <w:r>
-        <w:rPr>
-          <w:rStyle w:val="CodeChar"/>
-        </w:rPr>
-        <w:t>120</w:t>
-      </w:r>
-      <w:r>
-        <w:rPr>
-          <w:noProof/>
-        </w:rPr>
-        <w:t xml:space="preserve">, </w:t>
-      </w:r>
-      <w:r>
-        <w:rPr>
-          <w:rStyle w:val="CodeChar"/>
-        </w:rPr>
-        <w:t>Stamina</w:t>
-      </w:r>
-      <w:r>
-        <w:rPr>
-          <w:rStyle w:val="CodeChar"/>
-        </w:rPr>
-        <w:t xml:space="preserve"> = 0</w:t>
+          <w:highlight w:val="darkGreen"/>
+        </w:rPr>
+        <w:t>Stamina = 0</w:t>
       </w:r>
     </w:p>
     <w:p>
@@ -3825,16 +3790,21 @@
         <w:jc w:val="both"/>
         <w:rPr>
           <w:noProof/>
+          <w:highlight w:val="darkGreen"/>
           <w:lang w:val="en-GB"/>
         </w:rPr>
       </w:pPr>
       <w:r>
         <w:rPr>
+          <w:highlight w:val="darkGreen"/>
           <w:u w:val="single"/>
         </w:rPr>
         <w:t>The Constructor</w:t>
       </w:r>
       <w:r>
+        <w:rPr>
+          <w:highlight w:val="darkGreen"/>
+        </w:rPr>
         <w:t xml:space="preserve"> of the </w:t>
       </w:r>
       <w:r>
@@ -3843,16 +3813,21 @@
           <w:b/>
           <w:bCs/>
           <w:noProof/>
+          <w:highlight w:val="darkGreen"/>
           <w:lang w:val="en-GB"/>
         </w:rPr>
         <w:t>Sorcerer</w:t>
       </w:r>
       <w:r>
+        <w:rPr>
+          <w:highlight w:val="darkGreen"/>
+        </w:rPr>
         <w:t xml:space="preserve"> should take the </w:t>
       </w:r>
       <w:r>
         <w:rPr>
           <w:noProof/>
+          <w:highlight w:val="darkGreen"/>
           <w:lang w:val="en-GB"/>
         </w:rPr>
         <w:t>following values upon initialization:</w:t>
@@ -3870,15 +3845,20 @@
         <w:rPr>
           <w:rStyle w:val="CodeChar"/>
           <w:color w:val="0000FF"/>
+          <w:highlight w:val="darkGreen"/>
         </w:rPr>
         <w:t>string</w:t>
       </w:r>
       <w:r>
+        <w:rPr>
+          <w:highlight w:val="darkGreen"/>
+        </w:rPr>
         <w:t xml:space="preserve"> </w:t>
       </w:r>
       <w:r>
         <w:rPr>
           <w:rStyle w:val="CodeChar"/>
+          <w:highlight w:val="darkGreen"/>
         </w:rPr>
         <w:t xml:space="preserve">name, </w:t>
       </w:r>
@@ -3886,15 +3866,20 @@
         <w:rPr>
           <w:rStyle w:val="CodeChar"/>
           <w:color w:val="0000FF"/>
+          <w:highlight w:val="darkGreen"/>
         </w:rPr>
         <w:t>string</w:t>
       </w:r>
       <w:r>
+        <w:rPr>
+          <w:highlight w:val="darkGreen"/>
+        </w:rPr>
         <w:t xml:space="preserve"> </w:t>
       </w:r>
       <w:r>
         <w:rPr>
           <w:rStyle w:val="CodeChar"/>
+          <w:highlight w:val="darkGreen"/>
         </w:rPr>
         <w:t>runeMark</w:t>
       </w:r>
@@ -3911,82 +3896,42 @@
           <w:rStyle w:val="CodeChar"/>
           <w:rFonts w:asciiTheme="minorHAnsi" w:hAnsiTheme="minorHAnsi"/>
           <w:noProof w:val="0"/>
-        </w:rPr>
-      </w:pPr>
-      <w:r>
-        <w:rPr>
+          <w:highlight w:val="darkGreen"/>
+        </w:rPr>
+      </w:pPr>
+      <w:r>
+        <w:rPr>
+          <w:highlight w:val="darkGreen"/>
           <w:u w:val="single"/>
         </w:rPr>
         <w:t>Training behavior</w:t>
       </w:r>
       <w:r>
+        <w:rPr>
+          <w:highlight w:val="darkGreen"/>
+        </w:rPr>
         <w:t xml:space="preserve">: </w:t>
       </w:r>
       <w:r>
         <w:rPr>
           <w:rStyle w:val="CodeChar"/>
-        </w:rPr>
-        <w:t xml:space="preserve">Power </w:t>
+          <w:highlight w:val="darkGreen"/>
+        </w:rPr>
+        <w:t>Power += 20</w:t>
+      </w:r>
+      <w:r>
+        <w:rPr>
+          <w:noProof/>
+          <w:highlight w:val="darkGreen"/>
+        </w:rPr>
+        <w:t xml:space="preserve">, </w:t>
       </w:r>
       <w:r>
         <w:rPr>
           <w:rStyle w:val="CodeChar"/>
-        </w:rPr>
-        <w:t>+</w:t>
-      </w:r>
-      <w:r>
-        <w:rPr>
-          <w:rStyle w:val="CodeChar"/>
-        </w:rPr>
-        <w:t xml:space="preserve">= </w:t>
-      </w:r>
-      <w:r>
-        <w:rPr>
-          <w:rStyle w:val="CodeChar"/>
-        </w:rPr>
-        <w:t>2</w:t>
-      </w:r>
-      <w:r>
-        <w:rPr>
-          <w:rStyle w:val="CodeChar"/>
-        </w:rPr>
-        <w:t>0</w:t>
-      </w:r>
-      <w:r>
-        <w:rPr>
-          <w:noProof/>
-        </w:rPr>
-        <w:t xml:space="preserve">, </w:t>
-      </w:r>
-      <w:r>
-        <w:rPr>
-          <w:rStyle w:val="CodeChar"/>
-        </w:rPr>
-        <w:t>Mana</w:t>
-      </w:r>
-      <w:r>
-        <w:rPr>
-          <w:rStyle w:val="CodeChar"/>
-        </w:rPr>
-        <w:t xml:space="preserve"> </w:t>
-      </w:r>
-      <w:r>
-        <w:rPr>
-          <w:rStyle w:val="CodeChar"/>
-        </w:rPr>
-        <w:t>+</w:t>
-      </w:r>
-      <w:r>
-        <w:rPr>
-          <w:rStyle w:val="CodeChar"/>
-        </w:rPr>
-        <w:t xml:space="preserve">= </w:t>
-      </w:r>
-      <w:r>
-        <w:rPr>
-          <w:rStyle w:val="CodeChar"/>
-        </w:rPr>
-        <w:t>25</w:t>
+          <w:highlight w:val="darkGreen"/>
+        </w:rPr>
+        <w:t>Mana += 25</w:t>
       </w:r>
     </w:p>
     <w:p>
@@ -4035,11 +3980,13 @@
         <w:jc w:val="both"/>
         <w:rPr>
           <w:rStyle w:val="CodeChar"/>
-        </w:rPr>
-      </w:pPr>
-      <w:r>
-        <w:rPr>
-          <w:noProof/>
+          <w:highlight w:val="darkGreen"/>
+        </w:rPr>
+      </w:pPr>
+      <w:r>
+        <w:rPr>
+          <w:noProof/>
+          <w:highlight w:val="darkGreen"/>
           <w:u w:val="single"/>
         </w:rPr>
         <w:t>Starting stats</w:t>
@@ -4047,80 +3994,44 @@
       <w:r>
         <w:rPr>
           <w:noProof/>
+          <w:highlight w:val="darkGreen"/>
         </w:rPr>
         <w:t xml:space="preserve">: </w:t>
       </w:r>
       <w:r>
         <w:rPr>
           <w:rStyle w:val="CodeChar"/>
-        </w:rPr>
-        <w:t xml:space="preserve">Power = </w:t>
+          <w:highlight w:val="darkGreen"/>
+        </w:rPr>
+        <w:t>Power = 50</w:t>
+      </w:r>
+      <w:r>
+        <w:rPr>
+          <w:noProof/>
+          <w:highlight w:val="darkGreen"/>
+        </w:rPr>
+        <w:t xml:space="preserve">, </w:t>
       </w:r>
       <w:r>
         <w:rPr>
           <w:rStyle w:val="CodeChar"/>
-        </w:rPr>
-        <w:t>5</w:t>
+          <w:highlight w:val="darkGreen"/>
+        </w:rPr>
+        <w:t>Mana = 60</w:t>
+      </w:r>
+      <w:r>
+        <w:rPr>
+          <w:noProof/>
+          <w:highlight w:val="darkGreen"/>
+        </w:rPr>
+        <w:t xml:space="preserve">, </w:t>
       </w:r>
       <w:r>
         <w:rPr>
           <w:rStyle w:val="CodeChar"/>
-        </w:rPr>
-        <w:t>0</w:t>
-      </w:r>
-      <w:r>
-        <w:rPr>
-          <w:noProof/>
-        </w:rPr>
-        <w:t xml:space="preserve">, </w:t>
-      </w:r>
-      <w:r>
-        <w:rPr>
-          <w:rStyle w:val="CodeChar"/>
-        </w:rPr>
-        <w:t>Mana</w:t>
-      </w:r>
-      <w:r>
-        <w:rPr>
-          <w:rStyle w:val="CodeChar"/>
-        </w:rPr>
-        <w:t xml:space="preserve"> = </w:t>
-      </w:r>
-      <w:r>
-        <w:rPr>
-          <w:rStyle w:val="CodeChar"/>
-        </w:rPr>
-        <w:t>60</w:t>
-      </w:r>
-      <w:r>
-        <w:rPr>
-          <w:noProof/>
-        </w:rPr>
-        <w:t xml:space="preserve">, </w:t>
-      </w:r>
-      <w:r>
-        <w:rPr>
-          <w:rStyle w:val="CodeChar"/>
-        </w:rPr>
-        <w:t>Stamina</w:t>
-      </w:r>
-      <w:r>
-        <w:rPr>
-          <w:rStyle w:val="CodeChar"/>
-        </w:rPr>
-        <w:t xml:space="preserve"> = </w:t>
-      </w:r>
-      <w:r>
-        <w:rPr>
-          <w:rStyle w:val="CodeChar"/>
-        </w:rPr>
-        <w:t>6</w:t>
-      </w:r>
-      <w:r>
-        <w:rPr>
-          <w:rStyle w:val="CodeChar"/>
-        </w:rPr>
-        <w:t>0</w:t>
+          <w:highlight w:val="darkGreen"/>
+        </w:rPr>
+        <w:t>Stamina = 60</w:t>
       </w:r>
     </w:p>
     <w:p>
@@ -4222,16 +4133,21 @@
         <w:jc w:val="both"/>
         <w:rPr>
           <w:noProof/>
+          <w:highlight w:val="darkGreen"/>
           <w:lang w:val="en-GB"/>
         </w:rPr>
       </w:pPr>
       <w:r>
         <w:rPr>
+          <w:highlight w:val="darkGreen"/>
           <w:u w:val="single"/>
         </w:rPr>
         <w:t>The Constructor</w:t>
       </w:r>
       <w:r>
+        <w:rPr>
+          <w:highlight w:val="darkGreen"/>
+        </w:rPr>
         <w:t xml:space="preserve"> of the </w:t>
       </w:r>
       <w:r>
@@ -4240,16 +4156,21 @@
           <w:b/>
           <w:bCs/>
           <w:noProof/>
+          <w:highlight w:val="darkGreen"/>
           <w:lang w:val="en-GB"/>
         </w:rPr>
         <w:t>Spellblade</w:t>
       </w:r>
       <w:r>
+        <w:rPr>
+          <w:highlight w:val="darkGreen"/>
+        </w:rPr>
         <w:t xml:space="preserve"> should take the </w:t>
       </w:r>
       <w:r>
         <w:rPr>
           <w:noProof/>
+          <w:highlight w:val="darkGreen"/>
           <w:lang w:val="en-GB"/>
         </w:rPr>
         <w:t>following values upon initialization:</w:t>
@@ -4267,15 +4188,20 @@
         <w:rPr>
           <w:rStyle w:val="CodeChar"/>
           <w:color w:val="0000FF"/>
+          <w:highlight w:val="darkGreen"/>
         </w:rPr>
         <w:t>string</w:t>
       </w:r>
       <w:r>
+        <w:rPr>
+          <w:highlight w:val="darkGreen"/>
+        </w:rPr>
         <w:t xml:space="preserve"> </w:t>
       </w:r>
       <w:r>
         <w:rPr>
           <w:rStyle w:val="CodeChar"/>
+          <w:highlight w:val="darkGreen"/>
         </w:rPr>
         <w:t xml:space="preserve">name, </w:t>
       </w:r>
@@ -4283,15 +4209,20 @@
         <w:rPr>
           <w:rStyle w:val="CodeChar"/>
           <w:color w:val="0000FF"/>
+          <w:highlight w:val="darkGreen"/>
         </w:rPr>
         <w:t>string</w:t>
       </w:r>
       <w:r>
+        <w:rPr>
+          <w:highlight w:val="darkGreen"/>
+        </w:rPr>
         <w:t xml:space="preserve"> </w:t>
       </w:r>
       <w:r>
         <w:rPr>
           <w:rStyle w:val="CodeChar"/>
+          <w:highlight w:val="darkGreen"/>
         </w:rPr>
         <w:t>runeMark</w:t>
       </w:r>
@@ -4306,112 +4237,56 @@
         <w:rPr>
           <w:b/>
           <w:bCs/>
-        </w:rPr>
-      </w:pPr>
-      <w:r>
-        <w:rPr>
+          <w:highlight w:val="darkGreen"/>
+        </w:rPr>
+      </w:pPr>
+      <w:r>
+        <w:rPr>
+          <w:highlight w:val="darkGreen"/>
           <w:u w:val="single"/>
         </w:rPr>
         <w:t>Training behavior</w:t>
       </w:r>
       <w:r>
+        <w:rPr>
+          <w:highlight w:val="darkGreen"/>
+        </w:rPr>
         <w:t xml:space="preserve">: </w:t>
       </w:r>
       <w:r>
         <w:rPr>
           <w:rStyle w:val="CodeChar"/>
-        </w:rPr>
-        <w:t xml:space="preserve">Power </w:t>
+          <w:highlight w:val="darkGreen"/>
+        </w:rPr>
+        <w:t>Power += 15</w:t>
+      </w:r>
+      <w:r>
+        <w:rPr>
+          <w:noProof/>
+          <w:highlight w:val="darkGreen"/>
+        </w:rPr>
+        <w:t xml:space="preserve">, </w:t>
       </w:r>
       <w:r>
         <w:rPr>
           <w:rStyle w:val="CodeChar"/>
-        </w:rPr>
-        <w:t>+</w:t>
+          <w:highlight w:val="darkGreen"/>
+        </w:rPr>
+        <w:t>Mana += 10</w:t>
+      </w:r>
+      <w:r>
+        <w:rPr>
+          <w:noProof/>
+          <w:highlight w:val="darkGreen"/>
+        </w:rPr>
+        <w:t xml:space="preserve">, </w:t>
       </w:r>
       <w:r>
         <w:rPr>
           <w:rStyle w:val="CodeChar"/>
-        </w:rPr>
-        <w:t xml:space="preserve">= </w:t>
-      </w:r>
-      <w:r>
-        <w:rPr>
-          <w:rStyle w:val="CodeChar"/>
-        </w:rPr>
-        <w:t>15</w:t>
-      </w:r>
-      <w:r>
-        <w:rPr>
-          <w:noProof/>
-        </w:rPr>
-        <w:t xml:space="preserve">, </w:t>
-      </w:r>
-      <w:r>
-        <w:rPr>
-          <w:rStyle w:val="CodeChar"/>
-        </w:rPr>
-        <w:t>Mana</w:t>
-      </w:r>
-      <w:r>
-        <w:rPr>
-          <w:rStyle w:val="CodeChar"/>
-        </w:rPr>
-        <w:t xml:space="preserve"> </w:t>
-      </w:r>
-      <w:r>
-        <w:rPr>
-          <w:rStyle w:val="CodeChar"/>
-        </w:rPr>
-        <w:t>+</w:t>
-      </w:r>
-      <w:r>
-        <w:rPr>
-          <w:rStyle w:val="CodeChar"/>
-        </w:rPr>
-        <w:t xml:space="preserve">= </w:t>
-      </w:r>
-      <w:r>
-        <w:rPr>
-          <w:rStyle w:val="CodeChar"/>
-        </w:rPr>
-        <w:t>10</w:t>
-      </w:r>
-      <w:r>
-        <w:rPr>
-          <w:noProof/>
-        </w:rPr>
-        <w:t xml:space="preserve">, </w:t>
-      </w:r>
-      <w:r>
-        <w:rPr>
-          <w:rStyle w:val="CodeChar"/>
-        </w:rPr>
-        <w:t>Stamina</w:t>
-      </w:r>
-      <w:r>
-        <w:rPr>
-          <w:rStyle w:val="CodeChar"/>
-        </w:rPr>
-        <w:t xml:space="preserve"> </w:t>
-      </w:r>
-      <w:r>
-        <w:rPr>
-          <w:rStyle w:val="CodeChar"/>
-        </w:rPr>
-        <w:t>+</w:t>
-      </w:r>
-      <w:r>
-        <w:rPr>
-          <w:rStyle w:val="CodeChar"/>
-        </w:rPr>
-        <w:t xml:space="preserve">= </w:t>
-      </w:r>
-      <w:r>
-        <w:rPr>
-          <w:rStyle w:val="CodeChar"/>
-        </w:rPr>
-        <w:t>10</w:t>
+          <w:highlight w:val="darkGreen"/>
+        </w:rPr>
+        <w:t>Stamina += 10</w:t>
       </w:r>
     </w:p>
     <w:bookmarkEnd w:id="0"/>

--- a/ExamOOP/Problem Description.docx
+++ b/ExamOOP/Problem Description.docx
@@ -4335,20 +4335,38 @@
           <w:ilvl w:val="0"/>
           <w:numId w:val="30"/>
         </w:numPr>
-      </w:pPr>
-      <w:r>
+        <w:rPr>
+          <w:highlight w:val="darkGreen"/>
+        </w:rPr>
+      </w:pPr>
+      <w:r>
+        <w:rPr>
+          <w:highlight w:val="darkGreen"/>
+        </w:rPr>
         <w:t>Name</w:t>
       </w:r>
       <w:r>
+        <w:rPr>
+          <w:highlight w:val="darkGreen"/>
+        </w:rPr>
         <w:t xml:space="preserve"> </w:t>
       </w:r>
       <w:r>
+        <w:rPr>
+          <w:highlight w:val="darkGreen"/>
+        </w:rPr>
         <w:t>–</w:t>
       </w:r>
       <w:r>
+        <w:rPr>
+          <w:highlight w:val="darkGreen"/>
+        </w:rPr>
         <w:t xml:space="preserve"> </w:t>
       </w:r>
       <w:r>
+        <w:rPr>
+          <w:highlight w:val="darkGreen"/>
+        </w:rPr>
         <w:t>string</w:t>
       </w:r>
     </w:p>
@@ -4362,24 +4380,38 @@
         <w:spacing w:before="0" w:after="0"/>
         <w:rPr>
           <w:rFonts w:ascii="Consolas" w:hAnsi="Consolas"/>
-        </w:rPr>
-      </w:pPr>
-      <w:r>
+          <w:highlight w:val="darkGreen"/>
+        </w:rPr>
+      </w:pPr>
+      <w:r>
+        <w:rPr>
+          <w:highlight w:val="darkGreen"/>
+        </w:rPr>
         <w:t>Must validate that the name is either</w:t>
       </w:r>
       <w:r>
+        <w:rPr>
+          <w:highlight w:val="darkGreen"/>
+        </w:rPr>
         <w:t>:</w:t>
       </w:r>
       <w:r>
+        <w:rPr>
+          <w:highlight w:val="darkGreen"/>
+        </w:rPr>
         <w:br/>
       </w:r>
       <w:r>
+        <w:rPr>
+          <w:highlight w:val="darkGreen"/>
+        </w:rPr>
         <w:t xml:space="preserve"> </w:t>
       </w:r>
       <w:r>
         <w:rPr>
           <w:b/>
           <w:bCs/>
+          <w:highlight w:val="darkGreen"/>
         </w:rPr>
         <w:t>"</w:t>
       </w:r>
@@ -4388,6 +4420,7 @@
         <w:rPr>
           <w:rFonts w:ascii="Cascadia Mono" w:hAnsi="Cascadia Mono" w:cs="Cascadia Mono"/>
           <w:color w:val="A31515"/>
+          <w:highlight w:val="darkGreen"/>
         </w:rPr>
         <w:t>WarriorGuild</w:t>
       </w:r>
@@ -4396,12 +4429,14 @@
         <w:rPr>
           <w:b/>
           <w:bCs/>
+          <w:highlight w:val="darkGreen"/>
         </w:rPr>
         <w:t>"</w:t>
       </w:r>
       <w:r>
         <w:rPr>
           <w:bCs/>
+          <w:highlight w:val="darkGreen"/>
         </w:rPr>
         <w:t xml:space="preserve">, </w:t>
       </w:r>
@@ -4409,6 +4444,7 @@
         <w:rPr>
           <w:b/>
           <w:bCs/>
+          <w:highlight w:val="darkGreen"/>
         </w:rPr>
         <w:t>"</w:t>
       </w:r>
@@ -4418,6 +4454,7 @@
           <w:rFonts w:ascii="Cascadia Mono" w:hAnsi="Cascadia Mono" w:cs="Cascadia Mono"/>
           <w:bCs/>
           <w:color w:val="A31515"/>
+          <w:highlight w:val="darkGreen"/>
         </w:rPr>
         <w:t>SorcererGuild</w:t>
       </w:r>
@@ -4426,25 +4463,22 @@
         <w:rPr>
           <w:b/>
           <w:bCs/>
+          <w:highlight w:val="darkGreen"/>
         </w:rPr>
         <w:t>"</w:t>
       </w:r>
       <w:r>
         <w:rPr>
           <w:bCs/>
-        </w:rPr>
-        <w:t xml:space="preserve"> or</w:t>
-      </w:r>
-      <w:r>
-        <w:rPr>
-          <w:bCs/>
-        </w:rPr>
-        <w:t xml:space="preserve"> </w:t>
-      </w:r>
-      <w:r>
-        <w:rPr>
-          <w:b/>
-          <w:bCs/>
+          <w:highlight w:val="darkGreen"/>
+        </w:rPr>
+        <w:t xml:space="preserve"> or </w:t>
+      </w:r>
+      <w:r>
+        <w:rPr>
+          <w:b/>
+          <w:bCs/>
+          <w:highlight w:val="darkGreen"/>
         </w:rPr>
         <w:t>"</w:t>
       </w:r>
@@ -4454,6 +4488,7 @@
           <w:rFonts w:ascii="Cascadia Mono" w:hAnsi="Cascadia Mono" w:cs="Cascadia Mono"/>
           <w:bCs/>
           <w:color w:val="A31515"/>
+          <w:highlight w:val="darkGreen"/>
         </w:rPr>
         <w:t>S</w:t>
       </w:r>
@@ -4462,6 +4497,7 @@
           <w:rFonts w:ascii="Cascadia Mono" w:hAnsi="Cascadia Mono" w:cs="Cascadia Mono"/>
           <w:bCs/>
           <w:color w:val="A31515"/>
+          <w:highlight w:val="darkGreen"/>
         </w:rPr>
         <w:t>hadow</w:t>
       </w:r>
@@ -4470,6 +4506,7 @@
           <w:rFonts w:ascii="Cascadia Mono" w:hAnsi="Cascadia Mono" w:cs="Cascadia Mono"/>
           <w:bCs/>
           <w:color w:val="A31515"/>
+          <w:highlight w:val="darkGreen"/>
         </w:rPr>
         <w:t>Guild</w:t>
       </w:r>
@@ -4478,6 +4515,7 @@
         <w:rPr>
           <w:b/>
           <w:bCs/>
+          <w:highlight w:val="darkGreen"/>
         </w:rPr>
         <w:t>"</w:t>
       </w:r>
@@ -4493,11 +4531,13 @@
         <w:jc w:val="both"/>
         <w:rPr>
           <w:rFonts w:ascii="Consolas" w:hAnsi="Consolas"/>
-        </w:rPr>
-      </w:pPr>
-      <w:r>
-        <w:rPr>
-          <w:bCs/>
+          <w:highlight w:val="darkGreen"/>
+        </w:rPr>
+      </w:pPr>
+      <w:r>
+        <w:rPr>
+          <w:bCs/>
+          <w:highlight w:val="darkGreen"/>
         </w:rPr>
         <w:lastRenderedPageBreak/>
         <w:t>If</w:t>
@@ -4505,23 +4545,26 @@
       <w:r>
         <w:rPr>
           <w:b/>
+          <w:highlight w:val="darkGreen"/>
         </w:rPr>
         <w:t xml:space="preserve"> invalid</w:t>
       </w:r>
       <w:r>
         <w:rPr>
           <w:b/>
+          <w:highlight w:val="darkGreen"/>
         </w:rPr>
         <w:t>,</w:t>
       </w:r>
       <w:r>
-        <w:t xml:space="preserve"> throw </w:t>
-      </w:r>
-      <w:r>
-        <w:t>a new</w:t>
-      </w:r>
-      <w:r>
-        <w:rPr>
+        <w:rPr>
+          <w:highlight w:val="darkGreen"/>
+        </w:rPr>
+        <w:t xml:space="preserve"> throw a new</w:t>
+      </w:r>
+      <w:r>
+        <w:rPr>
+          <w:highlight w:val="darkGreen"/>
           <w:lang w:val="bg-BG"/>
         </w:rPr>
         <w:t xml:space="preserve"> </w:t>
@@ -4531,25 +4574,27 @@
           <w:rFonts w:ascii="Consolas" w:hAnsi="Consolas"/>
           <w:b/>
           <w:noProof/>
+          <w:highlight w:val="darkGreen"/>
         </w:rPr>
         <w:t>ArgumentException</w:t>
       </w:r>
       <w:r>
-        <w:t xml:space="preserve"> with </w:t>
-      </w:r>
-      <w:r>
-        <w:t xml:space="preserve">the </w:t>
-      </w:r>
-      <w:r>
-        <w:t>message</w:t>
-      </w:r>
-      <w:r>
-        <w:rPr>
+        <w:rPr>
+          <w:highlight w:val="darkGreen"/>
+        </w:rPr>
+        <w:t xml:space="preserve"> with the message</w:t>
+      </w:r>
+      <w:r>
+        <w:rPr>
+          <w:highlight w:val="darkGreen"/>
           <w:lang w:val="bg-BG"/>
         </w:rPr>
         <w:t>:</w:t>
       </w:r>
       <w:r>
+        <w:rPr>
+          <w:highlight w:val="darkGreen"/>
+        </w:rPr>
         <w:t xml:space="preserve"> </w:t>
       </w:r>
     </w:p>
@@ -4568,6 +4613,7 @@
       <w:r>
         <w:rPr>
           <w:bCs/>
+          <w:highlight w:val="darkGreen"/>
         </w:rPr>
         <w:t>"</w:t>
       </w:r>
@@ -4577,12 +4623,14 @@
           <w:b w:val="0"/>
           <w:bCs/>
           <w:color w:val="A31515"/>
+          <w:highlight w:val="darkGreen"/>
         </w:rPr>
         <w:t>Unknown guilds hold no place in this realm.</w:t>
       </w:r>
       <w:r>
         <w:rPr>
           <w:bCs/>
+          <w:highlight w:val="darkGreen"/>
         </w:rPr>
         <w:t>"</w:t>
       </w:r>
@@ -4594,8 +4642,14 @@
           <w:ilvl w:val="0"/>
           <w:numId w:val="30"/>
         </w:numPr>
-      </w:pPr>
-      <w:r>
+        <w:rPr>
+          <w:highlight w:val="darkGreen"/>
+        </w:rPr>
+      </w:pPr>
+      <w:r>
+        <w:rPr>
+          <w:highlight w:val="darkGreen"/>
+        </w:rPr>
         <w:t>Wealth</w:t>
       </w:r>
     </w:p>
@@ -4608,14 +4662,21 @@
         </w:numPr>
         <w:spacing w:before="0" w:after="0"/>
         <w:jc w:val="both"/>
-      </w:pPr>
-      <w:r>
+        <w:rPr>
+          <w:highlight w:val="darkGreen"/>
+        </w:rPr>
+      </w:pPr>
+      <w:r>
+        <w:rPr>
+          <w:highlight w:val="darkGreen"/>
+        </w:rPr>
         <w:t xml:space="preserve">Represents the guild’s </w:t>
       </w:r>
       <w:r>
         <w:rPr>
           <w:b/>
           <w:bCs/>
+          <w:highlight w:val="darkGreen"/>
         </w:rPr>
         <w:t>current gold reserves</w:t>
       </w:r>
@@ -4631,44 +4692,71 @@
         <w:jc w:val="both"/>
       </w:pPr>
       <w:r>
+        <w:rPr>
+          <w:highlight w:val="darkGreen"/>
+        </w:rPr>
         <w:t>The</w:t>
       </w:r>
       <w:r>
+        <w:rPr>
+          <w:highlight w:val="darkGreen"/>
+        </w:rPr>
         <w:t xml:space="preserve"> </w:t>
       </w:r>
       <w:r>
         <w:rPr>
           <w:b/>
           <w:bCs/>
+          <w:highlight w:val="darkGreen"/>
         </w:rPr>
         <w:t>initial value</w:t>
       </w:r>
       <w:r>
+        <w:rPr>
+          <w:highlight w:val="darkGreen"/>
+        </w:rPr>
         <w:t xml:space="preserve"> </w:t>
       </w:r>
       <w:r>
+        <w:rPr>
+          <w:highlight w:val="darkGreen"/>
+        </w:rPr>
         <w:t>must be set to</w:t>
       </w:r>
       <w:r>
+        <w:rPr>
+          <w:highlight w:val="darkGreen"/>
+        </w:rPr>
         <w:t xml:space="preserve"> </w:t>
       </w:r>
       <w:r>
         <w:rPr>
           <w:b/>
           <w:bCs/>
+          <w:highlight w:val="darkGreen"/>
         </w:rPr>
         <w:t>5000</w:t>
       </w:r>
       <w:r>
+        <w:rPr>
+          <w:highlight w:val="darkGreen"/>
+        </w:rPr>
         <w:t xml:space="preserve"> units of gold</w:t>
       </w:r>
       <w:r>
-        <w:t xml:space="preserve"> and </w:t>
-      </w:r>
-      <w:r>
-        <w:rPr>
-          <w:b/>
-          <w:bCs/>
+        <w:t xml:space="preserve"> </w:t>
+      </w:r>
+      <w:r>
+        <w:rPr>
+          <w:highlight w:val="darkGreen"/>
+        </w:rPr>
+        <w:t xml:space="preserve">and </w:t>
+      </w:r>
+      <w:r>
+        <w:rPr>
+          <w:b/>
+          <w:bCs/>
+          <w:highlight w:val="darkGreen"/>
         </w:rPr>
         <w:t>cannot drop below zero</w:t>
       </w:r>
@@ -4682,18 +4770,31 @@
         </w:numPr>
         <w:rPr>
           <w:rFonts w:asciiTheme="minorHAnsi" w:hAnsiTheme="minorHAnsi"/>
-        </w:rPr>
-      </w:pPr>
-      <w:r>
+          <w:highlight w:val="darkGreen"/>
+        </w:rPr>
+      </w:pPr>
+      <w:r>
+        <w:rPr>
+          <w:highlight w:val="darkGreen"/>
+        </w:rPr>
         <w:t>Legion</w:t>
       </w:r>
       <w:r>
+        <w:rPr>
+          <w:highlight w:val="darkGreen"/>
+        </w:rPr>
         <w:t xml:space="preserve"> – </w:t>
       </w:r>
       <w:r>
+        <w:rPr>
+          <w:highlight w:val="darkGreen"/>
+        </w:rPr>
         <w:t>IReadOnlyCollection</w:t>
       </w:r>
       <w:r>
+        <w:rPr>
+          <w:highlight w:val="darkGreen"/>
+        </w:rPr>
         <w:t>&lt;string&gt;</w:t>
       </w:r>
     </w:p>
@@ -4709,9 +4810,13 @@
         <w:rPr>
           <w:rFonts w:ascii="Consolas" w:hAnsi="Consolas"/>
           <w:bCs/>
-        </w:rPr>
-      </w:pPr>
-      <w:r>
+          <w:highlight w:val="darkGreen"/>
+        </w:rPr>
+      </w:pPr>
+      <w:r>
+        <w:rPr>
+          <w:highlight w:val="darkGreen"/>
+        </w:rPr>
         <w:t xml:space="preserve">Stores the </w:t>
       </w:r>
       <w:proofErr w:type="spellStart"/>
@@ -4719,6 +4824,7 @@
         <w:rPr>
           <w:b/>
           <w:bCs/>
+          <w:highlight w:val="darkGreen"/>
         </w:rPr>
         <w:t>RuneMarks</w:t>
       </w:r>
@@ -4727,13 +4833,20 @@
         <w:rPr>
           <w:b/>
           <w:bCs/>
+          <w:highlight w:val="darkGreen"/>
         </w:rPr>
         <w:t xml:space="preserve"> of all heroes</w:t>
       </w:r>
       <w:r>
+        <w:rPr>
+          <w:highlight w:val="darkGreen"/>
+        </w:rPr>
         <w:t xml:space="preserve"> who have sworn loyalty to this guild</w:t>
       </w:r>
       <w:r>
+        <w:rPr>
+          <w:highlight w:val="darkGreen"/>
+        </w:rPr>
         <w:t xml:space="preserve"> </w:t>
       </w:r>
     </w:p>
@@ -4749,25 +4862,39 @@
         <w:rPr>
           <w:rFonts w:ascii="Consolas" w:hAnsi="Consolas"/>
           <w:bCs/>
-        </w:rPr>
-      </w:pPr>
-      <w:r>
+          <w:highlight w:val="darkGreen"/>
+        </w:rPr>
+      </w:pPr>
+      <w:r>
+        <w:rPr>
+          <w:highlight w:val="darkGreen"/>
+        </w:rPr>
         <w:t xml:space="preserve">This </w:t>
       </w:r>
       <w:r>
         <w:rPr>
           <w:b/>
           <w:bCs/>
+          <w:highlight w:val="darkGreen"/>
         </w:rPr>
         <w:t>collection should be initialized as empty</w:t>
       </w:r>
       <w:r>
+        <w:rPr>
+          <w:highlight w:val="darkGreen"/>
+        </w:rPr>
         <w:t xml:space="preserve"> when the </w:t>
       </w:r>
       <w:r>
+        <w:rPr>
+          <w:highlight w:val="darkGreen"/>
+        </w:rPr>
         <w:t>guild</w:t>
       </w:r>
       <w:r>
+        <w:rPr>
+          <w:highlight w:val="darkGreen"/>
+        </w:rPr>
         <w:t xml:space="preserve"> is created</w:t>
       </w:r>
     </w:p>
@@ -4778,8 +4905,14 @@
           <w:ilvl w:val="0"/>
           <w:numId w:val="30"/>
         </w:numPr>
-      </w:pPr>
-      <w:r>
+        <w:rPr>
+          <w:highlight w:val="darkGreen"/>
+        </w:rPr>
+      </w:pPr>
+      <w:r>
+        <w:rPr>
+          <w:highlight w:val="darkGreen"/>
+        </w:rPr>
         <w:t>IsFallen</w:t>
       </w:r>
     </w:p>
@@ -4794,6 +4927,7 @@
           <w:rFonts w:asciiTheme="minorHAnsi" w:hAnsiTheme="minorHAnsi"/>
           <w:b w:val="0"/>
           <w:bCs/>
+          <w:highlight w:val="darkGreen"/>
         </w:rPr>
       </w:pPr>
       <w:r>
@@ -4801,12 +4935,14 @@
           <w:rFonts w:asciiTheme="minorHAnsi" w:hAnsiTheme="minorHAnsi"/>
           <w:b w:val="0"/>
           <w:bCs/>
+          <w:highlight w:val="darkGreen"/>
         </w:rPr>
         <w:t xml:space="preserve">Indicates </w:t>
       </w:r>
       <w:r>
         <w:rPr>
           <w:rFonts w:asciiTheme="minorHAnsi" w:hAnsiTheme="minorHAnsi"/>
+          <w:highlight w:val="darkGreen"/>
         </w:rPr>
         <w:t>whether</w:t>
       </w:r>
@@ -4815,6 +4951,7 @@
           <w:rFonts w:asciiTheme="minorHAnsi" w:hAnsiTheme="minorHAnsi"/>
           <w:b w:val="0"/>
           <w:bCs/>
+          <w:highlight w:val="darkGreen"/>
         </w:rPr>
         <w:t xml:space="preserve"> the </w:t>
       </w:r>
@@ -4823,6 +4960,7 @@
           <w:rFonts w:asciiTheme="minorHAnsi" w:hAnsiTheme="minorHAnsi"/>
           <w:b w:val="0"/>
           <w:bCs/>
+          <w:highlight w:val="darkGreen"/>
         </w:rPr>
         <w:t>guild</w:t>
       </w:r>
@@ -4831,12 +4969,14 @@
           <w:rFonts w:asciiTheme="minorHAnsi" w:hAnsiTheme="minorHAnsi"/>
           <w:b w:val="0"/>
           <w:bCs/>
+          <w:highlight w:val="darkGreen"/>
         </w:rPr>
         <w:t xml:space="preserve"> </w:t>
       </w:r>
       <w:r>
         <w:rPr>
           <w:rFonts w:asciiTheme="minorHAnsi" w:hAnsiTheme="minorHAnsi"/>
+          <w:highlight w:val="darkGreen"/>
         </w:rPr>
         <w:t>has fallen after losing a war</w:t>
       </w:r>
@@ -4845,6 +4985,7 @@
           <w:rFonts w:asciiTheme="minorHAnsi" w:hAnsiTheme="minorHAnsi"/>
           <w:b w:val="0"/>
           <w:bCs/>
+          <w:highlight w:val="darkGreen"/>
         </w:rPr>
         <w:t>.</w:t>
       </w:r>
@@ -4858,11 +4999,13 @@
         </w:numPr>
         <w:rPr>
           <w:rFonts w:asciiTheme="minorHAnsi" w:hAnsiTheme="minorHAnsi"/>
+          <w:highlight w:val="darkGreen"/>
         </w:rPr>
       </w:pPr>
       <w:r>
         <w:rPr>
           <w:rFonts w:asciiTheme="minorHAnsi" w:hAnsiTheme="minorHAnsi"/>
+          <w:highlight w:val="darkGreen"/>
         </w:rPr>
         <w:t>If true</w:t>
       </w:r>
@@ -4871,18 +5014,21 @@
           <w:rFonts w:asciiTheme="minorHAnsi" w:hAnsiTheme="minorHAnsi"/>
           <w:b w:val="0"/>
           <w:bCs/>
+          <w:highlight w:val="darkGreen"/>
         </w:rPr>
         <w:t xml:space="preserve">, the </w:t>
       </w:r>
       <w:r>
         <w:rPr>
           <w:rFonts w:asciiTheme="minorHAnsi" w:hAnsiTheme="minorHAnsi"/>
+          <w:highlight w:val="darkGreen"/>
         </w:rPr>
         <w:t>guild</w:t>
       </w:r>
       <w:r>
         <w:rPr>
           <w:rFonts w:asciiTheme="minorHAnsi" w:hAnsiTheme="minorHAnsi"/>
+          <w:highlight w:val="darkGreen"/>
         </w:rPr>
         <w:t xml:space="preserve"> can no longer recruit, train, or declare war</w:t>
       </w:r>
@@ -4940,6 +5086,7 @@
           <w:rFonts w:ascii="Consolas" w:hAnsi="Consolas"/>
           <w:noProof/>
           <w:szCs w:val="24"/>
+          <w:highlight w:val="darkGreen"/>
         </w:rPr>
         <w:t xml:space="preserve">void </w:t>
       </w:r>
@@ -4948,6 +5095,7 @@
           <w:rFonts w:ascii="Consolas" w:hAnsi="Consolas"/>
           <w:noProof/>
           <w:szCs w:val="24"/>
+          <w:highlight w:val="darkGreen"/>
         </w:rPr>
         <w:t>RecruitHero</w:t>
       </w:r>
@@ -4956,6 +5104,7 @@
           <w:rFonts w:ascii="Consolas" w:hAnsi="Consolas"/>
           <w:noProof/>
           <w:szCs w:val="24"/>
+          <w:highlight w:val="darkGreen"/>
         </w:rPr>
         <w:t>(</w:t>
       </w:r>
@@ -4964,6 +5113,7 @@
           <w:rFonts w:ascii="Consolas" w:hAnsi="Consolas"/>
           <w:noProof/>
           <w:szCs w:val="24"/>
+          <w:highlight w:val="darkGreen"/>
         </w:rPr>
         <w:t>IHero</w:t>
       </w:r>
@@ -4972,6 +5122,7 @@
           <w:rFonts w:ascii="Consolas" w:hAnsi="Consolas"/>
           <w:noProof/>
           <w:szCs w:val="24"/>
+          <w:highlight w:val="darkGreen"/>
         </w:rPr>
         <w:t xml:space="preserve"> </w:t>
       </w:r>
@@ -4980,6 +5131,7 @@
           <w:rFonts w:ascii="Consolas" w:hAnsi="Consolas"/>
           <w:noProof/>
           <w:szCs w:val="24"/>
+          <w:highlight w:val="darkGreen"/>
         </w:rPr>
         <w:t>hero</w:t>
       </w:r>
@@ -4988,25 +5140,36 @@
           <w:rFonts w:ascii="Consolas" w:hAnsi="Consolas"/>
           <w:noProof/>
           <w:szCs w:val="24"/>
+          <w:highlight w:val="darkGreen"/>
         </w:rPr>
         <w:t>)</w:t>
       </w:r>
     </w:p>
     <w:p>
-      <w:r>
-        <w:rPr>
-          <w:b/>
-          <w:bCs/>
+      <w:pPr>
+        <w:rPr>
+          <w:highlight w:val="darkGreen"/>
+        </w:rPr>
+      </w:pPr>
+      <w:r>
+        <w:rPr>
+          <w:b/>
+          <w:bCs/>
+          <w:highlight w:val="darkGreen"/>
         </w:rPr>
         <w:t>Adds</w:t>
       </w:r>
       <w:r>
+        <w:rPr>
+          <w:highlight w:val="darkGreen"/>
+        </w:rPr>
         <w:t xml:space="preserve"> the provided </w:t>
       </w:r>
       <w:r>
         <w:rPr>
           <w:b/>
           <w:bCs/>
+          <w:highlight w:val="darkGreen"/>
         </w:rPr>
         <w:t xml:space="preserve">hero’s </w:t>
       </w:r>
@@ -5015,21 +5178,29 @@
         <w:rPr>
           <w:b/>
           <w:bCs/>
+          <w:highlight w:val="darkGreen"/>
         </w:rPr>
         <w:t>RuneMark</w:t>
       </w:r>
       <w:proofErr w:type="spellEnd"/>
       <w:r>
+        <w:rPr>
+          <w:highlight w:val="darkGreen"/>
+        </w:rPr>
         <w:t xml:space="preserve"> to the guild’s </w:t>
       </w:r>
       <w:r>
         <w:rPr>
           <w:b/>
           <w:bCs/>
+          <w:highlight w:val="darkGreen"/>
         </w:rPr>
         <w:t>Legion</w:t>
       </w:r>
       <w:r>
+        <w:rPr>
+          <w:highlight w:val="darkGreen"/>
+        </w:rPr>
         <w:t>:</w:t>
       </w:r>
     </w:p>
@@ -5045,24 +5216,33 @@
           <w:rFonts w:asciiTheme="minorHAnsi" w:hAnsiTheme="minorHAnsi"/>
           <w:b w:val="0"/>
           <w:noProof w:val="0"/>
-        </w:rPr>
-      </w:pPr>
-      <w:r>
+          <w:highlight w:val="darkGreen"/>
+        </w:rPr>
+      </w:pPr>
+      <w:r>
+        <w:rPr>
+          <w:highlight w:val="darkGreen"/>
+        </w:rPr>
         <w:t xml:space="preserve">Recruiting a hero </w:t>
       </w:r>
       <w:r>
         <w:rPr>
           <w:b/>
           <w:bCs/>
+          <w:highlight w:val="darkGreen"/>
         </w:rPr>
         <w:t>costs 500 gold units</w:t>
       </w:r>
       <w:r>
+        <w:rPr>
+          <w:highlight w:val="darkGreen"/>
+        </w:rPr>
         <w:t xml:space="preserve">, which must be deducted from the guild’s </w:t>
       </w:r>
       <w:r>
         <w:rPr>
           <w:rStyle w:val="CodeChar"/>
+          <w:highlight w:val="darkGreen"/>
         </w:rPr>
         <w:t>Wealth</w:t>
       </w:r>
@@ -5074,14 +5254,21 @@
           <w:ilvl w:val="0"/>
           <w:numId w:val="76"/>
         </w:numPr>
-      </w:pPr>
-      <w:r>
+        <w:rPr>
+          <w:highlight w:val="darkGreen"/>
+        </w:rPr>
+      </w:pPr>
+      <w:r>
+        <w:rPr>
+          <w:highlight w:val="darkGreen"/>
+        </w:rPr>
         <w:t xml:space="preserve">The validation to ensure the guild has enough gold is </w:t>
       </w:r>
       <w:r>
         <w:rPr>
           <w:b/>
           <w:bCs/>
+          <w:highlight w:val="darkGreen"/>
         </w:rPr>
         <w:t>handled in the business logic</w:t>
       </w:r>
@@ -5093,6 +5280,7 @@
           <w:rFonts w:ascii="Consolas" w:hAnsi="Consolas"/>
           <w:noProof/>
           <w:szCs w:val="24"/>
+          <w:highlight w:val="darkGreen"/>
         </w:rPr>
       </w:pPr>
       <w:r>
@@ -5100,6 +5288,7 @@
           <w:rFonts w:ascii="Consolas" w:hAnsi="Consolas"/>
           <w:noProof/>
           <w:szCs w:val="24"/>
+          <w:highlight w:val="darkGreen"/>
         </w:rPr>
         <w:t>void Train</w:t>
       </w:r>
@@ -5108,6 +5297,7 @@
           <w:rFonts w:ascii="Consolas" w:hAnsi="Consolas"/>
           <w:noProof/>
           <w:szCs w:val="24"/>
+          <w:highlight w:val="darkGreen"/>
         </w:rPr>
         <w:t>Legion</w:t>
       </w:r>
@@ -5116,6 +5306,7 @@
           <w:rFonts w:ascii="Consolas" w:hAnsi="Consolas"/>
           <w:noProof/>
           <w:szCs w:val="24"/>
+          <w:highlight w:val="darkGreen"/>
         </w:rPr>
         <w:t>(</w:t>
       </w:r>
@@ -5124,6 +5315,7 @@
           <w:rFonts w:ascii="Consolas" w:hAnsi="Consolas"/>
           <w:noProof/>
           <w:szCs w:val="24"/>
+          <w:highlight w:val="darkGreen"/>
         </w:rPr>
         <w:t>ICollection&lt;IHero&gt; heroesToTrain</w:t>
       </w:r>
@@ -5132,6 +5324,7 @@
           <w:rFonts w:ascii="Consolas" w:hAnsi="Consolas"/>
           <w:noProof/>
           <w:szCs w:val="24"/>
+          <w:highlight w:val="darkGreen"/>
         </w:rPr>
         <w:t>)</w:t>
       </w:r>
@@ -5144,24 +5337,29 @@
         </w:rPr>
       </w:pPr>
       <w:r>
-        <w:t>D</w:t>
-      </w:r>
-      <w:r>
-        <w:t xml:space="preserve">educt </w:t>
-      </w:r>
-      <w:r>
-        <w:rPr>
-          <w:b/>
-          <w:bCs/>
+        <w:rPr>
+          <w:highlight w:val="darkGreen"/>
+        </w:rPr>
+        <w:t xml:space="preserve">Deduct </w:t>
+      </w:r>
+      <w:r>
+        <w:rPr>
+          <w:b/>
+          <w:bCs/>
+          <w:highlight w:val="darkGreen"/>
         </w:rPr>
         <w:t>200 gold</w:t>
       </w:r>
       <w:r>
+        <w:rPr>
+          <w:highlight w:val="darkGreen"/>
+        </w:rPr>
         <w:t xml:space="preserve"> from the guild’s </w:t>
       </w:r>
       <w:r>
         <w:rPr>
           <w:rStyle w:val="CodeChar"/>
+          <w:highlight w:val="darkGreen"/>
         </w:rPr>
         <w:t>Wealth</w:t>
       </w:r>
@@ -5169,45 +5367,54 @@
         <w:rPr>
           <w:b/>
           <w:bCs/>
-        </w:rPr>
-        <w:t xml:space="preserve"> </w:t>
-      </w:r>
-      <w:r>
-        <w:rPr>
-          <w:b/>
-          <w:bCs/>
-        </w:rPr>
-        <w:t>f</w:t>
-      </w:r>
-      <w:r>
-        <w:rPr>
-          <w:b/>
-          <w:bCs/>
+          <w:highlight w:val="darkGreen"/>
+        </w:rPr>
+        <w:t xml:space="preserve"> f</w:t>
+      </w:r>
+      <w:r>
+        <w:rPr>
+          <w:b/>
+          <w:bCs/>
+          <w:highlight w:val="darkGreen"/>
         </w:rPr>
         <w:t>or each hero</w:t>
       </w:r>
       <w:r>
+        <w:rPr>
+          <w:highlight w:val="darkGreen"/>
+        </w:rPr>
         <w:t xml:space="preserve"> i</w:t>
       </w:r>
       <w:r>
+        <w:rPr>
+          <w:highlight w:val="darkGreen"/>
+        </w:rPr>
         <w:t xml:space="preserve">n the </w:t>
       </w:r>
       <w:r>
         <w:rPr>
           <w:rStyle w:val="CodeChar"/>
+          <w:highlight w:val="darkGreen"/>
         </w:rPr>
         <w:t>heroesToTrain</w:t>
       </w:r>
       <w:r>
+        <w:rPr>
+          <w:highlight w:val="darkGreen"/>
+        </w:rPr>
         <w:t xml:space="preserve"> collection</w:t>
       </w:r>
       <w:r>
+        <w:rPr>
+          <w:highlight w:val="darkGreen"/>
+        </w:rPr>
         <w:t xml:space="preserve">, and </w:t>
       </w:r>
       <w:r>
         <w:rPr>
           <w:b/>
           <w:bCs/>
+          <w:highlight w:val="darkGreen"/>
         </w:rPr>
         <w:t xml:space="preserve">call each hero's </w:t>
       </w:r>
@@ -5215,6 +5422,7 @@
       <w:r>
         <w:rPr>
           <w:b/>
+          <w:highlight w:val="darkGreen"/>
         </w:rPr>
         <w:t>Train(</w:t>
       </w:r>
@@ -5222,10 +5430,14 @@
       <w:r>
         <w:rPr>
           <w:b/>
+          <w:highlight w:val="darkGreen"/>
         </w:rPr>
         <w:t>)</w:t>
       </w:r>
       <w:r>
+        <w:rPr>
+          <w:highlight w:val="darkGreen"/>
+        </w:rPr>
         <w:t xml:space="preserve"> method.</w:t>
       </w:r>
     </w:p>
@@ -5236,6 +5448,7 @@
           <w:rFonts w:ascii="Consolas" w:hAnsi="Consolas"/>
           <w:noProof/>
           <w:szCs w:val="24"/>
+          <w:highlight w:val="darkGreen"/>
         </w:rPr>
       </w:pPr>
       <w:r>
@@ -5243,6 +5456,7 @@
           <w:rFonts w:ascii="Consolas" w:hAnsi="Consolas"/>
           <w:noProof/>
           <w:szCs w:val="24"/>
+          <w:highlight w:val="darkGreen"/>
         </w:rPr>
         <w:t>void WinWar(int goldAmount)</w:t>
       </w:r>
@@ -5252,29 +5466,41 @@
         <w:rPr>
           <w:b/>
           <w:bCs/>
+          <w:highlight w:val="darkGreen"/>
         </w:rPr>
         <w:t>Increases</w:t>
       </w:r>
       <w:r>
+        <w:rPr>
+          <w:highlight w:val="darkGreen"/>
+        </w:rPr>
         <w:t xml:space="preserve"> the guild’s </w:t>
       </w:r>
       <w:r>
         <w:rPr>
           <w:rStyle w:val="CodeChar"/>
+          <w:highlight w:val="darkGreen"/>
         </w:rPr>
         <w:t>Wealth</w:t>
       </w:r>
       <w:r>
+        <w:rPr>
+          <w:highlight w:val="darkGreen"/>
+        </w:rPr>
         <w:t xml:space="preserve"> by the specified </w:t>
       </w:r>
       <w:r>
         <w:rPr>
           <w:b/>
           <w:bCs/>
+          <w:highlight w:val="darkGreen"/>
         </w:rPr>
         <w:t>amount of gold</w:t>
       </w:r>
       <w:r>
+        <w:rPr>
+          <w:highlight w:val="darkGreen"/>
+        </w:rPr>
         <w:t xml:space="preserve"> after a victorious war</w:t>
       </w:r>
     </w:p>
@@ -5285,6 +5511,7 @@
           <w:rFonts w:ascii="Consolas" w:hAnsi="Consolas"/>
           <w:noProof/>
           <w:szCs w:val="24"/>
+          <w:highlight w:val="darkGreen"/>
         </w:rPr>
       </w:pPr>
       <w:r>
@@ -5292,46 +5519,68 @@
           <w:rFonts w:ascii="Consolas" w:hAnsi="Consolas"/>
           <w:noProof/>
           <w:szCs w:val="24"/>
+          <w:highlight w:val="darkGreen"/>
         </w:rPr>
         <w:t>void LoseWar()</w:t>
       </w:r>
     </w:p>
     <w:p>
-      <w:r>
+      <w:pPr>
+        <w:rPr>
+          <w:highlight w:val="darkGreen"/>
+        </w:rPr>
+      </w:pPr>
+      <w:r>
+        <w:rPr>
+          <w:highlight w:val="darkGreen"/>
+        </w:rPr>
         <w:t xml:space="preserve">Triggers the fall of the guild - Sets </w:t>
       </w:r>
       <w:r>
         <w:rPr>
           <w:rStyle w:val="CodeChar"/>
+          <w:highlight w:val="darkGreen"/>
         </w:rPr>
         <w:t>IsFallen</w:t>
       </w:r>
       <w:r>
+        <w:rPr>
+          <w:highlight w:val="darkGreen"/>
+        </w:rPr>
         <w:t xml:space="preserve"> to </w:t>
       </w:r>
       <w:r>
         <w:rPr>
           <w:rStyle w:val="CodeChar"/>
+          <w:highlight w:val="darkGreen"/>
         </w:rPr>
         <w:t>true</w:t>
       </w:r>
     </w:p>
     <w:p>
       <w:r>
+        <w:rPr>
+          <w:highlight w:val="darkGreen"/>
+        </w:rPr>
         <w:t xml:space="preserve">Sets </w:t>
       </w:r>
       <w:r>
         <w:rPr>
           <w:rStyle w:val="CodeChar"/>
+          <w:highlight w:val="darkGreen"/>
         </w:rPr>
         <w:t>Wealth</w:t>
       </w:r>
       <w:r>
+        <w:rPr>
+          <w:highlight w:val="darkGreen"/>
+        </w:rPr>
         <w:t xml:space="preserve"> to </w:t>
       </w:r>
       <w:r>
         <w:rPr>
           <w:rStyle w:val="CodeChar"/>
+          <w:highlight w:val="darkGreen"/>
         </w:rPr>
         <w:t>0</w:t>
       </w:r>
@@ -5340,10 +5589,14 @@
       <w:pPr>
         <w:pStyle w:val="3"/>
         <w:rPr>
+          <w:highlight w:val="darkGreen"/>
           <w:lang w:val="bg-BG"/>
         </w:rPr>
       </w:pPr>
       <w:r>
+        <w:rPr>
+          <w:highlight w:val="darkGreen"/>
+        </w:rPr>
         <w:t>Constructor</w:t>
       </w:r>
     </w:p>
@@ -5351,12 +5604,14 @@
       <w:pPr>
         <w:rPr>
           <w:noProof/>
+          <w:highlight w:val="darkGreen"/>
           <w:lang w:val="bg-BG"/>
         </w:rPr>
       </w:pPr>
       <w:r>
         <w:rPr>
           <w:noProof/>
+          <w:highlight w:val="darkGreen"/>
           <w:lang w:val="en-GB"/>
         </w:rPr>
         <w:t xml:space="preserve">A </w:t>
@@ -5366,6 +5621,7 @@
           <w:rFonts w:ascii="Consolas" w:hAnsi="Consolas"/>
           <w:b/>
           <w:noProof/>
+          <w:highlight w:val="darkGreen"/>
           <w:lang w:val="en-GB"/>
         </w:rPr>
         <w:t>Guild</w:t>
@@ -5373,6 +5629,7 @@
       <w:r>
         <w:rPr>
           <w:noProof/>
+          <w:highlight w:val="darkGreen"/>
           <w:lang w:val="en-GB"/>
         </w:rPr>
         <w:t xml:space="preserve"> </w:t>
@@ -5380,6 +5637,7 @@
       <w:r>
         <w:rPr>
           <w:noProof/>
+          <w:highlight w:val="darkGreen"/>
           <w:lang w:val="en-GB"/>
         </w:rPr>
         <w:t xml:space="preserve">should take the following values upon initialization: </w:t>
@@ -5390,21 +5648,27 @@
         <w:pStyle w:val="Code"/>
         <w:rPr>
           <w:rStyle w:val="CodeChar"/>
+          <w:highlight w:val="darkGreen"/>
         </w:rPr>
       </w:pPr>
       <w:r>
         <w:rPr>
           <w:rStyle w:val="CodeChar"/>
           <w:color w:val="0000FF"/>
+          <w:highlight w:val="darkGreen"/>
         </w:rPr>
         <w:t>string</w:t>
       </w:r>
       <w:r>
+        <w:rPr>
+          <w:highlight w:val="darkGreen"/>
+        </w:rPr>
         <w:t xml:space="preserve"> </w:t>
       </w:r>
       <w:r>
         <w:rPr>
           <w:rStyle w:val="CodeChar"/>
+          <w:highlight w:val="darkGreen"/>
         </w:rPr>
         <w:t>name</w:t>
       </w:r>
@@ -5418,6 +5682,7 @@
         </w:numPr>
         <w:rPr>
           <w:noProof/>
+          <w:highlight w:val="darkGreen"/>
           <w:lang w:val="en-GB"/>
         </w:rPr>
       </w:pPr>
@@ -5425,18 +5690,21 @@
       <w:r>
         <w:rPr>
           <w:noProof/>
+          <w:highlight w:val="darkGreen"/>
         </w:rPr>
         <w:t xml:space="preserve">Initializes </w:t>
       </w:r>
       <w:r>
         <w:rPr>
           <w:rStyle w:val="CodeChar"/>
+          <w:highlight w:val="darkGreen"/>
         </w:rPr>
         <w:t>Wealth</w:t>
       </w:r>
       <w:r>
         <w:rPr>
           <w:noProof/>
+          <w:highlight w:val="darkGreen"/>
         </w:rPr>
         <w:t xml:space="preserve"> to </w:t>
       </w:r>
@@ -5445,6 +5713,7 @@
           <w:b/>
           <w:bCs/>
           <w:noProof/>
+          <w:highlight w:val="darkGreen"/>
         </w:rPr>
         <w:t>5000</w:t>
       </w:r>
@@ -5453,12 +5722,14 @@
           <w:b/>
           <w:bCs/>
           <w:noProof/>
+          <w:highlight w:val="darkGreen"/>
         </w:rPr>
         <w:t xml:space="preserve"> </w:t>
       </w:r>
       <w:r>
         <w:rPr>
           <w:noProof/>
+          <w:highlight w:val="darkGreen"/>
         </w:rPr>
         <w:t>units of gold</w:t>
       </w:r>
@@ -5472,24 +5743,28 @@
         </w:numPr>
         <w:rPr>
           <w:noProof/>
+          <w:highlight w:val="darkGreen"/>
           <w:lang w:val="en-GB"/>
         </w:rPr>
       </w:pPr>
       <w:r>
         <w:rPr>
           <w:noProof/>
+          <w:highlight w:val="darkGreen"/>
         </w:rPr>
         <w:t xml:space="preserve">Initializes the </w:t>
       </w:r>
       <w:r>
         <w:rPr>
           <w:rStyle w:val="CodeChar"/>
+          <w:highlight w:val="darkGreen"/>
         </w:rPr>
         <w:t>Legion</w:t>
       </w:r>
       <w:r>
         <w:rPr>
           <w:noProof/>
+          <w:highlight w:val="darkGreen"/>
         </w:rPr>
         <w:t xml:space="preserve"> as an </w:t>
       </w:r>
@@ -5498,6 +5773,7 @@
           <w:b/>
           <w:bCs/>
           <w:noProof/>
+          <w:highlight w:val="darkGreen"/>
         </w:rPr>
         <w:t>empty collection</w:t>
       </w:r>
@@ -5511,24 +5787,28 @@
         </w:numPr>
         <w:rPr>
           <w:noProof/>
+          <w:highlight w:val="darkGreen"/>
           <w:lang w:val="en-GB"/>
         </w:rPr>
       </w:pPr>
       <w:r>
         <w:rPr>
           <w:noProof/>
+          <w:highlight w:val="darkGreen"/>
         </w:rPr>
         <w:t xml:space="preserve">Sets </w:t>
       </w:r>
       <w:r>
         <w:rPr>
           <w:rStyle w:val="CodeChar"/>
+          <w:highlight w:val="darkGreen"/>
         </w:rPr>
         <w:t>IsFallen</w:t>
       </w:r>
       <w:r>
         <w:rPr>
           <w:noProof/>
+          <w:highlight w:val="darkGreen"/>
         </w:rPr>
         <w:t xml:space="preserve"> to </w:t>
       </w:r>
@@ -5537,6 +5817,7 @@
           <w:b/>
           <w:bCs/>
           <w:noProof/>
+          <w:highlight w:val="darkGreen"/>
         </w:rPr>
         <w:t>false</w:t>
       </w:r>
@@ -5565,8 +5846,14 @@
     <w:p>
       <w:pPr>
         <w:jc w:val="both"/>
-      </w:pPr>
-      <w:r>
+        <w:rPr>
+          <w:highlight w:val="darkGreen"/>
+        </w:rPr>
+      </w:pPr>
+      <w:r>
+        <w:rPr>
+          <w:highlight w:val="darkGreen"/>
+        </w:rPr>
         <w:t xml:space="preserve">The </w:t>
       </w:r>
       <w:r>
@@ -5575,6 +5862,7 @@
           <w:b/>
           <w:bCs/>
           <w:noProof/>
+          <w:highlight w:val="darkGreen"/>
         </w:rPr>
         <w:t>Hero</w:t>
       </w:r>
@@ -5584,10 +5872,14 @@
           <w:b/>
           <w:bCs/>
           <w:noProof/>
+          <w:highlight w:val="darkGreen"/>
         </w:rPr>
         <w:t>Repository</w:t>
       </w:r>
       <w:r>
+        <w:rPr>
+          <w:highlight w:val="darkGreen"/>
+        </w:rPr>
         <w:t xml:space="preserve"> is an </w:t>
       </w:r>
       <w:r>
@@ -5596,8 +5888,9 @@
           <w:b/>
           <w:bCs/>
           <w:noProof/>
-        </w:rPr>
-        <w:t>IRepository</w:t>
+          <w:highlight w:val="darkGreen"/>
+        </w:rPr>
+        <w:t>IRepository&lt;</w:t>
       </w:r>
       <w:r>
         <w:rPr>
@@ -5605,48 +5898,55 @@
           <w:b/>
           <w:bCs/>
           <w:noProof/>
-        </w:rPr>
-        <w:t>&lt;</w:t>
-      </w:r>
-      <w:r>
-        <w:rPr>
-          <w:rFonts w:ascii="Consolas" w:hAnsi="Consolas"/>
-          <w:b/>
-          <w:bCs/>
-          <w:noProof/>
+          <w:highlight w:val="darkGreen"/>
         </w:rPr>
         <w:t>IHero</w:t>
       </w:r>
       <w:r>
         <w:rPr>
           <w:b/>
+          <w:highlight w:val="darkGreen"/>
         </w:rPr>
         <w:t>&gt;. Collection</w:t>
       </w:r>
       <w:r>
+        <w:rPr>
+          <w:highlight w:val="darkGreen"/>
+        </w:rPr>
         <w:t xml:space="preserve"> of all existing </w:t>
       </w:r>
       <w:r>
         <w:rPr>
           <w:b/>
+          <w:highlight w:val="darkGreen"/>
         </w:rPr>
         <w:t>heroes</w:t>
       </w:r>
       <w:r>
         <w:rPr>
           <w:b/>
+          <w:highlight w:val="darkGreen"/>
         </w:rPr>
         <w:t xml:space="preserve"> in the application</w:t>
       </w:r>
       <w:r>
+        <w:rPr>
+          <w:highlight w:val="darkGreen"/>
+        </w:rPr>
         <w:t>.</w:t>
       </w:r>
     </w:p>
     <w:p>
       <w:pPr>
         <w:pStyle w:val="3"/>
-      </w:pPr>
-      <w:r>
+        <w:rPr>
+          <w:highlight w:val="darkGreen"/>
+        </w:rPr>
+      </w:pPr>
+      <w:r>
+        <w:rPr>
+          <w:highlight w:val="darkGreen"/>
+        </w:rPr>
         <w:t>Behavior</w:t>
       </w:r>
     </w:p>
@@ -5660,6 +5960,7 @@
           <w:color w:val="B2500E"/>
           <w:sz w:val="24"/>
           <w:szCs w:val="24"/>
+          <w:highlight w:val="darkGreen"/>
           <w:lang w:val="bg-BG"/>
         </w:rPr>
       </w:pPr>
@@ -5671,6 +5972,7 @@
           <w:color w:val="B2500E"/>
           <w:sz w:val="24"/>
           <w:szCs w:val="24"/>
+          <w:highlight w:val="darkGreen"/>
         </w:rPr>
         <w:t>void Add</w:t>
       </w:r>
@@ -5682,6 +5984,7 @@
           <w:color w:val="B2500E"/>
           <w:sz w:val="24"/>
           <w:szCs w:val="24"/>
+          <w:highlight w:val="darkGreen"/>
         </w:rPr>
         <w:t>Model</w:t>
       </w:r>
@@ -5693,6 +5996,7 @@
           <w:color w:val="B2500E"/>
           <w:sz w:val="24"/>
           <w:szCs w:val="24"/>
+          <w:highlight w:val="darkGreen"/>
         </w:rPr>
         <w:t>(</w:t>
       </w:r>
@@ -5704,6 +6008,7 @@
           <w:color w:val="B2500E"/>
           <w:sz w:val="24"/>
           <w:szCs w:val="24"/>
+          <w:highlight w:val="darkGreen"/>
         </w:rPr>
         <w:t>IHero</w:t>
       </w:r>
@@ -5715,6 +6020,7 @@
           <w:color w:val="B2500E"/>
           <w:sz w:val="24"/>
           <w:szCs w:val="24"/>
+          <w:highlight w:val="darkGreen"/>
         </w:rPr>
         <w:t xml:space="preserve"> </w:t>
       </w:r>
@@ -5726,6 +6032,7 @@
           <w:color w:val="B2500E"/>
           <w:sz w:val="24"/>
           <w:szCs w:val="24"/>
+          <w:highlight w:val="darkGreen"/>
         </w:rPr>
         <w:t>hero</w:t>
       </w:r>
@@ -5737,6 +6044,7 @@
           <w:color w:val="B2500E"/>
           <w:sz w:val="24"/>
           <w:szCs w:val="24"/>
+          <w:highlight w:val="darkGreen"/>
         </w:rPr>
         <w:t>)</w:t>
       </w:r>
@@ -5749,16 +6057,23 @@
           <w:numId w:val="33"/>
         </w:numPr>
         <w:jc w:val="both"/>
-      </w:pPr>
-      <w:r>
-        <w:rPr>
-          <w:b/>
-          <w:bCs/>
+        <w:rPr>
+          <w:highlight w:val="darkGreen"/>
+        </w:rPr>
+      </w:pPr>
+      <w:r>
+        <w:rPr>
+          <w:b/>
+          <w:bCs/>
+          <w:highlight w:val="darkGreen"/>
         </w:rPr>
         <w:lastRenderedPageBreak/>
         <w:t>Adds the given hero</w:t>
       </w:r>
       <w:r>
+        <w:rPr>
+          <w:highlight w:val="darkGreen"/>
+        </w:rPr>
         <w:t xml:space="preserve"> to the repository</w:t>
       </w:r>
     </w:p>
@@ -5772,6 +6087,7 @@
           <w:color w:val="B2500E"/>
           <w:sz w:val="24"/>
           <w:szCs w:val="24"/>
+          <w:highlight w:val="darkGreen"/>
         </w:rPr>
       </w:pPr>
       <w:r>
@@ -5782,6 +6098,7 @@
           <w:color w:val="B2500E"/>
           <w:sz w:val="24"/>
           <w:szCs w:val="24"/>
+          <w:highlight w:val="darkGreen"/>
         </w:rPr>
         <w:t>IHero</w:t>
       </w:r>
@@ -5792,6 +6109,7 @@
           <w:color w:val="B2500E"/>
           <w:sz w:val="24"/>
           <w:szCs w:val="24"/>
+          <w:highlight w:val="darkGreen"/>
         </w:rPr>
         <w:t xml:space="preserve"> </w:t>
       </w:r>
@@ -5803,6 +6121,7 @@
           <w:color w:val="B2500E"/>
           <w:sz w:val="24"/>
           <w:szCs w:val="24"/>
+          <w:highlight w:val="darkGreen"/>
         </w:rPr>
         <w:t>GetModel</w:t>
       </w:r>
@@ -5814,8 +6133,9 @@
           <w:color w:val="B2500E"/>
           <w:sz w:val="24"/>
           <w:szCs w:val="24"/>
-        </w:rPr>
-        <w:t>(</w:t>
+          <w:highlight w:val="darkGreen"/>
+        </w:rPr>
+        <w:t xml:space="preserve">(string </w:t>
       </w:r>
       <w:r>
         <w:rPr>
@@ -5825,8 +6145,9 @@
           <w:color w:val="B2500E"/>
           <w:sz w:val="24"/>
           <w:szCs w:val="24"/>
-        </w:rPr>
-        <w:t xml:space="preserve">string </w:t>
+          <w:highlight w:val="darkGreen"/>
+        </w:rPr>
+        <w:t>runeMark</w:t>
       </w:r>
       <w:r>
         <w:rPr>
@@ -5836,17 +6157,7 @@
           <w:color w:val="B2500E"/>
           <w:sz w:val="24"/>
           <w:szCs w:val="24"/>
-        </w:rPr>
-        <w:t>runeMark</w:t>
-      </w:r>
-      <w:r>
-        <w:rPr>
-          <w:rFonts w:ascii="Consolas" w:eastAsiaTheme="majorEastAsia" w:hAnsi="Consolas" w:cstheme="majorBidi"/>
-          <w:b/>
-          <w:noProof/>
-          <w:color w:val="B2500E"/>
-          <w:sz w:val="24"/>
-          <w:szCs w:val="24"/>
+          <w:highlight w:val="darkGreen"/>
         </w:rPr>
         <w:t>)</w:t>
       </w:r>
@@ -5860,49 +6171,50 @@
         </w:numPr>
         <w:rPr>
           <w:noProof/>
-        </w:rPr>
-      </w:pPr>
-      <w:r>
-        <w:rPr>
-          <w:noProof/>
-        </w:rPr>
-        <w:t>Returns</w:t>
-      </w:r>
-      <w:r>
-        <w:rPr>
-          <w:noProof/>
+          <w:highlight w:val="darkGreen"/>
+        </w:rPr>
+      </w:pPr>
+      <w:r>
+        <w:rPr>
+          <w:noProof/>
+          <w:highlight w:val="darkGreen"/>
+        </w:rPr>
+        <w:t xml:space="preserve">Returns </w:t>
+      </w:r>
+      <w:r>
+        <w:rPr>
+          <w:noProof/>
+          <w:highlight w:val="darkGreen"/>
+        </w:rPr>
+        <w:t xml:space="preserve">the hero whose </w:t>
+      </w:r>
+      <w:r>
+        <w:rPr>
+          <w:rStyle w:val="CodeChar"/>
+          <w:highlight w:val="darkGreen"/>
+        </w:rPr>
+        <w:t>RuneMark</w:t>
+      </w:r>
+      <w:r>
+        <w:rPr>
+          <w:noProof/>
+          <w:highlight w:val="darkGreen"/>
         </w:rPr>
         <w:t xml:space="preserve"> </w:t>
       </w:r>
       <w:r>
         <w:rPr>
-          <w:noProof/>
-        </w:rPr>
-        <w:t xml:space="preserve">the hero whose </w:t>
-      </w:r>
-      <w:r>
-        <w:rPr>
-          <w:rStyle w:val="CodeChar"/>
-        </w:rPr>
-        <w:t>RuneMark</w:t>
-      </w:r>
-      <w:r>
-        <w:rPr>
-          <w:noProof/>
-        </w:rPr>
-        <w:t xml:space="preserve"> </w:t>
-      </w:r>
-      <w:r>
-        <w:rPr>
-          <w:b/>
-          <w:bCs/>
-          <w:noProof/>
+          <w:b/>
+          <w:bCs/>
+          <w:noProof/>
+          <w:highlight w:val="darkGreen"/>
         </w:rPr>
         <w:t>matches</w:t>
       </w:r>
       <w:r>
         <w:rPr>
           <w:noProof/>
+          <w:highlight w:val="darkGreen"/>
         </w:rPr>
         <w:t xml:space="preserve"> the given parameter</w:t>
       </w:r>
@@ -5916,11 +6228,13 @@
         </w:numPr>
         <w:rPr>
           <w:noProof/>
-        </w:rPr>
-      </w:pPr>
-      <w:r>
-        <w:rPr>
-          <w:noProof/>
+          <w:highlight w:val="darkGreen"/>
+        </w:rPr>
+      </w:pPr>
+      <w:r>
+        <w:rPr>
+          <w:noProof/>
+          <w:highlight w:val="darkGreen"/>
         </w:rPr>
         <w:t xml:space="preserve">If </w:t>
       </w:r>
@@ -5929,6 +6243,7 @@
           <w:b/>
           <w:bCs/>
           <w:noProof/>
+          <w:highlight w:val="darkGreen"/>
         </w:rPr>
         <w:t xml:space="preserve">no such </w:t>
       </w:r>
@@ -5937,6 +6252,7 @@
           <w:b/>
           <w:bCs/>
           <w:noProof/>
+          <w:highlight w:val="darkGreen"/>
         </w:rPr>
         <w:t>hero</w:t>
       </w:r>
@@ -5945,12 +6261,14 @@
           <w:b/>
           <w:bCs/>
           <w:noProof/>
+          <w:highlight w:val="darkGreen"/>
         </w:rPr>
         <w:t xml:space="preserve"> is found</w:t>
       </w:r>
       <w:r>
         <w:rPr>
           <w:noProof/>
+          <w:highlight w:val="darkGreen"/>
         </w:rPr>
         <w:t>,</w:t>
       </w:r>
@@ -5959,16 +6277,9 @@
           <w:b/>
           <w:bCs/>
           <w:noProof/>
-        </w:rPr>
-        <w:t xml:space="preserve"> returns </w:t>
-      </w:r>
-      <w:r>
-        <w:rPr>
-          <w:b/>
-          <w:bCs/>
-          <w:noProof/>
-        </w:rPr>
-        <w:t>null</w:t>
+          <w:highlight w:val="darkGreen"/>
+        </w:rPr>
+        <w:t xml:space="preserve"> returns null</w:t>
       </w:r>
     </w:p>
     <w:p>
@@ -5981,6 +6292,7 @@
           <w:color w:val="B2500E"/>
           <w:sz w:val="24"/>
           <w:szCs w:val="24"/>
+          <w:highlight w:val="darkGreen"/>
         </w:rPr>
       </w:pPr>
       <w:r>
@@ -5991,6 +6303,7 @@
           <w:color w:val="B2500E"/>
           <w:sz w:val="24"/>
           <w:szCs w:val="24"/>
+          <w:highlight w:val="darkGreen"/>
         </w:rPr>
         <w:t>IReadOnlyCollection&lt;IHero&gt;</w:t>
       </w:r>
@@ -6001,6 +6314,7 @@
           <w:color w:val="B2500E"/>
           <w:sz w:val="24"/>
           <w:szCs w:val="24"/>
+          <w:highlight w:val="darkGreen"/>
         </w:rPr>
         <w:t xml:space="preserve"> </w:t>
       </w:r>
@@ -6012,6 +6326,7 @@
           <w:color w:val="B2500E"/>
           <w:sz w:val="24"/>
           <w:szCs w:val="24"/>
+          <w:highlight w:val="darkGreen"/>
         </w:rPr>
         <w:t>GetAll</w:t>
       </w:r>
@@ -6023,6 +6338,7 @@
           <w:color w:val="B2500E"/>
           <w:sz w:val="24"/>
           <w:szCs w:val="24"/>
+          <w:highlight w:val="darkGreen"/>
         </w:rPr>
         <w:t>()</w:t>
       </w:r>
@@ -6036,13 +6352,15 @@
         </w:numPr>
         <w:rPr>
           <w:noProof/>
-        </w:rPr>
-      </w:pPr>
-      <w:r>
-        <w:rPr>
-          <w:b/>
-          <w:bCs/>
-          <w:noProof/>
+          <w:highlight w:val="darkGreen"/>
+        </w:rPr>
+      </w:pPr>
+      <w:r>
+        <w:rPr>
+          <w:b/>
+          <w:bCs/>
+          <w:noProof/>
+          <w:highlight w:val="darkGreen"/>
         </w:rPr>
         <w:t>Returns all heroes currently stored in the repository</w:t>
       </w:r>
@@ -6052,17 +6370,20 @@
         <w:pStyle w:val="2"/>
         <w:rPr>
           <w:noProof/>
-        </w:rPr>
-      </w:pPr>
-      <w:r>
-        <w:rPr>
-          <w:noProof/>
+          <w:highlight w:val="darkGreen"/>
+        </w:rPr>
+      </w:pPr>
+      <w:r>
+        <w:rPr>
+          <w:noProof/>
+          <w:highlight w:val="darkGreen"/>
         </w:rPr>
         <w:t>Guild</w:t>
       </w:r>
       <w:r>
         <w:rPr>
           <w:noProof/>
+          <w:highlight w:val="darkGreen"/>
         </w:rPr>
         <w:t>Repository</w:t>
       </w:r>
@@ -6070,8 +6391,14 @@
     <w:p>
       <w:pPr>
         <w:jc w:val="both"/>
-      </w:pPr>
-      <w:r>
+        <w:rPr>
+          <w:highlight w:val="darkGreen"/>
+        </w:rPr>
+      </w:pPr>
+      <w:r>
+        <w:rPr>
+          <w:highlight w:val="darkGreen"/>
+        </w:rPr>
         <w:t xml:space="preserve">The </w:t>
       </w:r>
       <w:r>
@@ -6080,10 +6407,14 @@
           <w:b/>
           <w:bCs/>
           <w:noProof/>
+          <w:highlight w:val="darkGreen"/>
         </w:rPr>
         <w:t>GuildRepository</w:t>
       </w:r>
       <w:r>
+        <w:rPr>
+          <w:highlight w:val="darkGreen"/>
+        </w:rPr>
         <w:t xml:space="preserve"> is an </w:t>
       </w:r>
       <w:r>
@@ -6092,8 +6423,9 @@
           <w:b/>
           <w:bCs/>
           <w:noProof/>
-        </w:rPr>
-        <w:t>IRepository</w:t>
+          <w:highlight w:val="darkGreen"/>
+        </w:rPr>
+        <w:t>IRepository&lt;</w:t>
       </w:r>
       <w:r>
         <w:rPr>
@@ -6101,48 +6433,55 @@
           <w:b/>
           <w:bCs/>
           <w:noProof/>
-        </w:rPr>
-        <w:t>&lt;</w:t>
-      </w:r>
-      <w:r>
-        <w:rPr>
-          <w:rFonts w:ascii="Consolas" w:hAnsi="Consolas"/>
-          <w:b/>
-          <w:bCs/>
-          <w:noProof/>
+          <w:highlight w:val="darkGreen"/>
         </w:rPr>
         <w:t>IGuild</w:t>
       </w:r>
       <w:r>
         <w:rPr>
           <w:b/>
+          <w:highlight w:val="darkGreen"/>
         </w:rPr>
         <w:t>&gt;. Collection</w:t>
       </w:r>
       <w:r>
+        <w:rPr>
+          <w:highlight w:val="darkGreen"/>
+        </w:rPr>
         <w:t xml:space="preserve"> of all existing </w:t>
       </w:r>
       <w:r>
         <w:rPr>
           <w:b/>
+          <w:highlight w:val="darkGreen"/>
         </w:rPr>
         <w:t>guilds</w:t>
       </w:r>
       <w:r>
         <w:rPr>
           <w:b/>
+          <w:highlight w:val="darkGreen"/>
         </w:rPr>
         <w:t xml:space="preserve"> in the application</w:t>
       </w:r>
       <w:r>
+        <w:rPr>
+          <w:highlight w:val="darkGreen"/>
+        </w:rPr>
         <w:t>.</w:t>
       </w:r>
     </w:p>
     <w:p>
       <w:pPr>
         <w:pStyle w:val="3"/>
-      </w:pPr>
-      <w:r>
+        <w:rPr>
+          <w:highlight w:val="darkGreen"/>
+        </w:rPr>
+      </w:pPr>
+      <w:r>
+        <w:rPr>
+          <w:highlight w:val="darkGreen"/>
+        </w:rPr>
         <w:t>Behavior</w:t>
       </w:r>
     </w:p>
@@ -6156,6 +6495,7 @@
           <w:color w:val="B2500E"/>
           <w:sz w:val="24"/>
           <w:szCs w:val="24"/>
+          <w:highlight w:val="darkGreen"/>
           <w:lang w:val="bg-BG"/>
         </w:rPr>
       </w:pPr>
@@ -6167,6 +6507,7 @@
           <w:color w:val="B2500E"/>
           <w:sz w:val="24"/>
           <w:szCs w:val="24"/>
+          <w:highlight w:val="darkGreen"/>
         </w:rPr>
         <w:t>void Add</w:t>
       </w:r>
@@ -6178,6 +6519,7 @@
           <w:color w:val="B2500E"/>
           <w:sz w:val="24"/>
           <w:szCs w:val="24"/>
+          <w:highlight w:val="darkGreen"/>
         </w:rPr>
         <w:t>Model</w:t>
       </w:r>
@@ -6189,6 +6531,7 @@
           <w:color w:val="B2500E"/>
           <w:sz w:val="24"/>
           <w:szCs w:val="24"/>
+          <w:highlight w:val="darkGreen"/>
         </w:rPr>
         <w:t>(</w:t>
       </w:r>
@@ -6200,6 +6543,7 @@
           <w:color w:val="B2500E"/>
           <w:sz w:val="24"/>
           <w:szCs w:val="24"/>
+          <w:highlight w:val="darkGreen"/>
         </w:rPr>
         <w:t>IGuild</w:t>
       </w:r>
@@ -6211,6 +6555,7 @@
           <w:color w:val="B2500E"/>
           <w:sz w:val="24"/>
           <w:szCs w:val="24"/>
+          <w:highlight w:val="darkGreen"/>
         </w:rPr>
         <w:t xml:space="preserve"> </w:t>
       </w:r>
@@ -6222,6 +6567,7 @@
           <w:color w:val="B2500E"/>
           <w:sz w:val="24"/>
           <w:szCs w:val="24"/>
+          <w:highlight w:val="darkGreen"/>
         </w:rPr>
         <w:t>guild</w:t>
       </w:r>
@@ -6233,6 +6579,7 @@
           <w:color w:val="B2500E"/>
           <w:sz w:val="24"/>
           <w:szCs w:val="24"/>
+          <w:highlight w:val="darkGreen"/>
         </w:rPr>
         <w:t>)</w:t>
       </w:r>
@@ -6245,15 +6592,22 @@
           <w:numId w:val="33"/>
         </w:numPr>
         <w:jc w:val="both"/>
-      </w:pPr>
-      <w:r>
-        <w:rPr>
-          <w:b/>
-          <w:bCs/>
+        <w:rPr>
+          <w:highlight w:val="darkGreen"/>
+        </w:rPr>
+      </w:pPr>
+      <w:r>
+        <w:rPr>
+          <w:b/>
+          <w:bCs/>
+          <w:highlight w:val="darkGreen"/>
         </w:rPr>
         <w:t>Adds the given guild</w:t>
       </w:r>
       <w:r>
+        <w:rPr>
+          <w:highlight w:val="darkGreen"/>
+        </w:rPr>
         <w:t xml:space="preserve"> to the repository</w:t>
       </w:r>
     </w:p>
@@ -6267,6 +6621,7 @@
           <w:color w:val="B2500E"/>
           <w:sz w:val="24"/>
           <w:szCs w:val="24"/>
+          <w:highlight w:val="darkGreen"/>
         </w:rPr>
       </w:pPr>
       <w:r>
@@ -6277,6 +6632,7 @@
           <w:color w:val="B2500E"/>
           <w:sz w:val="24"/>
           <w:szCs w:val="24"/>
+          <w:highlight w:val="darkGreen"/>
         </w:rPr>
         <w:t>IGuild</w:t>
       </w:r>
@@ -6287,6 +6643,7 @@
           <w:color w:val="B2500E"/>
           <w:sz w:val="24"/>
           <w:szCs w:val="24"/>
+          <w:highlight w:val="darkGreen"/>
         </w:rPr>
         <w:t xml:space="preserve"> </w:t>
       </w:r>
@@ -6298,6 +6655,7 @@
           <w:color w:val="B2500E"/>
           <w:sz w:val="24"/>
           <w:szCs w:val="24"/>
+          <w:highlight w:val="darkGreen"/>
         </w:rPr>
         <w:t>Get</w:t>
       </w:r>
@@ -6309,6 +6667,7 @@
           <w:color w:val="B2500E"/>
           <w:sz w:val="24"/>
           <w:szCs w:val="24"/>
+          <w:highlight w:val="darkGreen"/>
         </w:rPr>
         <w:t>Model</w:t>
       </w:r>
@@ -6320,8 +6679,9 @@
           <w:color w:val="B2500E"/>
           <w:sz w:val="24"/>
           <w:szCs w:val="24"/>
-        </w:rPr>
-        <w:t>(</w:t>
+          <w:highlight w:val="darkGreen"/>
+        </w:rPr>
+        <w:t xml:space="preserve">(string </w:t>
       </w:r>
       <w:r>
         <w:rPr>
@@ -6331,8 +6691,9 @@
           <w:color w:val="B2500E"/>
           <w:sz w:val="24"/>
           <w:szCs w:val="24"/>
-        </w:rPr>
-        <w:t xml:space="preserve">string </w:t>
+          <w:highlight w:val="darkGreen"/>
+        </w:rPr>
+        <w:t>guildName</w:t>
       </w:r>
       <w:r>
         <w:rPr>
@@ -6342,17 +6703,7 @@
           <w:color w:val="B2500E"/>
           <w:sz w:val="24"/>
           <w:szCs w:val="24"/>
-        </w:rPr>
-        <w:t>guildName</w:t>
-      </w:r>
-      <w:r>
-        <w:rPr>
-          <w:rFonts w:ascii="Consolas" w:eastAsiaTheme="majorEastAsia" w:hAnsi="Consolas" w:cstheme="majorBidi"/>
-          <w:b/>
-          <w:noProof/>
-          <w:color w:val="B2500E"/>
-          <w:sz w:val="24"/>
-          <w:szCs w:val="24"/>
+          <w:highlight w:val="darkGreen"/>
         </w:rPr>
         <w:t>)</w:t>
       </w:r>
@@ -6366,17 +6717,20 @@
         </w:numPr>
         <w:rPr>
           <w:noProof/>
-        </w:rPr>
-      </w:pPr>
-      <w:r>
-        <w:rPr>
-          <w:noProof/>
+          <w:highlight w:val="darkGreen"/>
+        </w:rPr>
+      </w:pPr>
+      <w:r>
+        <w:rPr>
+          <w:noProof/>
+          <w:highlight w:val="darkGreen"/>
         </w:rPr>
         <w:t xml:space="preserve">Returns </w:t>
       </w:r>
       <w:r>
         <w:rPr>
           <w:noProof/>
+          <w:highlight w:val="darkGreen"/>
         </w:rPr>
         <w:t xml:space="preserve">the guild with a </w:t>
       </w:r>
@@ -6385,12 +6739,14 @@
           <w:b/>
           <w:bCs/>
           <w:noProof/>
+          <w:highlight w:val="darkGreen"/>
         </w:rPr>
         <w:t>name matching</w:t>
       </w:r>
       <w:r>
         <w:rPr>
           <w:noProof/>
+          <w:highlight w:val="darkGreen"/>
         </w:rPr>
         <w:t xml:space="preserve"> the given parameter</w:t>
       </w:r>
@@ -6405,29 +6761,28 @@
         <w:rPr>
           <w:b/>
           <w:bCs/>
-        </w:rPr>
-      </w:pPr>
-      <w:r>
+          <w:highlight w:val="darkGreen"/>
+        </w:rPr>
+      </w:pPr>
+      <w:r>
+        <w:rPr>
+          <w:highlight w:val="darkGreen"/>
+        </w:rPr>
         <w:t>If</w:t>
       </w:r>
       <w:r>
         <w:rPr>
           <w:b/>
           <w:bCs/>
-        </w:rPr>
-        <w:t xml:space="preserve"> </w:t>
-      </w:r>
-      <w:r>
-        <w:rPr>
-          <w:b/>
-          <w:bCs/>
-        </w:rPr>
-        <w:t xml:space="preserve">no such </w:t>
-      </w:r>
-      <w:r>
-        <w:rPr>
-          <w:b/>
-          <w:bCs/>
+          <w:highlight w:val="darkGreen"/>
+        </w:rPr>
+        <w:t xml:space="preserve"> no such </w:t>
+      </w:r>
+      <w:r>
+        <w:rPr>
+          <w:b/>
+          <w:bCs/>
+          <w:highlight w:val="darkGreen"/>
         </w:rPr>
         <w:t>guild</w:t>
       </w:r>
@@ -6435,22 +6790,9 @@
         <w:rPr>
           <w:b/>
           <w:bCs/>
-        </w:rPr>
-        <w:t xml:space="preserve"> is</w:t>
-      </w:r>
-      <w:r>
-        <w:rPr>
-          <w:b/>
-          <w:bCs/>
-        </w:rPr>
-        <w:t xml:space="preserve"> found, </w:t>
-      </w:r>
-      <w:r>
-        <w:rPr>
-          <w:b/>
-          <w:bCs/>
-        </w:rPr>
-        <w:t>returns null</w:t>
+          <w:highlight w:val="darkGreen"/>
+        </w:rPr>
+        <w:t xml:space="preserve"> is found, returns null</w:t>
       </w:r>
     </w:p>
     <w:p>
@@ -6463,6 +6805,7 @@
           <w:color w:val="B2500E"/>
           <w:sz w:val="24"/>
           <w:szCs w:val="24"/>
+          <w:highlight w:val="darkGreen"/>
         </w:rPr>
       </w:pPr>
       <w:r>
@@ -6473,6 +6816,7 @@
           <w:color w:val="B2500E"/>
           <w:sz w:val="24"/>
           <w:szCs w:val="24"/>
+          <w:highlight w:val="darkGreen"/>
         </w:rPr>
         <w:t>IReadOnlyCollection&lt;IGuild&gt;</w:t>
       </w:r>
@@ -6483,6 +6827,7 @@
           <w:color w:val="B2500E"/>
           <w:sz w:val="24"/>
           <w:szCs w:val="24"/>
+          <w:highlight w:val="darkGreen"/>
         </w:rPr>
         <w:t xml:space="preserve"> </w:t>
       </w:r>
@@ -6494,6 +6839,7 @@
           <w:color w:val="B2500E"/>
           <w:sz w:val="24"/>
           <w:szCs w:val="24"/>
+          <w:highlight w:val="darkGreen"/>
         </w:rPr>
         <w:t>GetAll</w:t>
       </w:r>
@@ -6505,6 +6851,7 @@
           <w:color w:val="B2500E"/>
           <w:sz w:val="24"/>
           <w:szCs w:val="24"/>
+          <w:highlight w:val="darkGreen"/>
         </w:rPr>
         <w:t>()</w:t>
       </w:r>
@@ -6518,15 +6865,44 @@
         </w:numPr>
         <w:rPr>
           <w:noProof/>
-        </w:rPr>
-      </w:pPr>
-      <w:r>
-        <w:rPr>
-          <w:b/>
-          <w:bCs/>
-          <w:noProof/>
+          <w:highlight w:val="darkGreen"/>
+        </w:rPr>
+      </w:pPr>
+      <w:r>
+        <w:rPr>
+          <w:b/>
+          <w:bCs/>
+          <w:noProof/>
+          <w:highlight w:val="darkGreen"/>
         </w:rPr>
         <w:t>Returns all guilds currently stored in the repository</w:t>
+      </w:r>
+    </w:p>
+    <w:p>
+      <w:pPr>
+        <w:rPr>
+          <w:noProof/>
+          <w:highlight w:val="darkGreen"/>
+        </w:rPr>
+      </w:pPr>
+    </w:p>
+    <w:p>
+      <w:pPr>
+        <w:rPr>
+          <w:noProof/>
+          <w:sz w:val="48"/>
+          <w:szCs w:val="48"/>
+          <w:highlight w:val="lightGray"/>
+        </w:rPr>
+      </w:pPr>
+      <w:r>
+        <w:rPr>
+          <w:noProof/>
+          <w:sz w:val="48"/>
+          <w:szCs w:val="48"/>
+          <w:highlight w:val="lightGray"/>
+        </w:rPr>
+        <w:t>42 / 50</w:t>
       </w:r>
     </w:p>
     <w:p>
@@ -6648,6 +7024,7 @@
         <w:rPr>
           <w:rFonts w:ascii="Calibri" w:eastAsia="Calibri" w:hAnsi="Calibri" w:cs="Arial"/>
           <w:noProof/>
+          <w:highlight w:val="darkGreen"/>
         </w:rPr>
         <w:t xml:space="preserve">The first interface is </w:t>
       </w:r>
@@ -6655,6 +7032,7 @@
         <w:rPr>
           <w:rFonts w:ascii="Calibri" w:eastAsia="Calibri" w:hAnsi="Calibri" w:cs="Arial"/>
           <w:noProof/>
+          <w:highlight w:val="darkGreen"/>
         </w:rPr>
         <w:t xml:space="preserve">the </w:t>
       </w:r>
@@ -6663,6 +7041,7 @@
           <w:rFonts w:ascii="Consolas" w:eastAsia="Calibri" w:hAnsi="Consolas" w:cs="Arial"/>
           <w:b/>
           <w:noProof/>
+          <w:highlight w:val="darkGreen"/>
         </w:rPr>
         <w:t>IController</w:t>
       </w:r>
@@ -6670,6 +7049,7 @@
         <w:rPr>
           <w:rFonts w:ascii="Calibri" w:eastAsia="Calibri" w:hAnsi="Calibri" w:cs="Arial"/>
           <w:noProof/>
+          <w:highlight w:val="darkGreen"/>
         </w:rPr>
         <w:t xml:space="preserve">. You must create a </w:t>
       </w:r>
@@ -6678,6 +7058,7 @@
           <w:rFonts w:ascii="Consolas" w:eastAsia="Calibri" w:hAnsi="Consolas" w:cs="Arial"/>
           <w:b/>
           <w:noProof/>
+          <w:highlight w:val="darkGreen"/>
         </w:rPr>
         <w:t>Controller</w:t>
       </w:r>
@@ -6688,6 +7069,7 @@
           <w:bCs/>
           <w:iCs/>
           <w:noProof/>
+          <w:highlight w:val="darkGreen"/>
         </w:rPr>
         <w:t xml:space="preserve"> </w:t>
       </w:r>
@@ -6695,6 +7077,7 @@
         <w:rPr>
           <w:rFonts w:ascii="Calibri" w:eastAsia="Calibri" w:hAnsi="Calibri" w:cs="Arial"/>
           <w:noProof/>
+          <w:highlight w:val="darkGreen"/>
         </w:rPr>
         <w:t xml:space="preserve">class, which implements the interface and implements all of its methods. The constructor of </w:t>
       </w:r>
@@ -6702,6 +7085,7 @@
         <w:rPr>
           <w:rFonts w:ascii="Calibri" w:eastAsia="Calibri" w:hAnsi="Calibri" w:cs="Arial"/>
           <w:noProof/>
+          <w:highlight w:val="darkGreen"/>
         </w:rPr>
         <w:t xml:space="preserve">the </w:t>
       </w:r>
@@ -6710,6 +7094,7 @@
           <w:rFonts w:ascii="Consolas" w:eastAsia="Calibri" w:hAnsi="Consolas" w:cs="Arial"/>
           <w:b/>
           <w:noProof/>
+          <w:highlight w:val="darkGreen"/>
         </w:rPr>
         <w:t>Controller</w:t>
       </w:r>
@@ -6718,6 +7103,7 @@
           <w:rFonts w:ascii="Calibri" w:eastAsia="Calibri" w:hAnsi="Calibri" w:cs="Arial"/>
           <w:b/>
           <w:noProof/>
+          <w:highlight w:val="darkGreen"/>
         </w:rPr>
         <w:t xml:space="preserve"> </w:t>
       </w:r>
@@ -6725,6 +7111,7 @@
         <w:rPr>
           <w:rFonts w:ascii="Calibri" w:eastAsia="Calibri" w:hAnsi="Calibri" w:cs="Arial"/>
           <w:noProof/>
+          <w:highlight w:val="darkGreen"/>
         </w:rPr>
         <w:t xml:space="preserve">does not take any arguments. The given methods should have the logic described for each in the Commands section. When you create the </w:t>
       </w:r>
@@ -6732,6 +7119,7 @@
         <w:rPr>
           <w:rFonts w:ascii="Consolas" w:eastAsia="Calibri" w:hAnsi="Consolas" w:cs="Arial"/>
           <w:b/>
+          <w:highlight w:val="darkGreen"/>
         </w:rPr>
         <w:t>Controller</w:t>
       </w:r>
@@ -6742,6 +7130,7 @@
           <w:bCs/>
           <w:iCs/>
           <w:noProof/>
+          <w:highlight w:val="darkGreen"/>
         </w:rPr>
         <w:t xml:space="preserve"> </w:t>
       </w:r>
@@ -6749,6 +7138,7 @@
         <w:rPr>
           <w:rFonts w:ascii="Calibri" w:eastAsia="Calibri" w:hAnsi="Calibri" w:cs="Arial"/>
           <w:noProof/>
+          <w:highlight w:val="darkGreen"/>
         </w:rPr>
         <w:t xml:space="preserve">class, go into the </w:t>
       </w:r>
@@ -6758,6 +7148,7 @@
           <w:b/>
           <w:bCs/>
           <w:noProof/>
+          <w:highlight w:val="darkGreen"/>
         </w:rPr>
         <w:t>Engine</w:t>
       </w:r>
@@ -6765,6 +7156,7 @@
         <w:rPr>
           <w:rFonts w:ascii="Calibri" w:eastAsia="Calibri" w:hAnsi="Calibri" w:cs="Arial"/>
           <w:noProof/>
+          <w:highlight w:val="darkGreen"/>
         </w:rPr>
         <w:t xml:space="preserve"> class constructor and uncomment the "</w:t>
       </w:r>
@@ -6776,6 +7168,7 @@
           <w:color w:val="0000FF"/>
           <w:sz w:val="19"/>
           <w:szCs w:val="19"/>
+          <w:highlight w:val="darkGreen"/>
           <w:lang w:val="bg-BG"/>
         </w:rPr>
         <w:t>this</w:t>
@@ -6786,6 +7179,7 @@
           <w:color w:val="000000"/>
           <w:sz w:val="19"/>
           <w:szCs w:val="19"/>
+          <w:highlight w:val="darkGreen"/>
           <w:lang w:val="bg-BG"/>
         </w:rPr>
         <w:t>.controller</w:t>
@@ -6798,6 +7192,7 @@
           <w:color w:val="000000"/>
           <w:sz w:val="19"/>
           <w:szCs w:val="19"/>
+          <w:highlight w:val="darkGreen"/>
           <w:lang w:val="bg-BG"/>
         </w:rPr>
         <w:t xml:space="preserve"> = </w:t>
@@ -6809,6 +7204,7 @@
           <w:color w:val="0000FF"/>
           <w:sz w:val="19"/>
           <w:szCs w:val="19"/>
+          <w:highlight w:val="darkGreen"/>
           <w:lang w:val="bg-BG"/>
         </w:rPr>
         <w:t>new</w:t>
@@ -6820,6 +7216,7 @@
           <w:color w:val="000000"/>
           <w:sz w:val="19"/>
           <w:szCs w:val="19"/>
+          <w:highlight w:val="darkGreen"/>
           <w:lang w:val="bg-BG"/>
         </w:rPr>
         <w:t xml:space="preserve"> </w:t>
@@ -6831,6 +7228,7 @@
           <w:color w:val="000000"/>
           <w:sz w:val="19"/>
           <w:szCs w:val="19"/>
+          <w:highlight w:val="darkGreen"/>
           <w:lang w:val="bg-BG"/>
         </w:rPr>
         <w:t>Controller</w:t>
@@ -6842,6 +7240,7 @@
           <w:color w:val="000000"/>
           <w:sz w:val="19"/>
           <w:szCs w:val="19"/>
+          <w:highlight w:val="darkGreen"/>
           <w:lang w:val="bg-BG"/>
         </w:rPr>
         <w:t>();</w:t>
@@ -6850,6 +7249,7 @@
         <w:rPr>
           <w:rFonts w:ascii="Calibri" w:eastAsia="Calibri" w:hAnsi="Calibri" w:cs="Arial"/>
           <w:noProof/>
+          <w:highlight w:val="darkGreen"/>
         </w:rPr>
         <w:t>" line.</w:t>
       </w:r>
@@ -6868,6 +7268,7 @@
           <w:color w:val="8F400B"/>
           <w:sz w:val="32"/>
           <w:szCs w:val="32"/>
+          <w:highlight w:val="darkGreen"/>
         </w:rPr>
       </w:pPr>
       <w:r>
@@ -6878,6 +7279,7 @@
           <w:color w:val="8F400B"/>
           <w:sz w:val="32"/>
           <w:szCs w:val="32"/>
+          <w:highlight w:val="darkGreen"/>
         </w:rPr>
         <w:t>Data</w:t>
       </w:r>
@@ -6887,12 +7289,14 @@
         <w:rPr>
           <w:rFonts w:ascii="Calibri" w:eastAsia="Calibri" w:hAnsi="Calibri" w:cs="Arial"/>
           <w:noProof/>
+          <w:highlight w:val="darkGreen"/>
         </w:rPr>
       </w:pPr>
       <w:r>
         <w:rPr>
           <w:rFonts w:ascii="Calibri" w:eastAsia="Calibri" w:hAnsi="Calibri" w:cs="Arial"/>
           <w:noProof/>
+          <w:highlight w:val="darkGreen"/>
         </w:rPr>
         <w:t xml:space="preserve">You need to keep track of some </w:t>
       </w:r>
@@ -6900,6 +7304,7 @@
         <w:rPr>
           <w:rFonts w:ascii="Calibri" w:eastAsia="Calibri" w:hAnsi="Calibri" w:cs="Arial"/>
           <w:noProof/>
+          <w:highlight w:val="darkGreen"/>
         </w:rPr>
         <w:t>collections</w:t>
       </w:r>
@@ -6907,6 +7312,7 @@
         <w:rPr>
           <w:rFonts w:ascii="Calibri" w:eastAsia="Calibri" w:hAnsi="Calibri" w:cs="Arial"/>
           <w:noProof/>
+          <w:highlight w:val="darkGreen"/>
         </w:rPr>
         <w:t xml:space="preserve">, </w:t>
       </w:r>
@@ -6914,6 +7320,7 @@
         <w:rPr>
           <w:rFonts w:ascii="Calibri" w:eastAsia="Calibri" w:hAnsi="Calibri" w:cs="Arial"/>
           <w:noProof/>
+          <w:highlight w:val="darkGreen"/>
         </w:rPr>
         <w:t>This</w:t>
       </w:r>
@@ -6921,6 +7328,7 @@
         <w:rPr>
           <w:rFonts w:ascii="Calibri" w:eastAsia="Calibri" w:hAnsi="Calibri" w:cs="Arial"/>
           <w:noProof/>
+          <w:highlight w:val="darkGreen"/>
         </w:rPr>
         <w:t xml:space="preserve"> is why you need </w:t>
       </w:r>
@@ -6928,6 +7336,7 @@
         <w:rPr>
           <w:rFonts w:ascii="Calibri" w:eastAsia="Calibri" w:hAnsi="Calibri" w:cs="Arial"/>
           <w:noProof/>
+          <w:highlight w:val="darkGreen"/>
         </w:rPr>
         <w:t>a</w:t>
       </w:r>
@@ -6935,6 +7344,7 @@
         <w:rPr>
           <w:rFonts w:ascii="Calibri" w:eastAsia="Calibri" w:hAnsi="Calibri" w:cs="Arial"/>
           <w:noProof/>
+          <w:highlight w:val="darkGreen"/>
         </w:rPr>
         <w:t xml:space="preserve"> private field in your controller class:</w:t>
       </w:r>
@@ -6945,6 +7355,7 @@
           <w:rFonts w:ascii="Calibri" w:eastAsia="SimSun" w:hAnsi="Calibri" w:cs="Times New Roman"/>
           <w:b/>
           <w:color w:val="B2500E"/>
+          <w:highlight w:val="darkGreen"/>
         </w:rPr>
       </w:pPr>
       <w:r>
@@ -6952,6 +7363,7 @@
           <w:rFonts w:ascii="Calibri" w:eastAsia="SimSun" w:hAnsi="Calibri" w:cs="Times New Roman"/>
           <w:b/>
           <w:color w:val="B2500E"/>
+          <w:highlight w:val="darkGreen"/>
         </w:rPr>
         <w:t>Example:</w:t>
       </w:r>
@@ -6964,13 +7376,16 @@
           <w:numId w:val="46"/>
         </w:numPr>
         <w:jc w:val="both"/>
+        <w:rPr>
+          <w:highlight w:val="darkGreen"/>
+        </w:rPr>
       </w:pPr>
       <w:r>
         <w:rPr>
           <w:rFonts w:ascii="Consolas" w:eastAsia="Calibri" w:hAnsi="Consolas" w:cs="Arial"/>
           <w:b/>
           <w:noProof/>
-          <w:highlight w:val="green"/>
+          <w:highlight w:val="darkGreen"/>
         </w:rPr>
         <w:t>heroes</w:t>
       </w:r>
@@ -6979,7 +7394,7 @@
           <w:rFonts w:ascii="Consolas" w:eastAsia="Calibri" w:hAnsi="Consolas" w:cs="Arial"/>
           <w:b/>
           <w:noProof/>
-          <w:highlight w:val="green"/>
+          <w:highlight w:val="darkGreen"/>
         </w:rPr>
         <w:t xml:space="preserve"> </w:t>
       </w:r>
@@ -6988,7 +7403,7 @@
           <w:rFonts w:ascii="Consolas" w:eastAsia="Calibri" w:hAnsi="Consolas" w:cs="Arial"/>
           <w:b/>
           <w:noProof/>
-          <w:highlight w:val="green"/>
+          <w:highlight w:val="darkGreen"/>
         </w:rPr>
         <w:t>–</w:t>
       </w:r>
@@ -6997,7 +7412,7 @@
           <w:rFonts w:ascii="Consolas" w:eastAsia="Calibri" w:hAnsi="Consolas" w:cs="Arial"/>
           <w:b/>
           <w:noProof/>
-          <w:highlight w:val="green"/>
+          <w:highlight w:val="darkGreen"/>
         </w:rPr>
         <w:t xml:space="preserve"> </w:t>
       </w:r>
@@ -7006,7 +7421,7 @@
           <w:rFonts w:ascii="Consolas" w:eastAsia="Calibri" w:hAnsi="Consolas" w:cs="Arial"/>
           <w:b/>
           <w:noProof/>
-          <w:highlight w:val="green"/>
+          <w:highlight w:val="darkGreen"/>
         </w:rPr>
         <w:t>Heroe</w:t>
       </w:r>
@@ -7015,7 +7430,7 @@
           <w:rFonts w:ascii="Consolas" w:eastAsia="Calibri" w:hAnsi="Consolas" w:cs="Arial"/>
           <w:b/>
           <w:noProof/>
-          <w:highlight w:val="green"/>
+          <w:highlight w:val="darkGreen"/>
         </w:rPr>
         <w:t>Repository</w:t>
       </w:r>
@@ -7024,6 +7439,7 @@
           <w:rFonts w:ascii="Consolas" w:eastAsia="Calibri" w:hAnsi="Consolas" w:cs="Arial"/>
           <w:b/>
           <w:noProof/>
+          <w:highlight w:val="darkGreen"/>
         </w:rPr>
         <w:t xml:space="preserve"> </w:t>
       </w:r>
@@ -7036,13 +7452,16 @@
           <w:numId w:val="46"/>
         </w:numPr>
         <w:jc w:val="both"/>
+        <w:rPr>
+          <w:highlight w:val="darkGreen"/>
+        </w:rPr>
       </w:pPr>
       <w:r>
         <w:rPr>
           <w:rFonts w:ascii="Consolas" w:eastAsia="Calibri" w:hAnsi="Consolas" w:cs="Arial"/>
           <w:b/>
           <w:noProof/>
-          <w:highlight w:val="green"/>
+          <w:highlight w:val="darkGreen"/>
         </w:rPr>
         <w:t>guilds</w:t>
       </w:r>
@@ -7051,7 +7470,7 @@
           <w:rFonts w:ascii="Consolas" w:eastAsia="Calibri" w:hAnsi="Consolas" w:cs="Arial"/>
           <w:b/>
           <w:noProof/>
-          <w:highlight w:val="green"/>
+          <w:highlight w:val="darkGreen"/>
         </w:rPr>
         <w:t xml:space="preserve"> – </w:t>
       </w:r>
@@ -7060,7 +7479,7 @@
           <w:rFonts w:ascii="Consolas" w:eastAsia="Calibri" w:hAnsi="Consolas" w:cs="Arial"/>
           <w:b/>
           <w:noProof/>
-          <w:highlight w:val="green"/>
+          <w:highlight w:val="darkGreen"/>
         </w:rPr>
         <w:t>Guild</w:t>
       </w:r>
@@ -7069,7 +7488,7 @@
           <w:rFonts w:ascii="Consolas" w:eastAsia="Calibri" w:hAnsi="Consolas" w:cs="Arial"/>
           <w:b/>
           <w:noProof/>
-          <w:highlight w:val="green"/>
+          <w:highlight w:val="darkGreen"/>
         </w:rPr>
         <w:t>Repository</w:t>
       </w:r>
@@ -7080,13 +7499,16 @@
         <w:rPr>
           <w:b/>
           <w:bCs/>
-        </w:rPr>
-      </w:pPr>
-      <w:r>
-        <w:rPr>
-          <w:b/>
-          <w:bCs/>
-        </w:rPr>
+          <w:highlight w:val="darkGreen"/>
+        </w:rPr>
+      </w:pPr>
+      <w:r>
+        <w:rPr>
+          <w:b/>
+          <w:bCs/>
+          <w:highlight w:val="darkGreen"/>
+        </w:rPr>
+        <w:lastRenderedPageBreak/>
         <w:t>NOTES:</w:t>
       </w:r>
     </w:p>
@@ -7098,33 +7520,35 @@
           <w:numId w:val="33"/>
         </w:numPr>
         <w:jc w:val="both"/>
-      </w:pPr>
-      <w:r>
-        <w:rPr>
-          <w:b/>
-          <w:bCs/>
+        <w:rPr>
+          <w:highlight w:val="darkGreen"/>
+        </w:rPr>
+      </w:pPr>
+      <w:r>
+        <w:rPr>
+          <w:b/>
+          <w:bCs/>
+          <w:highlight w:val="darkGreen"/>
         </w:rPr>
         <w:t>Stick to the assigned types</w:t>
       </w:r>
       <w:r>
+        <w:rPr>
+          <w:highlight w:val="darkGreen"/>
+        </w:rPr>
         <w:t xml:space="preserve">. </w:t>
       </w:r>
       <w:r>
-        <w:t>Y</w:t>
-      </w:r>
-      <w:r>
-        <w:t xml:space="preserve">ou can name </w:t>
-      </w:r>
-      <w:r>
-        <w:t>the collections</w:t>
-      </w:r>
-      <w:r>
-        <w:t xml:space="preserve"> as you like, </w:t>
-      </w:r>
-      <w:r>
-        <w:rPr>
-          <w:b/>
-          <w:bCs/>
+        <w:rPr>
+          <w:highlight w:val="darkGreen"/>
+        </w:rPr>
+        <w:t xml:space="preserve">You can name the collections as you like, </w:t>
+      </w:r>
+      <w:r>
+        <w:rPr>
+          <w:b/>
+          <w:bCs/>
+          <w:highlight w:val="darkGreen"/>
         </w:rPr>
         <w:t>Judge will not test those properties</w:t>
       </w:r>
@@ -7132,6 +7556,7 @@
         <w:rPr>
           <w:b/>
           <w:bCs/>
+          <w:highlight w:val="darkGreen"/>
         </w:rPr>
         <w:t xml:space="preserve">. </w:t>
       </w:r>
@@ -7161,7 +7586,6 @@
           <w:sz w:val="32"/>
           <w:szCs w:val="32"/>
         </w:rPr>
-        <w:lastRenderedPageBreak/>
         <w:t>Commands</w:t>
       </w:r>
     </w:p>
@@ -7364,11 +7788,15 @@
           <w:ilvl w:val="0"/>
           <w:numId w:val="45"/>
         </w:numPr>
+        <w:rPr>
+          <w:highlight w:val="darkGreen"/>
+        </w:rPr>
       </w:pPr>
       <w:r>
         <w:rPr>
           <w:rFonts w:asciiTheme="minorHAnsi" w:hAnsiTheme="minorHAnsi"/>
           <w:bCs/>
+          <w:highlight w:val="darkGreen"/>
           <w:lang w:val="en-GB"/>
         </w:rPr>
         <w:t>Validate the hero type name</w:t>
@@ -7377,6 +7805,7 @@
         <w:rPr>
           <w:rFonts w:asciiTheme="minorHAnsi" w:hAnsiTheme="minorHAnsi"/>
           <w:b w:val="0"/>
+          <w:highlight w:val="darkGreen"/>
           <w:lang w:val="en-GB"/>
         </w:rPr>
         <w:t xml:space="preserve"> (Accepted types are </w:t>
@@ -7385,6 +7814,7 @@
         <w:rPr>
           <w:b w:val="0"/>
           <w:bCs/>
+          <w:highlight w:val="darkGreen"/>
         </w:rPr>
         <w:t>"</w:t>
       </w:r>
@@ -7393,12 +7823,14 @@
           <w:rFonts w:ascii="Cascadia Mono" w:hAnsi="Cascadia Mono" w:cs="Cascadia Mono"/>
           <w:b w:val="0"/>
           <w:color w:val="A31515"/>
+          <w:highlight w:val="darkGreen"/>
         </w:rPr>
         <w:t>Warrior</w:t>
       </w:r>
       <w:r>
         <w:rPr>
           <w:b w:val="0"/>
+          <w:highlight w:val="darkGreen"/>
         </w:rPr>
         <w:t>"</w:t>
       </w:r>
@@ -7406,6 +7838,7 @@
         <w:rPr>
           <w:rFonts w:asciiTheme="minorHAnsi" w:hAnsiTheme="minorHAnsi"/>
           <w:b w:val="0"/>
+          <w:highlight w:val="darkGreen"/>
           <w:lang w:val="en-GB"/>
         </w:rPr>
         <w:t xml:space="preserve">, </w:t>
@@ -7413,6 +7846,7 @@
       <w:r>
         <w:rPr>
           <w:b w:val="0"/>
+          <w:highlight w:val="darkGreen"/>
         </w:rPr>
         <w:t>"</w:t>
       </w:r>
@@ -7421,6 +7855,7 @@
           <w:rFonts w:ascii="Cascadia Mono" w:hAnsi="Cascadia Mono" w:cs="Cascadia Mono"/>
           <w:b w:val="0"/>
           <w:color w:val="A31515"/>
+          <w:highlight w:val="darkGreen"/>
         </w:rPr>
         <w:t>Sorcerer</w:t>
       </w:r>
@@ -7428,6 +7863,7 @@
         <w:rPr>
           <w:b w:val="0"/>
           <w:bCs/>
+          <w:highlight w:val="darkGreen"/>
         </w:rPr>
         <w:t>"</w:t>
       </w:r>
@@ -7435,6 +7871,7 @@
         <w:rPr>
           <w:rFonts w:asciiTheme="minorHAnsi" w:hAnsiTheme="minorHAnsi"/>
           <w:b w:val="0"/>
+          <w:highlight w:val="darkGreen"/>
           <w:lang w:val="en-GB"/>
         </w:rPr>
         <w:t xml:space="preserve">, and </w:t>
@@ -7443,6 +7880,7 @@
         <w:rPr>
           <w:b w:val="0"/>
           <w:bCs/>
+          <w:highlight w:val="darkGreen"/>
         </w:rPr>
         <w:t>"</w:t>
       </w:r>
@@ -7451,12 +7889,14 @@
           <w:rFonts w:ascii="Cascadia Mono" w:hAnsi="Cascadia Mono" w:cs="Cascadia Mono"/>
           <w:b w:val="0"/>
           <w:color w:val="A31515"/>
+          <w:highlight w:val="darkGreen"/>
         </w:rPr>
         <w:t>Spellblade</w:t>
       </w:r>
       <w:r>
         <w:rPr>
           <w:b w:val="0"/>
+          <w:highlight w:val="darkGreen"/>
         </w:rPr>
         <w:t>"</w:t>
       </w:r>
@@ -7464,6 +7904,7 @@
         <w:rPr>
           <w:rFonts w:asciiTheme="minorHAnsi" w:hAnsiTheme="minorHAnsi"/>
           <w:b w:val="0"/>
+          <w:highlight w:val="darkGreen"/>
           <w:lang w:val="en-GB"/>
         </w:rPr>
         <w:t>).</w:t>
@@ -7472,6 +7913,7 @@
         <w:rPr>
           <w:rFonts w:asciiTheme="minorHAnsi" w:hAnsiTheme="minorHAnsi"/>
           <w:b w:val="0"/>
+          <w:highlight w:val="darkGreen"/>
           <w:lang w:val="en-GB"/>
         </w:rPr>
         <w:t xml:space="preserve"> </w:t>
@@ -7480,6 +7922,7 @@
         <w:rPr>
           <w:rFonts w:asciiTheme="minorHAnsi" w:hAnsiTheme="minorHAnsi"/>
           <w:bCs/>
+          <w:highlight w:val="darkGreen"/>
           <w:lang w:val="en-GB"/>
         </w:rPr>
         <w:t>I</w:t>
@@ -7488,6 +7931,7 @@
         <w:rPr>
           <w:rFonts w:asciiTheme="minorHAnsi" w:hAnsiTheme="minorHAnsi"/>
           <w:bCs/>
+          <w:highlight w:val="darkGreen"/>
           <w:lang w:val="en-GB"/>
         </w:rPr>
         <w:t>f</w:t>
@@ -7496,6 +7940,7 @@
         <w:rPr>
           <w:rFonts w:asciiTheme="minorHAnsi" w:hAnsiTheme="minorHAnsi"/>
           <w:bCs/>
+          <w:highlight w:val="darkGreen"/>
           <w:lang w:val="en-GB"/>
         </w:rPr>
         <w:t xml:space="preserve"> the type is</w:t>
@@ -7504,6 +7949,7 @@
         <w:rPr>
           <w:rFonts w:asciiTheme="minorHAnsi" w:hAnsiTheme="minorHAnsi"/>
           <w:bCs/>
+          <w:highlight w:val="darkGreen"/>
           <w:lang w:val="en-GB"/>
         </w:rPr>
         <w:t xml:space="preserve"> not valid</w:t>
@@ -7512,6 +7958,7 @@
         <w:rPr>
           <w:rFonts w:asciiTheme="minorHAnsi" w:hAnsiTheme="minorHAnsi"/>
           <w:bCs/>
+          <w:highlight w:val="darkGreen"/>
           <w:lang w:val="en-GB"/>
         </w:rPr>
         <w:t>,</w:t>
@@ -7520,6 +7967,7 @@
         <w:rPr>
           <w:rFonts w:asciiTheme="minorHAnsi" w:hAnsiTheme="minorHAnsi"/>
           <w:bCs/>
+          <w:highlight w:val="darkGreen"/>
           <w:lang w:val="en-GB"/>
         </w:rPr>
         <w:t xml:space="preserve"> </w:t>
@@ -7528,6 +7976,7 @@
         <w:rPr>
           <w:rFonts w:asciiTheme="minorHAnsi" w:hAnsiTheme="minorHAnsi"/>
           <w:bCs/>
+          <w:highlight w:val="darkGreen"/>
           <w:lang w:val="en-GB"/>
         </w:rPr>
         <w:t>skip</w:t>
@@ -7536,6 +7985,7 @@
         <w:rPr>
           <w:rFonts w:asciiTheme="minorHAnsi" w:hAnsiTheme="minorHAnsi"/>
           <w:b w:val="0"/>
+          <w:highlight w:val="darkGreen"/>
           <w:lang w:val="en-GB"/>
         </w:rPr>
         <w:t xml:space="preserve"> the </w:t>
@@ -7544,6 +7994,7 @@
         <w:rPr>
           <w:rFonts w:asciiTheme="minorHAnsi" w:hAnsiTheme="minorHAnsi"/>
           <w:b w:val="0"/>
+          <w:highlight w:val="darkGreen"/>
           <w:lang w:val="en-GB"/>
         </w:rPr>
         <w:t>creation</w:t>
@@ -7552,6 +8003,7 @@
         <w:rPr>
           <w:rFonts w:asciiTheme="minorHAnsi" w:hAnsiTheme="minorHAnsi"/>
           <w:b w:val="0"/>
+          <w:highlight w:val="darkGreen"/>
           <w:lang w:val="en-GB"/>
         </w:rPr>
         <w:t xml:space="preserve"> process and </w:t>
@@ -7560,6 +8012,7 @@
         <w:rPr>
           <w:rFonts w:asciiTheme="minorHAnsi" w:hAnsiTheme="minorHAnsi"/>
           <w:b w:val="0"/>
+          <w:highlight w:val="darkGreen"/>
           <w:lang w:val="en-GB"/>
         </w:rPr>
         <w:t>return the following message:</w:t>
@@ -7568,12 +8021,14 @@
         <w:rPr>
           <w:rFonts w:asciiTheme="minorHAnsi" w:hAnsiTheme="minorHAnsi"/>
           <w:b w:val="0"/>
+          <w:highlight w:val="darkGreen"/>
           <w:lang w:val="en-GB"/>
         </w:rPr>
         <w:br/>
       </w:r>
       <w:r>
         <w:rPr>
+          <w:highlight w:val="darkGreen"/>
           <w:lang w:val="en-GB"/>
         </w:rPr>
         <w:t>"</w:t>
@@ -7583,12 +8038,14 @@
           <w:rFonts w:ascii="Cascadia Mono" w:hAnsi="Cascadia Mono" w:cs="Cascadia Mono"/>
           <w:b w:val="0"/>
           <w:color w:val="A31515"/>
+          <w:highlight w:val="darkGreen"/>
         </w:rPr>
         <w:t xml:space="preserve">The winds whisper no knowledge of a </w:t>
       </w:r>
       <w:r>
         <w:rPr>
           <w:rStyle w:val="a4"/>
+          <w:highlight w:val="darkGreen"/>
         </w:rPr>
         <w:t>{</w:t>
       </w:r>
@@ -7596,6 +8053,7 @@
         <w:rPr>
           <w:rFonts w:cstheme="minorHAnsi"/>
           <w:bCs/>
+          <w:highlight w:val="darkGreen"/>
         </w:rPr>
         <w:t>heroTypeName</w:t>
       </w:r>
@@ -7603,6 +8061,7 @@
         <w:rPr>
           <w:rStyle w:val="CodeChar"/>
           <w:b/>
+          <w:highlight w:val="darkGreen"/>
         </w:rPr>
         <w:t>}</w:t>
       </w:r>
@@ -7611,11 +8070,13 @@
           <w:rFonts w:ascii="Cascadia Mono" w:hAnsi="Cascadia Mono" w:cs="Cascadia Mono"/>
           <w:b w:val="0"/>
           <w:color w:val="A31515"/>
+          <w:highlight w:val="darkGreen"/>
         </w:rPr>
         <w:t>.</w:t>
       </w:r>
       <w:r>
         <w:rPr>
+          <w:highlight w:val="darkGreen"/>
           <w:lang w:val="en-GB"/>
         </w:rPr>
         <w:t>"</w:t>
@@ -7628,11 +8089,15 @@
           <w:ilvl w:val="0"/>
           <w:numId w:val="45"/>
         </w:numPr>
+        <w:rPr>
+          <w:highlight w:val="darkGreen"/>
+        </w:rPr>
       </w:pPr>
       <w:r>
         <w:rPr>
           <w:rFonts w:asciiTheme="minorHAnsi" w:hAnsiTheme="minorHAnsi"/>
           <w:bCs/>
+          <w:highlight w:val="darkGreen"/>
         </w:rPr>
         <w:t xml:space="preserve">Check for </w:t>
       </w:r>
@@ -7640,6 +8105,7 @@
         <w:rPr>
           <w:rFonts w:asciiTheme="minorHAnsi" w:hAnsiTheme="minorHAnsi"/>
           <w:bCs/>
+          <w:highlight w:val="darkGreen"/>
         </w:rPr>
         <w:t xml:space="preserve">an </w:t>
       </w:r>
@@ -7647,6 +8113,7 @@
         <w:rPr>
           <w:rFonts w:asciiTheme="minorHAnsi" w:hAnsiTheme="minorHAnsi"/>
           <w:bCs/>
+          <w:highlight w:val="darkGreen"/>
         </w:rPr>
         <w:t>existing hero</w:t>
       </w:r>
@@ -7654,32 +8121,47 @@
         <w:rPr>
           <w:rFonts w:asciiTheme="minorHAnsi" w:hAnsiTheme="minorHAnsi"/>
           <w:b w:val="0"/>
+          <w:highlight w:val="darkGreen"/>
         </w:rPr>
         <w:t xml:space="preserve"> with the same </w:t>
       </w:r>
       <w:r>
+        <w:rPr>
+          <w:highlight w:val="darkGreen"/>
+        </w:rPr>
         <w:t>RuneMark</w:t>
       </w:r>
       <w:r>
         <w:rPr>
           <w:rFonts w:asciiTheme="minorHAnsi" w:hAnsiTheme="minorHAnsi"/>
           <w:b w:val="0"/>
+          <w:highlight w:val="darkGreen"/>
         </w:rPr>
         <w:t xml:space="preserve"> in the </w:t>
       </w:r>
       <w:r>
+        <w:rPr>
+          <w:highlight w:val="darkGreen"/>
+        </w:rPr>
         <w:t>Hero</w:t>
       </w:r>
       <w:r>
+        <w:rPr>
+          <w:highlight w:val="darkGreen"/>
+        </w:rPr>
         <w:t>R</w:t>
       </w:r>
       <w:r>
+        <w:rPr>
+          <w:highlight w:val="darkGreen"/>
+        </w:rPr>
         <w:t>epository</w:t>
       </w:r>
       <w:r>
         <w:rPr>
           <w:rFonts w:asciiTheme="minorHAnsi" w:hAnsiTheme="minorHAnsi"/>
           <w:b w:val="0"/>
+          <w:highlight w:val="darkGreen"/>
           <w:lang w:val="en-GB"/>
         </w:rPr>
         <w:t>,</w:t>
@@ -7688,6 +8170,7 @@
         <w:rPr>
           <w:rFonts w:asciiTheme="minorHAnsi" w:hAnsiTheme="minorHAnsi"/>
           <w:b w:val="0"/>
+          <w:highlight w:val="darkGreen"/>
           <w:lang w:val="en-GB"/>
         </w:rPr>
         <w:t xml:space="preserve"> skip the </w:t>
@@ -7696,6 +8179,7 @@
         <w:rPr>
           <w:rFonts w:asciiTheme="minorHAnsi" w:hAnsiTheme="minorHAnsi"/>
           <w:b w:val="0"/>
+          <w:highlight w:val="darkGreen"/>
           <w:lang w:val="en-GB"/>
         </w:rPr>
         <w:t>creation</w:t>
@@ -7704,6 +8188,7 @@
         <w:rPr>
           <w:rFonts w:asciiTheme="minorHAnsi" w:hAnsiTheme="minorHAnsi"/>
           <w:b w:val="0"/>
+          <w:highlight w:val="darkGreen"/>
           <w:lang w:val="en-GB"/>
         </w:rPr>
         <w:t xml:space="preserve"> process</w:t>
@@ -7712,6 +8197,7 @@
         <w:rPr>
           <w:rFonts w:asciiTheme="minorHAnsi" w:hAnsiTheme="minorHAnsi"/>
           <w:b w:val="0"/>
+          <w:highlight w:val="darkGreen"/>
           <w:lang w:val="en-GB"/>
         </w:rPr>
         <w:t>,</w:t>
@@ -7720,6 +8206,7 @@
         <w:rPr>
           <w:rFonts w:asciiTheme="minorHAnsi" w:hAnsiTheme="minorHAnsi"/>
           <w:b w:val="0"/>
+          <w:highlight w:val="darkGreen"/>
           <w:lang w:val="en-GB"/>
         </w:rPr>
         <w:t xml:space="preserve"> and</w:t>
@@ -7728,12 +8215,14 @@
         <w:rPr>
           <w:rFonts w:asciiTheme="minorHAnsi" w:hAnsiTheme="minorHAnsi"/>
           <w:b w:val="0"/>
+          <w:highlight w:val="darkGreen"/>
           <w:lang w:val="en-GB"/>
         </w:rPr>
         <w:t xml:space="preserve"> return the following message: </w:t>
       </w:r>
       <w:r>
         <w:rPr>
+          <w:highlight w:val="darkGreen"/>
           <w:lang w:val="en-GB"/>
         </w:rPr>
         <w:t>"</w:t>
@@ -7743,12 +8232,14 @@
           <w:rFonts w:ascii="Cascadia Mono" w:hAnsi="Cascadia Mono" w:cs="Cascadia Mono"/>
           <w:b w:val="0"/>
           <w:color w:val="A31515"/>
+          <w:highlight w:val="darkGreen"/>
         </w:rPr>
         <w:t xml:space="preserve">A hero bearing the RuneMark </w:t>
       </w:r>
       <w:r>
         <w:rPr>
           <w:rStyle w:val="a4"/>
+          <w:highlight w:val="darkGreen"/>
         </w:rPr>
         <w:t>{</w:t>
       </w:r>
@@ -7757,6 +8248,7 @@
           <w:rStyle w:val="CodeChar"/>
           <w:b/>
           <w:bCs/>
+          <w:highlight w:val="darkGreen"/>
         </w:rPr>
         <w:t>runeMark</w:t>
       </w:r>
@@ -7764,6 +8256,7 @@
         <w:rPr>
           <w:rStyle w:val="CodeChar"/>
           <w:b/>
+          <w:highlight w:val="darkGreen"/>
         </w:rPr>
         <w:t>}</w:t>
       </w:r>
@@ -7772,6 +8265,7 @@
           <w:rFonts w:ascii="Cascadia Mono" w:hAnsi="Cascadia Mono" w:cs="Cascadia Mono"/>
           <w:b w:val="0"/>
           <w:color w:val="A31515"/>
+          <w:highlight w:val="darkGreen"/>
         </w:rPr>
         <w:t xml:space="preserve"> </w:t>
       </w:r>
@@ -7780,6 +8274,7 @@
           <w:rFonts w:ascii="Cascadia Mono" w:hAnsi="Cascadia Mono" w:cs="Cascadia Mono"/>
           <w:b w:val="0"/>
           <w:color w:val="A31515"/>
+          <w:highlight w:val="darkGreen"/>
         </w:rPr>
         <w:t>already walks among us</w:t>
       </w:r>
@@ -7788,11 +8283,13 @@
           <w:rFonts w:ascii="Cascadia Mono" w:hAnsi="Cascadia Mono" w:cs="Cascadia Mono"/>
           <w:b w:val="0"/>
           <w:color w:val="A31515"/>
+          <w:highlight w:val="darkGreen"/>
         </w:rPr>
         <w:t>.</w:t>
       </w:r>
       <w:r>
         <w:rPr>
+          <w:highlight w:val="darkGreen"/>
           <w:lang w:val="en-GB"/>
         </w:rPr>
         <w:t>"</w:t>
@@ -7805,114 +8302,185 @@
           <w:ilvl w:val="0"/>
           <w:numId w:val="45"/>
         </w:numPr>
+        <w:rPr>
+          <w:highlight w:val="darkGreen"/>
+        </w:rPr>
       </w:pPr>
       <w:r>
         <w:rPr>
           <w:rFonts w:asciiTheme="minorHAnsi" w:hAnsiTheme="minorHAnsi" w:cstheme="minorHAnsi"/>
           <w:b w:val="0"/>
           <w:bCs/>
-        </w:rPr>
-        <w:t>If</w:t>
+          <w:highlight w:val="darkGreen"/>
+        </w:rPr>
+        <w:t xml:space="preserve">If none of the above cases </w:t>
       </w:r>
       <w:r>
         <w:rPr>
           <w:rFonts w:asciiTheme="minorHAnsi" w:hAnsiTheme="minorHAnsi" w:cstheme="minorHAnsi"/>
           <w:b w:val="0"/>
           <w:bCs/>
-        </w:rPr>
-        <w:t xml:space="preserve"> none of the above cases </w:t>
+          <w:highlight w:val="darkGreen"/>
+        </w:rPr>
+        <w:t>occur</w:t>
       </w:r>
       <w:r>
         <w:rPr>
           <w:rFonts w:asciiTheme="minorHAnsi" w:hAnsiTheme="minorHAnsi" w:cstheme="minorHAnsi"/>
           <w:b w:val="0"/>
           <w:bCs/>
-        </w:rPr>
-        <w:t>occur</w:t>
+          <w:highlight w:val="darkGreen"/>
+        </w:rPr>
+        <w:t xml:space="preserve">, </w:t>
+      </w:r>
+      <w:r>
+        <w:rPr>
+          <w:rFonts w:asciiTheme="minorHAnsi" w:hAnsiTheme="minorHAnsi" w:cstheme="minorHAnsi"/>
+          <w:highlight w:val="darkGreen"/>
+        </w:rPr>
+        <w:t>create a new hero</w:t>
       </w:r>
       <w:r>
         <w:rPr>
           <w:rFonts w:asciiTheme="minorHAnsi" w:hAnsiTheme="minorHAnsi" w:cstheme="minorHAnsi"/>
           <w:b w:val="0"/>
           <w:bCs/>
-        </w:rPr>
-        <w:t xml:space="preserve">, </w:t>
-      </w:r>
-      <w:r>
-        <w:rPr>
-          <w:rFonts w:asciiTheme="minorHAnsi" w:hAnsiTheme="minorHAnsi" w:cstheme="minorHAnsi"/>
-        </w:rPr>
-        <w:t>create a new hero</w:t>
+          <w:highlight w:val="darkGreen"/>
+        </w:rPr>
+        <w:t xml:space="preserve"> based on the provided type</w:t>
       </w:r>
       <w:r>
         <w:rPr>
           <w:rFonts w:asciiTheme="minorHAnsi" w:hAnsiTheme="minorHAnsi" w:cstheme="minorHAnsi"/>
           <w:b w:val="0"/>
           <w:bCs/>
-        </w:rPr>
-        <w:t xml:space="preserve"> based on the provided type</w:t>
+          <w:highlight w:val="darkGreen"/>
+        </w:rPr>
+        <w:t xml:space="preserve">. </w:t>
+      </w:r>
+      <w:r>
+        <w:rPr>
+          <w:rFonts w:asciiTheme="minorHAnsi" w:hAnsiTheme="minorHAnsi" w:cstheme="minorHAnsi"/>
+          <w:highlight w:val="darkGreen"/>
+        </w:rPr>
+        <w:t>Add</w:t>
       </w:r>
       <w:r>
         <w:rPr>
           <w:rFonts w:asciiTheme="minorHAnsi" w:hAnsiTheme="minorHAnsi" w:cstheme="minorHAnsi"/>
           <w:b w:val="0"/>
           <w:bCs/>
-        </w:rPr>
-        <w:t xml:space="preserve">. </w:t>
+          <w:highlight w:val="darkGreen"/>
+        </w:rPr>
+        <w:t xml:space="preserve"> the newly created hero to the </w:t>
+      </w:r>
+      <w:r>
+        <w:rPr>
+          <w:highlight w:val="darkGreen"/>
+        </w:rPr>
+        <w:t>HeroRepository</w:t>
       </w:r>
       <w:r>
         <w:rPr>
           <w:rFonts w:asciiTheme="minorHAnsi" w:hAnsiTheme="minorHAnsi" w:cstheme="minorHAnsi"/>
-        </w:rPr>
-        <w:t>Add</w:t>
+          <w:bCs/>
+          <w:highlight w:val="darkGreen"/>
+        </w:rPr>
+        <w:t xml:space="preserve"> </w:t>
       </w:r>
       <w:r>
         <w:rPr>
           <w:rFonts w:asciiTheme="minorHAnsi" w:hAnsiTheme="minorHAnsi" w:cstheme="minorHAnsi"/>
           <w:b w:val="0"/>
           <w:bCs/>
-        </w:rPr>
-        <w:t xml:space="preserve"> the newly created hero to the </w:t>
-      </w:r>
-      <w:r>
-        <w:t>HeroRepository</w:t>
+          <w:highlight w:val="darkGreen"/>
+        </w:rPr>
+        <w:t>and return the following message:</w:t>
       </w:r>
       <w:r>
         <w:rPr>
           <w:rFonts w:asciiTheme="minorHAnsi" w:hAnsiTheme="minorHAnsi" w:cstheme="minorHAnsi"/>
-          <w:bCs/>
+          <w:highlight w:val="darkGreen"/>
         </w:rPr>
         <w:t xml:space="preserve"> </w:t>
       </w:r>
       <w:r>
         <w:rPr>
           <w:rFonts w:asciiTheme="minorHAnsi" w:hAnsiTheme="minorHAnsi" w:cstheme="minorHAnsi"/>
-          <w:b w:val="0"/>
-          <w:bCs/>
-        </w:rPr>
-        <w:t>and return the following message:</w:t>
-      </w:r>
-      <w:r>
-        <w:rPr>
-          <w:rFonts w:asciiTheme="minorHAnsi" w:hAnsiTheme="minorHAnsi" w:cstheme="minorHAnsi"/>
+          <w:highlight w:val="darkGreen"/>
+        </w:rPr>
+        <w:br/>
+      </w:r>
+      <w:r>
+        <w:rPr>
+          <w:highlight w:val="darkGreen"/>
+          <w:lang w:val="en-GB"/>
+        </w:rPr>
+        <w:t>"</w:t>
+      </w:r>
+      <w:r>
+        <w:rPr>
+          <w:rStyle w:val="a4"/>
+          <w:highlight w:val="darkGreen"/>
+        </w:rPr>
+        <w:t>{</w:t>
+      </w:r>
+      <w:r>
+        <w:rPr>
+          <w:rStyle w:val="CodeChar"/>
+          <w:b/>
+          <w:bCs/>
+          <w:highlight w:val="darkGreen"/>
+        </w:rPr>
+        <w:t>hero</w:t>
+      </w:r>
+      <w:r>
+        <w:rPr>
+          <w:rStyle w:val="CodeChar"/>
+          <w:b/>
+          <w:bCs/>
+          <w:highlight w:val="darkGreen"/>
+        </w:rPr>
+        <w:t>Type</w:t>
+      </w:r>
+      <w:r>
+        <w:rPr>
+          <w:rStyle w:val="CodeChar"/>
+          <w:b/>
+          <w:bCs/>
+          <w:highlight w:val="darkGreen"/>
+        </w:rPr>
+        <w:t>N</w:t>
+      </w:r>
+      <w:r>
+        <w:rPr>
+          <w:rStyle w:val="CodeChar"/>
+          <w:b/>
+          <w:bCs/>
+          <w:highlight w:val="darkGreen"/>
+        </w:rPr>
+        <w:t>ame</w:t>
+      </w:r>
+      <w:r>
+        <w:rPr>
+          <w:rStyle w:val="CodeChar"/>
+          <w:b/>
+          <w:highlight w:val="darkGreen"/>
+        </w:rPr>
+        <w:t>}</w:t>
+      </w:r>
+      <w:r>
+        <w:rPr>
+          <w:rStyle w:val="CodeChar"/>
+          <w:b/>
+          <w:highlight w:val="darkGreen"/>
         </w:rPr>
         <w:t xml:space="preserve"> </w:t>
       </w:r>
       <w:r>
         <w:rPr>
-          <w:rFonts w:asciiTheme="minorHAnsi" w:hAnsiTheme="minorHAnsi" w:cstheme="minorHAnsi"/>
-        </w:rPr>
-        <w:br/>
-      </w:r>
-      <w:r>
-        <w:rPr>
-          <w:lang w:val="en-GB"/>
-        </w:rPr>
-        <w:t>"</w:t>
-      </w:r>
-      <w:r>
-        <w:rPr>
           <w:rStyle w:val="a4"/>
+          <w:highlight w:val="darkGreen"/>
         </w:rPr>
         <w:t>{</w:t>
       </w:r>
@@ -7921,122 +8489,63 @@
           <w:rStyle w:val="CodeChar"/>
           <w:b/>
           <w:bCs/>
-        </w:rPr>
-        <w:t>hero</w:t>
+          <w:highlight w:val="darkGreen"/>
+        </w:rPr>
+        <w:t>heroName</w:t>
       </w:r>
       <w:r>
         <w:rPr>
           <w:rStyle w:val="CodeChar"/>
           <w:b/>
-          <w:bCs/>
-        </w:rPr>
-        <w:t>Type</w:t>
-      </w:r>
-      <w:r>
-        <w:rPr>
-          <w:rStyle w:val="CodeChar"/>
-          <w:b/>
-          <w:bCs/>
-        </w:rPr>
-        <w:t>N</w:t>
-      </w:r>
-      <w:r>
-        <w:rPr>
-          <w:rStyle w:val="CodeChar"/>
-          <w:b/>
-          <w:bCs/>
-        </w:rPr>
-        <w:t>ame</w:t>
-      </w:r>
-      <w:r>
-        <w:rPr>
-          <w:rStyle w:val="CodeChar"/>
-          <w:b/>
-        </w:rPr>
-        <w:t>}</w:t>
-      </w:r>
-      <w:r>
-        <w:rPr>
-          <w:rStyle w:val="CodeChar"/>
-          <w:b/>
-        </w:rPr>
-        <w:t xml:space="preserve"> </w:t>
-      </w:r>
-      <w:r>
-        <w:rPr>
-          <w:rStyle w:val="a4"/>
-        </w:rPr>
-        <w:t>{</w:t>
-      </w:r>
-      <w:r>
-        <w:rPr>
-          <w:rStyle w:val="CodeChar"/>
-          <w:b/>
-          <w:bCs/>
-        </w:rPr>
-        <w:t>heroName</w:t>
-      </w:r>
-      <w:r>
-        <w:rPr>
-          <w:rStyle w:val="CodeChar"/>
-          <w:b/>
-        </w:rPr>
-        <w:t>}</w:t>
-      </w:r>
-      <w:r>
-        <w:rPr>
-          <w:rStyle w:val="CodeChar"/>
-          <w:b/>
-        </w:rPr>
-        <w:t xml:space="preserve"> </w:t>
+          <w:highlight w:val="darkGreen"/>
+        </w:rPr>
+        <w:t xml:space="preserve">} </w:t>
       </w:r>
       <w:r>
         <w:rPr>
           <w:rFonts w:ascii="Cascadia Mono" w:hAnsi="Cascadia Mono" w:cs="Cascadia Mono"/>
           <w:b w:val="0"/>
           <w:color w:val="A31515"/>
-        </w:rPr>
-        <w:t>awakened with RuneMark</w:t>
+          <w:highlight w:val="darkGreen"/>
+        </w:rPr>
+        <w:t xml:space="preserve">awakened with RuneMark </w:t>
+      </w:r>
+      <w:r>
+        <w:rPr>
+          <w:rStyle w:val="a4"/>
+          <w:highlight w:val="darkGreen"/>
+        </w:rPr>
+        <w:t>{</w:t>
+      </w:r>
+      <w:r>
+        <w:rPr>
+          <w:rStyle w:val="CodeChar"/>
+          <w:b/>
+          <w:bCs/>
+          <w:highlight w:val="darkGreen"/>
+        </w:rPr>
+        <w:t>runeMark</w:t>
+      </w:r>
+      <w:r>
+        <w:rPr>
+          <w:rStyle w:val="CodeChar"/>
+          <w:b/>
+          <w:highlight w:val="darkGreen"/>
+        </w:rPr>
+        <w:t>}</w:t>
       </w:r>
       <w:r>
         <w:rPr>
           <w:rFonts w:ascii="Cascadia Mono" w:hAnsi="Cascadia Mono" w:cs="Cascadia Mono"/>
           <w:b w:val="0"/>
           <w:color w:val="A31515"/>
-        </w:rPr>
-        <w:t xml:space="preserve"> </w:t>
-      </w:r>
-      <w:r>
-        <w:rPr>
-          <w:rStyle w:val="a4"/>
-        </w:rPr>
-        <w:t>{</w:t>
-      </w:r>
-      <w:r>
-        <w:rPr>
-          <w:rStyle w:val="CodeChar"/>
-          <w:b/>
-          <w:bCs/>
-        </w:rPr>
-        <w:t>runeMark</w:t>
-      </w:r>
-      <w:r>
-        <w:rPr>
-          <w:rStyle w:val="CodeChar"/>
-          <w:b/>
-        </w:rPr>
-        <w:t>}</w:t>
-      </w:r>
-      <w:r>
-        <w:rPr>
-          <w:rFonts w:ascii="Cascadia Mono" w:hAnsi="Cascadia Mono" w:cs="Cascadia Mono"/>
-          <w:b w:val="0"/>
-          <w:color w:val="A31515"/>
+          <w:highlight w:val="darkGreen"/>
         </w:rPr>
         <w:t>.</w:t>
       </w:r>
       <w:r>
         <w:rPr>
+          <w:highlight w:val="darkGreen"/>
           <w:lang w:val="en-GB"/>
         </w:rPr>
         <w:t>"</w:t>
@@ -8631,6 +9140,7 @@
     </w:p>
     <w:p>
       <w:r>
+        <w:lastRenderedPageBreak/>
         <w:t xml:space="preserve">Each hero can only serve </w:t>
       </w:r>
       <w:r>
@@ -8832,7 +9342,6 @@
           <w:rFonts w:asciiTheme="minorHAnsi" w:hAnsiTheme="minorHAnsi"/>
           <w:bCs/>
         </w:rPr>
-        <w:lastRenderedPageBreak/>
         <w:t>Check if a guild</w:t>
       </w:r>
       <w:r>
@@ -10651,6 +11160,7 @@
           <w:bCs/>
           <w:noProof w:val="0"/>
         </w:rPr>
+        <w:lastRenderedPageBreak/>
         <w:t>Return the following message:</w:t>
       </w:r>
       <w:r>
@@ -10794,7 +11304,6 @@
         <w:rPr>
           <w:noProof/>
         </w:rPr>
-        <w:lastRenderedPageBreak/>
         <w:t>StartWar</w:t>
       </w:r>
       <w:r>
@@ -12339,6 +12848,7 @@
         <w:rPr>
           <w:noProof/>
         </w:rPr>
+        <w:lastRenderedPageBreak/>
         <w:t>ValorState</w:t>
       </w:r>
       <w:r>
@@ -12490,7 +13000,6 @@
         <w:pStyle w:val="5"/>
       </w:pPr>
       <w:r>
-        <w:lastRenderedPageBreak/>
         <w:t>Structure</w:t>
       </w:r>
     </w:p>
@@ -14496,6 +15005,7 @@
           <w:b/>
           <w:noProof/>
         </w:rPr>
+        <w:lastRenderedPageBreak/>
         <w:t>AddHero</w:t>
       </w:r>
       <w:r>
@@ -14808,7 +15318,6 @@
           <w:rFonts w:ascii="Consolas" w:hAnsi="Consolas"/>
           <w:b/>
         </w:rPr>
-        <w:lastRenderedPageBreak/>
         <w:t>Exit</w:t>
       </w:r>
     </w:p>
@@ -16996,6 +17505,7 @@
                 <w:b/>
                 <w:bCs/>
               </w:rPr>
+              <w:lastRenderedPageBreak/>
               <w:t>RecruitHero</w:t>
             </w:r>
             <w:proofErr w:type="spellEnd"/>
@@ -17418,7 +17928,6 @@
                 <w:b/>
                 <w:bCs/>
               </w:rPr>
-              <w:lastRenderedPageBreak/>
               <w:t>AddHero</w:t>
             </w:r>
             <w:proofErr w:type="spellEnd"/>
@@ -21942,6 +22451,7 @@
                 <w:bCs/>
                 <w:lang w:val="bg-BG"/>
               </w:rPr>
+              <w:lastRenderedPageBreak/>
               <w:t xml:space="preserve">The </w:t>
             </w:r>
             <w:proofErr w:type="spellStart"/>
@@ -22917,7 +23427,6 @@
                 <w:bCs/>
                 <w:lang w:val="bg-BG"/>
               </w:rPr>
-              <w:lastRenderedPageBreak/>
               <w:t>Hero</w:t>
             </w:r>
             <w:proofErr w:type="spellEnd"/>
@@ -29109,6 +29618,7 @@
                 <w:bCs/>
                 <w:lang w:val="bg-BG"/>
               </w:rPr>
+              <w:lastRenderedPageBreak/>
               <w:t>WarriorGuild</w:t>
             </w:r>
             <w:proofErr w:type="spellEnd"/>
@@ -29873,7 +30383,6 @@
                 <w:bCs/>
                 <w:lang w:val="bg-BG"/>
               </w:rPr>
-              <w:lastRenderedPageBreak/>
               <w:t>-</w:t>
             </w:r>
             <w:proofErr w:type="spellStart"/>
@@ -33428,6 +33937,7 @@
         <w:rPr>
           <w:noProof/>
         </w:rPr>
+        <w:lastRenderedPageBreak/>
         <mc:AlternateContent>
           <mc:Choice Requires="wps">
             <w:drawing>
@@ -33700,7 +34210,6 @@
         <w:rPr>
           <w:noProof/>
         </w:rPr>
-        <w:lastRenderedPageBreak/>
         <mc:AlternateContent>
           <mc:Choice Requires="wps">
             <w:drawing>

--- a/ExamOOP/Problem Description.docx
+++ b/ExamOOP/Problem Description.docx
@@ -8682,11 +8682,15 @@
           <w:ilvl w:val="0"/>
           <w:numId w:val="47"/>
         </w:numPr>
+        <w:rPr>
+          <w:highlight w:val="darkGreen"/>
+        </w:rPr>
       </w:pPr>
       <w:r>
         <w:rPr>
           <w:rFonts w:asciiTheme="minorHAnsi" w:hAnsiTheme="minorHAnsi"/>
           <w:b w:val="0"/>
+          <w:highlight w:val="darkGreen"/>
         </w:rPr>
         <w:t xml:space="preserve">Check if a </w:t>
       </w:r>
@@ -8694,90 +8698,86 @@
         <w:rPr>
           <w:rFonts w:asciiTheme="minorHAnsi" w:hAnsiTheme="minorHAnsi"/>
           <w:bCs/>
-        </w:rPr>
-        <w:t>guild with the same name already exists</w:t>
+          <w:highlight w:val="darkGreen"/>
+        </w:rPr>
+        <w:t xml:space="preserve">guild with the same name already exists </w:t>
+      </w:r>
+      <w:r>
+        <w:rPr>
+          <w:rFonts w:asciiTheme="minorHAnsi" w:hAnsiTheme="minorHAnsi"/>
+          <w:b w:val="0"/>
+          <w:highlight w:val="darkGreen"/>
+        </w:rPr>
+        <w:t xml:space="preserve">in the </w:t>
+      </w:r>
+      <w:r>
+        <w:rPr>
+          <w:highlight w:val="darkGreen"/>
+        </w:rPr>
+        <w:t>GuildRepository</w:t>
+      </w:r>
+      <w:r>
+        <w:rPr>
+          <w:rFonts w:asciiTheme="minorHAnsi" w:hAnsiTheme="minorHAnsi"/>
+          <w:b w:val="0"/>
+          <w:highlight w:val="darkGreen"/>
+          <w:lang w:val="en-GB"/>
+        </w:rPr>
+        <w:t xml:space="preserve">. </w:t>
+      </w:r>
+      <w:r>
+        <w:rPr>
+          <w:rFonts w:asciiTheme="minorHAnsi" w:hAnsiTheme="minorHAnsi"/>
+          <w:b w:val="0"/>
+          <w:highlight w:val="darkGreen"/>
+        </w:rPr>
+        <w:t xml:space="preserve">If </w:t>
       </w:r>
       <w:r>
         <w:rPr>
           <w:rFonts w:asciiTheme="minorHAnsi" w:hAnsiTheme="minorHAnsi"/>
           <w:bCs/>
-        </w:rPr>
-        <w:t xml:space="preserve"> </w:t>
+          <w:highlight w:val="darkGreen"/>
+        </w:rPr>
+        <w:t>a guild</w:t>
       </w:r>
       <w:r>
         <w:rPr>
           <w:rFonts w:asciiTheme="minorHAnsi" w:hAnsiTheme="minorHAnsi"/>
           <w:b w:val="0"/>
-        </w:rPr>
-        <w:t xml:space="preserve">in the </w:t>
-      </w:r>
-      <w:r>
-        <w:t>GuildR</w:t>
-      </w:r>
-      <w:r>
-        <w:t>epository</w:t>
+          <w:highlight w:val="darkGreen"/>
+        </w:rPr>
+        <w:t xml:space="preserve"> with that name </w:t>
+      </w:r>
+      <w:r>
+        <w:rPr>
+          <w:rFonts w:asciiTheme="minorHAnsi" w:hAnsiTheme="minorHAnsi"/>
+          <w:bCs/>
+          <w:highlight w:val="darkGreen"/>
+        </w:rPr>
+        <w:t>already exists,</w:t>
       </w:r>
       <w:r>
         <w:rPr>
           <w:rFonts w:asciiTheme="minorHAnsi" w:hAnsiTheme="minorHAnsi"/>
           <w:b w:val="0"/>
+          <w:highlight w:val="darkGreen"/>
           <w:lang w:val="en-GB"/>
         </w:rPr>
-        <w:t xml:space="preserve">. </w:t>
+        <w:t xml:space="preserve"> skip the creation process and return the following message: </w:t>
       </w:r>
       <w:r>
         <w:rPr>
           <w:rFonts w:asciiTheme="minorHAnsi" w:hAnsiTheme="minorHAnsi"/>
           <w:b w:val="0"/>
-        </w:rPr>
-        <w:t xml:space="preserve">If </w:t>
-      </w:r>
-      <w:r>
-        <w:rPr>
-          <w:rFonts w:asciiTheme="minorHAnsi" w:hAnsiTheme="minorHAnsi"/>
-          <w:bCs/>
-        </w:rPr>
-        <w:t>a guild</w:t>
-      </w:r>
-      <w:r>
-        <w:rPr>
-          <w:rFonts w:asciiTheme="minorHAnsi" w:hAnsiTheme="minorHAnsi"/>
-          <w:b w:val="0"/>
-        </w:rPr>
-        <w:t xml:space="preserve"> with that name </w:t>
-      </w:r>
-      <w:r>
-        <w:rPr>
-          <w:rFonts w:asciiTheme="minorHAnsi" w:hAnsiTheme="minorHAnsi"/>
-          <w:bCs/>
-        </w:rPr>
-        <w:t>already exists</w:t>
-      </w:r>
-      <w:r>
-        <w:rPr>
-          <w:rFonts w:asciiTheme="minorHAnsi" w:hAnsiTheme="minorHAnsi"/>
-          <w:bCs/>
-        </w:rPr>
-        <w:t>,</w:t>
-      </w:r>
-      <w:r>
-        <w:rPr>
-          <w:rFonts w:asciiTheme="minorHAnsi" w:hAnsiTheme="minorHAnsi"/>
-          <w:b w:val="0"/>
+          <w:highlight w:val="darkGreen"/>
           <w:lang w:val="en-GB"/>
         </w:rPr>
-        <w:t xml:space="preserve"> skip the creation process and return the following message: </w:t>
-      </w:r>
-      <w:r>
-        <w:rPr>
-          <w:rFonts w:asciiTheme="minorHAnsi" w:hAnsiTheme="minorHAnsi"/>
-          <w:b w:val="0"/>
-          <w:lang w:val="en-GB"/>
-        </w:rPr>
         <w:br/>
       </w:r>
       <w:r>
         <w:rPr>
+          <w:highlight w:val="darkGreen"/>
           <w:lang w:val="en-GB"/>
         </w:rPr>
         <w:t>"</w:t>
@@ -8787,6 +8787,7 @@
           <w:rFonts w:ascii="Cascadia Mono" w:hAnsi="Cascadia Mono" w:cs="Cascadia Mono"/>
           <w:b w:val="0"/>
           <w:color w:val="A31515"/>
+          <w:highlight w:val="darkGreen"/>
         </w:rPr>
         <w:t>The banners of</w:t>
       </w:r>
@@ -8796,12 +8797,14 @@
           <w:rFonts w:ascii="Cascadia Mono" w:hAnsi="Cascadia Mono" w:cs="Cascadia Mono"/>
           <w:b w:val="0"/>
           <w:color w:val="A31515"/>
+          <w:highlight w:val="darkGreen"/>
         </w:rPr>
         <w:t xml:space="preserve"> </w:t>
       </w:r>
       <w:r>
         <w:rPr>
           <w:rStyle w:val="a4"/>
+          <w:highlight w:val="darkGreen"/>
         </w:rPr>
         <w:t>{</w:t>
       </w:r>
@@ -8810,6 +8813,7 @@
           <w:rStyle w:val="CodeChar"/>
           <w:b/>
           <w:bCs/>
+          <w:highlight w:val="darkGreen"/>
         </w:rPr>
         <w:t>guildName</w:t>
       </w:r>
@@ -8817,6 +8821,7 @@
         <w:rPr>
           <w:rStyle w:val="CodeChar"/>
           <w:b/>
+          <w:highlight w:val="darkGreen"/>
         </w:rPr>
         <w:t>}</w:t>
       </w:r>
@@ -8825,6 +8830,7 @@
           <w:rFonts w:ascii="Cascadia Mono" w:hAnsi="Cascadia Mono" w:cs="Cascadia Mono"/>
           <w:b w:val="0"/>
           <w:color w:val="A31515"/>
+          <w:highlight w:val="darkGreen"/>
         </w:rPr>
         <w:t xml:space="preserve"> </w:t>
       </w:r>
@@ -8833,6 +8839,7 @@
           <w:rFonts w:ascii="Cascadia Mono" w:hAnsi="Cascadia Mono" w:cs="Cascadia Mono"/>
           <w:b w:val="0"/>
           <w:color w:val="A31515"/>
+          <w:highlight w:val="darkGreen"/>
         </w:rPr>
         <w:t>already fly high in the realm</w:t>
       </w:r>
@@ -8841,11 +8848,13 @@
           <w:rFonts w:ascii="Cascadia Mono" w:hAnsi="Cascadia Mono" w:cs="Cascadia Mono"/>
           <w:b w:val="0"/>
           <w:color w:val="A31515"/>
+          <w:highlight w:val="darkGreen"/>
         </w:rPr>
         <w:t>.</w:t>
       </w:r>
       <w:r>
         <w:rPr>
+          <w:highlight w:val="darkGreen"/>
           <w:lang w:val="en-GB"/>
         </w:rPr>
         <w:t>"</w:t>
@@ -8858,18 +8867,23 @@
           <w:ilvl w:val="0"/>
           <w:numId w:val="47"/>
         </w:numPr>
+        <w:rPr>
+          <w:highlight w:val="darkGreen"/>
+        </w:rPr>
       </w:pPr>
       <w:r>
         <w:rPr>
           <w:rFonts w:asciiTheme="minorHAnsi" w:hAnsiTheme="minorHAnsi" w:cstheme="minorHAnsi"/>
           <w:b w:val="0"/>
           <w:bCs/>
+          <w:highlight w:val="darkGreen"/>
         </w:rPr>
         <w:t xml:space="preserve">If none of the above cases is reached, </w:t>
       </w:r>
       <w:r>
         <w:rPr>
           <w:rFonts w:asciiTheme="minorHAnsi" w:hAnsiTheme="minorHAnsi" w:cstheme="minorHAnsi"/>
+          <w:highlight w:val="darkGreen"/>
         </w:rPr>
         <w:t>create</w:t>
       </w:r>
@@ -8878,16 +8892,21 @@
           <w:rFonts w:asciiTheme="minorHAnsi" w:hAnsiTheme="minorHAnsi" w:cstheme="minorHAnsi"/>
           <w:b w:val="0"/>
           <w:bCs/>
+          <w:highlight w:val="darkGreen"/>
         </w:rPr>
         <w:t xml:space="preserve"> a </w:t>
       </w:r>
       <w:r>
         <w:rPr>
           <w:rFonts w:asciiTheme="minorHAnsi" w:hAnsiTheme="minorHAnsi" w:cstheme="minorHAnsi"/>
+          <w:highlight w:val="darkGreen"/>
         </w:rPr>
         <w:t xml:space="preserve">new </w:t>
       </w:r>
       <w:r>
+        <w:rPr>
+          <w:highlight w:val="darkGreen"/>
+        </w:rPr>
         <w:t>Guild</w:t>
       </w:r>
       <w:r>
@@ -8895,12 +8914,14 @@
           <w:rFonts w:asciiTheme="minorHAnsi" w:hAnsiTheme="minorHAnsi" w:cstheme="minorHAnsi"/>
           <w:b w:val="0"/>
           <w:bCs/>
+          <w:highlight w:val="darkGreen"/>
         </w:rPr>
         <w:t xml:space="preserve"> with the provided name and </w:t>
       </w:r>
       <w:r>
         <w:rPr>
           <w:rFonts w:asciiTheme="minorHAnsi" w:hAnsiTheme="minorHAnsi" w:cstheme="minorHAnsi"/>
+          <w:highlight w:val="darkGreen"/>
         </w:rPr>
         <w:t>add</w:t>
       </w:r>
@@ -8909,19 +8930,21 @@
           <w:rFonts w:asciiTheme="minorHAnsi" w:hAnsiTheme="minorHAnsi" w:cstheme="minorHAnsi"/>
           <w:b w:val="0"/>
           <w:bCs/>
+          <w:highlight w:val="darkGreen"/>
         </w:rPr>
         <w:t xml:space="preserve"> it to the </w:t>
       </w:r>
       <w:r>
-        <w:t>GuildR</w:t>
-      </w:r>
-      <w:r>
-        <w:t>epository</w:t>
+        <w:rPr>
+          <w:highlight w:val="darkGreen"/>
+        </w:rPr>
+        <w:t>GuildRepository</w:t>
       </w:r>
       <w:r>
         <w:rPr>
           <w:b w:val="0"/>
           <w:bCs/>
+          <w:highlight w:val="darkGreen"/>
         </w:rPr>
         <w:t>.</w:t>
       </w:r>
@@ -8930,6 +8953,7 @@
           <w:rFonts w:asciiTheme="minorHAnsi" w:hAnsiTheme="minorHAnsi" w:cstheme="minorHAnsi"/>
           <w:b w:val="0"/>
           <w:bCs/>
+          <w:highlight w:val="darkGreen"/>
         </w:rPr>
         <w:t>Return the</w:t>
       </w:r>
@@ -8938,23 +8962,27 @@
           <w:rFonts w:asciiTheme="minorHAnsi" w:hAnsiTheme="minorHAnsi" w:cstheme="minorHAnsi"/>
           <w:b w:val="0"/>
           <w:bCs/>
+          <w:highlight w:val="darkGreen"/>
         </w:rPr>
         <w:t xml:space="preserve"> following message</w:t>
       </w:r>
       <w:r>
         <w:rPr>
           <w:rFonts w:asciiTheme="minorHAnsi" w:hAnsiTheme="minorHAnsi" w:cstheme="minorHAnsi"/>
+          <w:highlight w:val="darkGreen"/>
         </w:rPr>
         <w:t xml:space="preserve">: </w:t>
       </w:r>
       <w:r>
         <w:rPr>
           <w:rFonts w:asciiTheme="minorHAnsi" w:hAnsiTheme="minorHAnsi" w:cstheme="minorHAnsi"/>
+          <w:highlight w:val="darkGreen"/>
         </w:rPr>
         <w:br/>
       </w:r>
       <w:r>
         <w:rPr>
+          <w:highlight w:val="darkGreen"/>
           <w:lang w:val="en-GB"/>
         </w:rPr>
         <w:t>"</w:t>
@@ -8964,48 +8992,46 @@
           <w:rFonts w:ascii="Cascadia Mono" w:hAnsi="Cascadia Mono" w:cs="Cascadia Mono"/>
           <w:b w:val="0"/>
           <w:color w:val="A31515"/>
-        </w:rPr>
-        <w:t>Guild</w:t>
+          <w:highlight w:val="darkGreen"/>
+        </w:rPr>
+        <w:t xml:space="preserve">Guild </w:t>
+      </w:r>
+      <w:r>
+        <w:rPr>
+          <w:rStyle w:val="a4"/>
+          <w:highlight w:val="darkGreen"/>
+        </w:rPr>
+        <w:t>{</w:t>
+      </w:r>
+      <w:r>
+        <w:rPr>
+          <w:rStyle w:val="CodeChar"/>
+          <w:b/>
+          <w:bCs/>
+          <w:highlight w:val="darkGreen"/>
+        </w:rPr>
+        <w:t>guildName</w:t>
+      </w:r>
+      <w:r>
+        <w:rPr>
+          <w:rStyle w:val="CodeChar"/>
+          <w:b/>
+          <w:highlight w:val="darkGreen"/>
+        </w:rPr>
+        <w:t xml:space="preserve">} </w:t>
       </w:r>
       <w:r>
         <w:rPr>
           <w:rFonts w:ascii="Cascadia Mono" w:hAnsi="Cascadia Mono" w:cs="Cascadia Mono"/>
           <w:b w:val="0"/>
           <w:color w:val="A31515"/>
-        </w:rPr>
-        <w:t xml:space="preserve"> </w:t>
-      </w:r>
-      <w:r>
-        <w:rPr>
-          <w:rStyle w:val="a4"/>
-        </w:rPr>
-        <w:t>{</w:t>
-      </w:r>
-      <w:r>
-        <w:rPr>
-          <w:rStyle w:val="CodeChar"/>
-          <w:b/>
-          <w:bCs/>
-        </w:rPr>
-        <w:t>guildName</w:t>
-      </w:r>
-      <w:r>
-        <w:rPr>
-          <w:rStyle w:val="CodeChar"/>
-          <w:b/>
-        </w:rPr>
-        <w:t xml:space="preserve">} </w:t>
-      </w:r>
-      <w:r>
-        <w:rPr>
-          <w:rFonts w:ascii="Cascadia Mono" w:hAnsi="Cascadia Mono" w:cs="Cascadia Mono"/>
-          <w:b w:val="0"/>
-          <w:color w:val="A31515"/>
+          <w:highlight w:val="darkGreen"/>
         </w:rPr>
         <w:t>has been founded with 5000 gold.</w:t>
       </w:r>
       <w:r>
         <w:rPr>
+          <w:highlight w:val="darkGreen"/>
           <w:lang w:val="en-GB"/>
         </w:rPr>
         <w:t>"</w:t>
@@ -9174,11 +9200,15 @@
           <w:ilvl w:val="0"/>
           <w:numId w:val="47"/>
         </w:numPr>
+        <w:rPr>
+          <w:highlight w:val="darkGreen"/>
+        </w:rPr>
       </w:pPr>
       <w:r>
         <w:rPr>
           <w:rFonts w:asciiTheme="minorHAnsi" w:hAnsiTheme="minorHAnsi"/>
           <w:bCs/>
+          <w:highlight w:val="darkGreen"/>
         </w:rPr>
         <w:t>Check if a hero</w:t>
       </w:r>
@@ -9186,16 +9216,21 @@
         <w:rPr>
           <w:rFonts w:asciiTheme="minorHAnsi" w:hAnsiTheme="minorHAnsi"/>
           <w:b w:val="0"/>
+          <w:highlight w:val="darkGreen"/>
         </w:rPr>
         <w:t xml:space="preserve"> with the given </w:t>
       </w:r>
       <w:r>
+        <w:rPr>
+          <w:highlight w:val="darkGreen"/>
+        </w:rPr>
         <w:t>RuneMark</w:t>
       </w:r>
       <w:r>
         <w:rPr>
           <w:rFonts w:asciiTheme="minorHAnsi" w:hAnsiTheme="minorHAnsi"/>
           <w:b w:val="0"/>
+          <w:highlight w:val="darkGreen"/>
         </w:rPr>
         <w:t xml:space="preserve"> </w:t>
       </w:r>
@@ -9203,6 +9238,7 @@
         <w:rPr>
           <w:rFonts w:asciiTheme="minorHAnsi" w:hAnsiTheme="minorHAnsi"/>
           <w:bCs/>
+          <w:highlight w:val="darkGreen"/>
         </w:rPr>
         <w:t>exists</w:t>
       </w:r>
@@ -9210,16 +9246,21 @@
         <w:rPr>
           <w:rFonts w:asciiTheme="minorHAnsi" w:hAnsiTheme="minorHAnsi"/>
           <w:b w:val="0"/>
+          <w:highlight w:val="darkGreen"/>
         </w:rPr>
         <w:t xml:space="preserve"> in the </w:t>
       </w:r>
       <w:r>
+        <w:rPr>
+          <w:highlight w:val="darkGreen"/>
+        </w:rPr>
         <w:t>HeroRepository</w:t>
       </w:r>
       <w:r>
         <w:rPr>
           <w:rFonts w:asciiTheme="minorHAnsi" w:hAnsiTheme="minorHAnsi"/>
           <w:bCs/>
+          <w:highlight w:val="darkGreen"/>
           <w:lang w:val="en-GB"/>
         </w:rPr>
         <w:t>.</w:t>
@@ -9228,6 +9269,7 @@
         <w:rPr>
           <w:rFonts w:asciiTheme="minorHAnsi" w:hAnsiTheme="minorHAnsi"/>
           <w:b w:val="0"/>
+          <w:highlight w:val="darkGreen"/>
           <w:lang w:val="en-GB"/>
         </w:rPr>
         <w:t xml:space="preserve"> </w:t>
@@ -9236,34 +9278,31 @@
         <w:rPr>
           <w:rFonts w:asciiTheme="minorHAnsi" w:hAnsiTheme="minorHAnsi"/>
           <w:b w:val="0"/>
-        </w:rPr>
-        <w:t>If not found, return</w:t>
+          <w:highlight w:val="darkGreen"/>
+        </w:rPr>
+        <w:t>If not found, return:</w:t>
       </w:r>
       <w:r>
         <w:rPr>
           <w:rFonts w:asciiTheme="minorHAnsi" w:hAnsiTheme="minorHAnsi"/>
           <w:b w:val="0"/>
-        </w:rPr>
-        <w:t>:</w:t>
+          <w:highlight w:val="darkGreen"/>
+          <w:lang w:val="en-GB"/>
+        </w:rPr>
+        <w:t xml:space="preserve"> </w:t>
       </w:r>
       <w:r>
         <w:rPr>
           <w:rFonts w:asciiTheme="minorHAnsi" w:hAnsiTheme="minorHAnsi"/>
           <w:b w:val="0"/>
+          <w:highlight w:val="darkGreen"/>
           <w:lang w:val="en-GB"/>
         </w:rPr>
-        <w:t xml:space="preserve"> </w:t>
-      </w:r>
-      <w:r>
-        <w:rPr>
-          <w:rFonts w:asciiTheme="minorHAnsi" w:hAnsiTheme="minorHAnsi"/>
-          <w:b w:val="0"/>
-          <w:lang w:val="en-GB"/>
-        </w:rPr>
         <w:br/>
       </w:r>
       <w:r>
         <w:rPr>
+          <w:highlight w:val="darkGreen"/>
           <w:lang w:val="en-GB"/>
         </w:rPr>
         <w:t>"</w:t>
@@ -9273,6 +9312,7 @@
           <w:rFonts w:ascii="Cascadia Mono" w:hAnsi="Cascadia Mono" w:cs="Cascadia Mono"/>
           <w:b w:val="0"/>
           <w:color w:val="A31515"/>
+          <w:highlight w:val="darkGreen"/>
         </w:rPr>
         <w:t>No hero bearing the RuneMark</w:t>
       </w:r>
@@ -9282,12 +9322,14 @@
           <w:rFonts w:ascii="Cascadia Mono" w:hAnsi="Cascadia Mono" w:cs="Cascadia Mono"/>
           <w:b w:val="0"/>
           <w:color w:val="A31515"/>
+          <w:highlight w:val="darkGreen"/>
         </w:rPr>
         <w:t xml:space="preserve"> </w:t>
       </w:r>
       <w:r>
         <w:rPr>
           <w:rStyle w:val="a4"/>
+          <w:highlight w:val="darkGreen"/>
         </w:rPr>
         <w:t>{</w:t>
       </w:r>
@@ -9296,6 +9338,7 @@
           <w:rStyle w:val="CodeChar"/>
           <w:b/>
           <w:bCs/>
+          <w:highlight w:val="darkGreen"/>
         </w:rPr>
         <w:t>runeMark</w:t>
       </w:r>
@@ -9303,6 +9346,7 @@
         <w:rPr>
           <w:rStyle w:val="CodeChar"/>
           <w:b/>
+          <w:highlight w:val="darkGreen"/>
         </w:rPr>
         <w:t>}</w:t>
       </w:r>
@@ -9311,6 +9355,7 @@
           <w:rFonts w:ascii="Cascadia Mono" w:hAnsi="Cascadia Mono" w:cs="Cascadia Mono"/>
           <w:b w:val="0"/>
           <w:color w:val="A31515"/>
+          <w:highlight w:val="darkGreen"/>
         </w:rPr>
         <w:t xml:space="preserve"> </w:t>
       </w:r>
@@ -9319,11 +9364,13 @@
           <w:rFonts w:ascii="Cascadia Mono" w:hAnsi="Cascadia Mono" w:cs="Cascadia Mono"/>
           <w:b w:val="0"/>
           <w:color w:val="A31515"/>
+          <w:highlight w:val="darkGreen"/>
         </w:rPr>
         <w:t>walks this realm.</w:t>
       </w:r>
       <w:r>
         <w:rPr>
+          <w:highlight w:val="darkGreen"/>
           <w:lang w:val="en-GB"/>
         </w:rPr>
         <w:t>"</w:t>
@@ -9336,11 +9383,15 @@
           <w:ilvl w:val="0"/>
           <w:numId w:val="47"/>
         </w:numPr>
+        <w:rPr>
+          <w:highlight w:val="darkGreen"/>
+        </w:rPr>
       </w:pPr>
       <w:r>
         <w:rPr>
           <w:rFonts w:asciiTheme="minorHAnsi" w:hAnsiTheme="minorHAnsi"/>
           <w:bCs/>
+          <w:highlight w:val="darkGreen"/>
         </w:rPr>
         <w:t>Check if a guild</w:t>
       </w:r>
@@ -9348,6 +9399,7 @@
         <w:rPr>
           <w:rFonts w:asciiTheme="minorHAnsi" w:hAnsiTheme="minorHAnsi"/>
           <w:b w:val="0"/>
+          <w:highlight w:val="darkGreen"/>
         </w:rPr>
         <w:t xml:space="preserve"> with the given name </w:t>
       </w:r>
@@ -9355,6 +9407,7 @@
         <w:rPr>
           <w:rFonts w:asciiTheme="minorHAnsi" w:hAnsiTheme="minorHAnsi"/>
           <w:bCs/>
+          <w:highlight w:val="darkGreen"/>
         </w:rPr>
         <w:t>exists</w:t>
       </w:r>
@@ -9362,16 +9415,21 @@
         <w:rPr>
           <w:rFonts w:asciiTheme="minorHAnsi" w:hAnsiTheme="minorHAnsi"/>
           <w:b w:val="0"/>
+          <w:highlight w:val="darkGreen"/>
         </w:rPr>
         <w:t xml:space="preserve"> in the </w:t>
       </w:r>
       <w:r>
+        <w:rPr>
+          <w:highlight w:val="darkGreen"/>
+        </w:rPr>
         <w:t>GuildRepository</w:t>
       </w:r>
       <w:r>
         <w:rPr>
           <w:rFonts w:asciiTheme="minorHAnsi" w:hAnsiTheme="minorHAnsi"/>
           <w:b w:val="0"/>
+          <w:highlight w:val="darkGreen"/>
           <w:lang w:val="en-GB"/>
         </w:rPr>
         <w:t>.</w:t>
@@ -9380,6 +9438,7 @@
         <w:rPr>
           <w:rFonts w:asciiTheme="minorHAnsi" w:hAnsiTheme="minorHAnsi"/>
           <w:b w:val="0"/>
+          <w:highlight w:val="darkGreen"/>
           <w:lang w:val="en-GB"/>
         </w:rPr>
         <w:t xml:space="preserve"> </w:t>
@@ -9388,6 +9447,7 @@
         <w:rPr>
           <w:rFonts w:asciiTheme="minorHAnsi" w:hAnsiTheme="minorHAnsi"/>
           <w:b w:val="0"/>
+          <w:highlight w:val="darkGreen"/>
         </w:rPr>
         <w:t>If not found, return</w:t>
       </w:r>
@@ -9395,28 +9455,23 @@
         <w:rPr>
           <w:rFonts w:asciiTheme="minorHAnsi" w:hAnsiTheme="minorHAnsi"/>
           <w:b w:val="0"/>
+          <w:highlight w:val="darkGreen"/>
           <w:lang w:val="en-GB"/>
         </w:rPr>
-        <w:t>:</w:t>
+        <w:t xml:space="preserve">: </w:t>
       </w:r>
       <w:r>
         <w:rPr>
           <w:rFonts w:asciiTheme="minorHAnsi" w:hAnsiTheme="minorHAnsi"/>
           <w:b w:val="0"/>
+          <w:highlight w:val="darkGreen"/>
           <w:lang w:val="en-GB"/>
         </w:rPr>
-        <w:t xml:space="preserve"> </w:t>
-      </w:r>
-      <w:r>
-        <w:rPr>
-          <w:rFonts w:asciiTheme="minorHAnsi" w:hAnsiTheme="minorHAnsi"/>
-          <w:b w:val="0"/>
-          <w:lang w:val="en-GB"/>
-        </w:rPr>
         <w:br/>
       </w:r>
       <w:r>
         <w:rPr>
+          <w:highlight w:val="darkGreen"/>
           <w:lang w:val="en-GB"/>
         </w:rPr>
         <w:t>"</w:t>
@@ -9426,6 +9481,7 @@
           <w:rFonts w:ascii="Cascadia Mono" w:hAnsi="Cascadia Mono" w:cs="Cascadia Mono"/>
           <w:b w:val="0"/>
           <w:color w:val="A31515"/>
+          <w:highlight w:val="darkGreen"/>
         </w:rPr>
         <w:t>No guild known as</w:t>
       </w:r>
@@ -9435,12 +9491,14 @@
           <w:rFonts w:ascii="Cascadia Mono" w:hAnsi="Cascadia Mono" w:cs="Cascadia Mono"/>
           <w:b w:val="0"/>
           <w:color w:val="A31515"/>
+          <w:highlight w:val="darkGreen"/>
         </w:rPr>
         <w:t xml:space="preserve"> </w:t>
       </w:r>
       <w:r>
         <w:rPr>
           <w:rStyle w:val="a4"/>
+          <w:highlight w:val="darkGreen"/>
         </w:rPr>
         <w:t>{</w:t>
       </w:r>
@@ -9448,6 +9506,7 @@
         <w:rPr>
           <w:rFonts w:cstheme="minorHAnsi"/>
           <w:bCs/>
+          <w:highlight w:val="darkGreen"/>
         </w:rPr>
         <w:t>guildName</w:t>
       </w:r>
@@ -9455,6 +9514,7 @@
         <w:rPr>
           <w:rStyle w:val="CodeChar"/>
           <w:b/>
+          <w:highlight w:val="darkGreen"/>
         </w:rPr>
         <w:t>}</w:t>
       </w:r>
@@ -9465,6 +9525,7 @@
           <w:color w:val="A31515"/>
           <w:sz w:val="19"/>
           <w:szCs w:val="19"/>
+          <w:highlight w:val="darkGreen"/>
         </w:rPr>
         <w:t xml:space="preserve"> </w:t>
       </w:r>
@@ -9473,11 +9534,13 @@
           <w:rFonts w:ascii="Cascadia Mono" w:hAnsi="Cascadia Mono" w:cs="Cascadia Mono"/>
           <w:b w:val="0"/>
           <w:color w:val="A31515"/>
+          <w:highlight w:val="darkGreen"/>
         </w:rPr>
         <w:t>has been founded.</w:t>
       </w:r>
       <w:r>
         <w:rPr>
+          <w:highlight w:val="darkGreen"/>
           <w:lang w:val="en-GB"/>
         </w:rPr>
         <w:t>"</w:t>
@@ -9490,16 +9553,21 @@
           <w:ilvl w:val="0"/>
           <w:numId w:val="47"/>
         </w:numPr>
+        <w:rPr>
+          <w:highlight w:val="darkGreen"/>
+        </w:rPr>
       </w:pPr>
       <w:r>
         <w:rPr>
           <w:bCs/>
+          <w:highlight w:val="darkGreen"/>
         </w:rPr>
         <w:t>Check if the hero is already part of a guild</w:t>
       </w:r>
       <w:r>
         <w:rPr>
           <w:b/>
+          <w:highlight w:val="darkGreen"/>
           <w:lang w:val="en-GB"/>
         </w:rPr>
         <w:t xml:space="preserve">. </w:t>
@@ -9507,6 +9575,7 @@
       <w:r>
         <w:rPr>
           <w:b/>
+          <w:highlight w:val="darkGreen"/>
         </w:rPr>
         <w:t xml:space="preserve">If the hero already has a </w:t>
       </w:r>
@@ -9514,6 +9583,7 @@
       <w:r>
         <w:rPr>
           <w:b/>
+          <w:highlight w:val="darkGreen"/>
         </w:rPr>
         <w:t>GuildName</w:t>
       </w:r>
@@ -9521,33 +9591,30 @@
       <w:r>
         <w:rPr>
           <w:b/>
+          <w:highlight w:val="darkGreen"/>
         </w:rPr>
         <w:t xml:space="preserve"> set, return</w:t>
       </w:r>
       <w:r>
         <w:rPr>
           <w:b/>
+          <w:highlight w:val="darkGreen"/>
           <w:lang w:val="en-GB"/>
         </w:rPr>
-        <w:t>:</w:t>
-      </w:r>
-      <w:r>
-        <w:rPr>
-          <w:b/>
+        <w:t xml:space="preserve">: </w:t>
+      </w:r>
+      <w:r>
+        <w:rPr>
+          <w:b/>
+          <w:highlight w:val="darkGreen"/>
           <w:lang w:val="en-GB"/>
         </w:rPr>
-        <w:t xml:space="preserve"> </w:t>
-      </w:r>
-      <w:r>
-        <w:rPr>
-          <w:b/>
-          <w:lang w:val="en-GB"/>
-        </w:rPr>
         <w:br/>
       </w:r>
       <w:r>
         <w:rPr>
           <w:rStyle w:val="CodeChar"/>
+          <w:highlight w:val="darkGreen"/>
         </w:rPr>
         <w:t>"</w:t>
       </w:r>
@@ -9555,6 +9622,7 @@
         <w:rPr>
           <w:rFonts w:ascii="Cascadia Mono" w:hAnsi="Cascadia Mono" w:cs="Cascadia Mono"/>
           <w:color w:val="A31515"/>
+          <w:highlight w:val="darkGreen"/>
         </w:rPr>
         <w:t>Hero</w:t>
       </w:r>
@@ -9563,26 +9631,16 @@
           <w:rStyle w:val="a4"/>
           <w:rFonts w:ascii="Cascadia Mono" w:hAnsi="Cascadia Mono" w:cs="Cascadia Mono"/>
           <w:color w:val="A31515"/>
+          <w:highlight w:val="darkGreen"/>
         </w:rPr>
         <w:t xml:space="preserve"> </w:t>
       </w:r>
       <w:r>
         <w:rPr>
           <w:rStyle w:val="CodeChar"/>
-        </w:rPr>
-        <w:t>{</w:t>
-      </w:r>
-      <w:r>
-        <w:rPr>
-          <w:rStyle w:val="CodeChar"/>
-        </w:rPr>
-        <w:t>heroName</w:t>
-      </w:r>
-      <w:r>
-        <w:rPr>
-          <w:rStyle w:val="CodeChar"/>
-        </w:rPr>
-        <w:t>}</w:t>
+          <w:highlight w:val="darkGreen"/>
+        </w:rPr>
+        <w:t>{heroName}</w:t>
       </w:r>
       <w:r>
         <w:rPr>
@@ -9591,6 +9649,7 @@
           <w:color w:val="A31515"/>
           <w:sz w:val="19"/>
           <w:szCs w:val="19"/>
+          <w:highlight w:val="darkGreen"/>
         </w:rPr>
         <w:t xml:space="preserve"> </w:t>
       </w:r>
@@ -9598,12 +9657,14 @@
         <w:rPr>
           <w:rFonts w:ascii="Cascadia Mono" w:hAnsi="Cascadia Mono" w:cs="Cascadia Mono"/>
           <w:color w:val="A31515"/>
+          <w:highlight w:val="darkGreen"/>
         </w:rPr>
         <w:t>has already sworn loyalty to a guild.</w:t>
       </w:r>
       <w:r>
         <w:rPr>
           <w:rStyle w:val="CodeChar"/>
+          <w:highlight w:val="darkGreen"/>
         </w:rPr>
         <w:t>"</w:t>
       </w:r>
@@ -9615,45 +9676,61 @@
           <w:ilvl w:val="0"/>
           <w:numId w:val="47"/>
         </w:numPr>
+        <w:rPr>
+          <w:highlight w:val="darkGreen"/>
+        </w:rPr>
       </w:pPr>
       <w:r>
         <w:rPr>
           <w:b/>
           <w:bCs/>
+          <w:highlight w:val="darkGreen"/>
         </w:rPr>
         <w:t>Check</w:t>
       </w:r>
       <w:r>
+        <w:rPr>
+          <w:highlight w:val="darkGreen"/>
+        </w:rPr>
         <w:t xml:space="preserve"> if the </w:t>
       </w:r>
       <w:r>
         <w:rPr>
           <w:b/>
           <w:bCs/>
+          <w:highlight w:val="darkGreen"/>
         </w:rPr>
         <w:t>guild has lost a war</w:t>
       </w:r>
       <w:r>
-        <w:t xml:space="preserve">. </w:t>
-      </w:r>
-      <w:r>
-        <w:t xml:space="preserve">If </w:t>
+        <w:rPr>
+          <w:highlight w:val="darkGreen"/>
+        </w:rPr>
+        <w:t xml:space="preserve">. If </w:t>
       </w:r>
       <w:r>
         <w:rPr>
           <w:rStyle w:val="CodeChar"/>
+          <w:highlight w:val="darkGreen"/>
         </w:rPr>
         <w:t>IsFallen == true</w:t>
       </w:r>
       <w:r>
+        <w:rPr>
+          <w:highlight w:val="darkGreen"/>
+        </w:rPr>
         <w:t>, return:</w:t>
       </w:r>
       <w:r>
+        <w:rPr>
+          <w:highlight w:val="darkGreen"/>
+        </w:rPr>
         <w:br/>
       </w:r>
       <w:r>
         <w:rPr>
           <w:rStyle w:val="CodeChar"/>
+          <w:highlight w:val="darkGreen"/>
         </w:rPr>
         <w:t>"</w:t>
       </w:r>
@@ -9661,12 +9738,14 @@
         <w:rPr>
           <w:rFonts w:ascii="Cascadia Mono" w:hAnsi="Cascadia Mono" w:cs="Cascadia Mono"/>
           <w:color w:val="A31515"/>
+          <w:highlight w:val="darkGreen"/>
         </w:rPr>
         <w:t xml:space="preserve">The </w:t>
       </w:r>
       <w:r>
         <w:rPr>
           <w:rStyle w:val="CodeChar"/>
+          <w:highlight w:val="darkGreen"/>
         </w:rPr>
         <w:t>{guildName}</w:t>
       </w:r>
@@ -9677,6 +9756,7 @@
           <w:color w:val="A31515"/>
           <w:sz w:val="19"/>
           <w:szCs w:val="19"/>
+          <w:highlight w:val="darkGreen"/>
         </w:rPr>
         <w:t xml:space="preserve"> </w:t>
       </w:r>
@@ -9684,12 +9764,14 @@
         <w:rPr>
           <w:rFonts w:ascii="Cascadia Mono" w:hAnsi="Cascadia Mono" w:cs="Cascadia Mono"/>
           <w:color w:val="A31515"/>
+          <w:highlight w:val="darkGreen"/>
         </w:rPr>
         <w:t>lies in ruin and cannot accept new champions.</w:t>
       </w:r>
       <w:r>
         <w:rPr>
           <w:rStyle w:val="CodeChar"/>
+          <w:highlight w:val="darkGreen"/>
         </w:rPr>
         <w:t>"</w:t>
       </w:r>
@@ -9701,48 +9783,61 @@
           <w:ilvl w:val="0"/>
           <w:numId w:val="47"/>
         </w:numPr>
+        <w:rPr>
+          <w:highlight w:val="darkGreen"/>
+        </w:rPr>
       </w:pPr>
       <w:r>
         <w:rPr>
           <w:b/>
           <w:bCs/>
+          <w:highlight w:val="darkGreen"/>
         </w:rPr>
         <w:t>Check</w:t>
       </w:r>
       <w:r>
+        <w:rPr>
+          <w:highlight w:val="darkGreen"/>
+        </w:rPr>
         <w:t xml:space="preserve"> if the </w:t>
       </w:r>
       <w:r>
         <w:rPr>
           <w:b/>
           <w:bCs/>
+          <w:highlight w:val="darkGreen"/>
         </w:rPr>
         <w:t>guild can afford the recruitment</w:t>
       </w:r>
       <w:r>
-        <w:t xml:space="preserve"> (at least 500 gold)</w:t>
-      </w:r>
-      <w:r>
-        <w:t xml:space="preserve">. </w:t>
-      </w:r>
-      <w:r>
-        <w:t xml:space="preserve">If </w:t>
+        <w:rPr>
+          <w:highlight w:val="darkGreen"/>
+        </w:rPr>
+        <w:t xml:space="preserve"> (at least 500 gold). If </w:t>
       </w:r>
       <w:r>
         <w:rPr>
           <w:rStyle w:val="CodeChar"/>
+          <w:highlight w:val="darkGreen"/>
         </w:rPr>
         <w:t>Wealth &lt; 500</w:t>
       </w:r>
       <w:r>
+        <w:rPr>
+          <w:highlight w:val="darkGreen"/>
+        </w:rPr>
         <w:t>, return:</w:t>
       </w:r>
       <w:r>
+        <w:rPr>
+          <w:highlight w:val="darkGreen"/>
+        </w:rPr>
         <w:br/>
       </w:r>
       <w:r>
         <w:rPr>
           <w:rStyle w:val="CodeChar"/>
+          <w:highlight w:val="darkGreen"/>
         </w:rPr>
         <w:t>"</w:t>
       </w:r>
@@ -9750,12 +9845,14 @@
         <w:rPr>
           <w:rFonts w:ascii="Cascadia Mono" w:hAnsi="Cascadia Mono" w:cs="Cascadia Mono"/>
           <w:color w:val="A31515"/>
+          <w:highlight w:val="darkGreen"/>
         </w:rPr>
         <w:t xml:space="preserve">The coffers of the </w:t>
       </w:r>
       <w:r>
         <w:rPr>
           <w:rStyle w:val="CodeChar"/>
+          <w:highlight w:val="darkGreen"/>
         </w:rPr>
         <w:t>{guildName}</w:t>
       </w:r>
@@ -9766,6 +9863,7 @@
           <w:color w:val="A31515"/>
           <w:sz w:val="19"/>
           <w:szCs w:val="19"/>
+          <w:highlight w:val="darkGreen"/>
         </w:rPr>
         <w:t xml:space="preserve"> </w:t>
       </w:r>
@@ -9773,12 +9871,14 @@
         <w:rPr>
           <w:rFonts w:ascii="Cascadia Mono" w:hAnsi="Cascadia Mono" w:cs="Cascadia Mono"/>
           <w:color w:val="A31515"/>
+          <w:highlight w:val="darkGreen"/>
         </w:rPr>
         <w:t>run dry — recruitment is impossible.</w:t>
       </w:r>
       <w:r>
         <w:rPr>
           <w:rStyle w:val="CodeChar"/>
+          <w:highlight w:val="darkGreen"/>
         </w:rPr>
         <w:t>"</w:t>
       </w:r>
@@ -9790,15 +9890,22 @@
           <w:ilvl w:val="0"/>
           <w:numId w:val="47"/>
         </w:numPr>
+        <w:rPr>
+          <w:highlight w:val="darkGreen"/>
+        </w:rPr>
       </w:pPr>
       <w:r>
         <w:rPr>
           <w:b/>
           <w:bCs/>
+          <w:highlight w:val="darkGreen"/>
         </w:rPr>
         <w:t>Check if the hero type is allowed in the given guild</w:t>
       </w:r>
       <w:r>
+        <w:rPr>
+          <w:highlight w:val="darkGreen"/>
+        </w:rPr>
         <w:t>.</w:t>
       </w:r>
     </w:p>
@@ -9813,24 +9920,33 @@
         <w:rPr>
           <w:bCs/>
           <w:noProof/>
+          <w:highlight w:val="darkGreen"/>
         </w:rPr>
       </w:pPr>
       <w:r>
         <w:rPr>
           <w:rStyle w:val="CodeChar"/>
+          <w:highlight w:val="darkGreen"/>
         </w:rPr>
         <w:t>Warrior</w:t>
       </w:r>
       <w:r>
+        <w:rPr>
+          <w:highlight w:val="darkGreen"/>
+        </w:rPr>
         <w:t xml:space="preserve">: </w:t>
       </w:r>
       <w:proofErr w:type="gramStart"/>
       <w:r>
+        <w:rPr>
+          <w:highlight w:val="darkGreen"/>
+        </w:rPr>
         <w:t xml:space="preserve">only </w:t>
       </w:r>
       <w:r>
         <w:rPr>
           <w:bCs/>
+          <w:highlight w:val="darkGreen"/>
         </w:rPr>
         <w:t xml:space="preserve"> </w:t>
       </w:r>
@@ -9838,6 +9954,7 @@
         <w:rPr>
           <w:b/>
           <w:bCs/>
+          <w:highlight w:val="darkGreen"/>
         </w:rPr>
         <w:t>"</w:t>
       </w:r>
@@ -9847,6 +9964,7 @@
         <w:rPr>
           <w:rFonts w:ascii="Cascadia Mono" w:hAnsi="Cascadia Mono" w:cs="Cascadia Mono"/>
           <w:color w:val="A31515"/>
+          <w:highlight w:val="darkGreen"/>
         </w:rPr>
         <w:t>WarriorGuild</w:t>
       </w:r>
@@ -9855,12 +9973,14 @@
         <w:rPr>
           <w:b/>
           <w:bCs/>
+          <w:highlight w:val="darkGreen"/>
         </w:rPr>
         <w:t>"</w:t>
       </w:r>
       <w:r>
         <w:rPr>
           <w:bCs/>
+          <w:highlight w:val="darkGreen"/>
         </w:rPr>
         <w:t xml:space="preserve">, </w:t>
       </w:r>
@@ -9868,6 +9988,7 @@
         <w:rPr>
           <w:b/>
           <w:bCs/>
+          <w:highlight w:val="darkGreen"/>
         </w:rPr>
         <w:t>"</w:t>
       </w:r>
@@ -9876,21 +9997,16 @@
         <w:rPr>
           <w:rFonts w:ascii="Cascadia Mono" w:hAnsi="Cascadia Mono" w:cs="Cascadia Mono"/>
           <w:color w:val="A31515"/>
-        </w:rPr>
-        <w:t>Shadow</w:t>
-      </w:r>
-      <w:r>
-        <w:rPr>
-          <w:rFonts w:ascii="Cascadia Mono" w:hAnsi="Cascadia Mono" w:cs="Cascadia Mono"/>
-          <w:color w:val="A31515"/>
-        </w:rPr>
-        <w:t>Guild</w:t>
+          <w:highlight w:val="darkGreen"/>
+        </w:rPr>
+        <w:t>ShadowGuild</w:t>
       </w:r>
       <w:proofErr w:type="spellEnd"/>
       <w:r>
         <w:rPr>
           <w:b/>
           <w:bCs/>
+          <w:highlight w:val="darkGreen"/>
         </w:rPr>
         <w:t>"</w:t>
       </w:r>
@@ -9906,24 +10022,33 @@
         <w:rPr>
           <w:bCs/>
           <w:noProof/>
+          <w:highlight w:val="darkGreen"/>
         </w:rPr>
       </w:pPr>
       <w:r>
         <w:rPr>
           <w:rStyle w:val="CodeChar"/>
+          <w:highlight w:val="darkGreen"/>
         </w:rPr>
         <w:t>Sorcerer</w:t>
       </w:r>
       <w:r>
+        <w:rPr>
+          <w:highlight w:val="darkGreen"/>
+        </w:rPr>
         <w:t xml:space="preserve">: </w:t>
       </w:r>
       <w:proofErr w:type="gramStart"/>
       <w:r>
+        <w:rPr>
+          <w:highlight w:val="darkGreen"/>
+        </w:rPr>
         <w:t xml:space="preserve">only </w:t>
       </w:r>
       <w:r>
         <w:rPr>
           <w:bCs/>
+          <w:highlight w:val="darkGreen"/>
         </w:rPr>
         <w:t xml:space="preserve"> </w:t>
       </w:r>
@@ -9931,6 +10056,7 @@
         <w:rPr>
           <w:b/>
           <w:bCs/>
+          <w:highlight w:val="darkGreen"/>
         </w:rPr>
         <w:t>"</w:t>
       </w:r>
@@ -9940,57 +10066,49 @@
         <w:rPr>
           <w:rFonts w:ascii="Cascadia Mono" w:hAnsi="Cascadia Mono" w:cs="Cascadia Mono"/>
           <w:color w:val="A31515"/>
-        </w:rPr>
-        <w:t>Sorcerer</w:t>
-      </w:r>
+          <w:highlight w:val="darkGreen"/>
+        </w:rPr>
+        <w:t>SorcererGuild</w:t>
+      </w:r>
+      <w:proofErr w:type="spellEnd"/>
+      <w:r>
+        <w:rPr>
+          <w:b/>
+          <w:bCs/>
+          <w:highlight w:val="darkGreen"/>
+        </w:rPr>
+        <w:t>"</w:t>
+      </w:r>
+      <w:r>
+        <w:rPr>
+          <w:bCs/>
+          <w:highlight w:val="darkGreen"/>
+        </w:rPr>
+        <w:t xml:space="preserve">, </w:t>
+      </w:r>
+      <w:r>
+        <w:rPr>
+          <w:b/>
+          <w:bCs/>
+          <w:highlight w:val="darkGreen"/>
+        </w:rPr>
+        <w:t>"</w:t>
+      </w:r>
+      <w:proofErr w:type="spellStart"/>
       <w:r>
         <w:rPr>
           <w:rFonts w:ascii="Cascadia Mono" w:hAnsi="Cascadia Mono" w:cs="Cascadia Mono"/>
           <w:color w:val="A31515"/>
-        </w:rPr>
-        <w:t>Guild</w:t>
+          <w:highlight w:val="darkGreen"/>
+        </w:rPr>
+        <w:t>ShadowGuild</w:t>
       </w:r>
       <w:proofErr w:type="spellEnd"/>
       <w:r>
         <w:rPr>
           <w:b/>
           <w:bCs/>
-        </w:rPr>
-        <w:t>"</w:t>
-      </w:r>
-      <w:r>
-        <w:rPr>
-          <w:bCs/>
-        </w:rPr>
-        <w:t xml:space="preserve">, </w:t>
-      </w:r>
-      <w:r>
-        <w:rPr>
-          <w:b/>
-          <w:bCs/>
-        </w:rPr>
-        <w:t>"</w:t>
-      </w:r>
-      <w:proofErr w:type="spellStart"/>
-      <w:r>
-        <w:rPr>
-          <w:rFonts w:ascii="Cascadia Mono" w:hAnsi="Cascadia Mono" w:cs="Cascadia Mono"/>
-          <w:color w:val="A31515"/>
-        </w:rPr>
-        <w:t>Shadow</w:t>
-      </w:r>
-      <w:r>
-        <w:rPr>
-          <w:rFonts w:ascii="Cascadia Mono" w:hAnsi="Cascadia Mono" w:cs="Cascadia Mono"/>
-          <w:color w:val="A31515"/>
-        </w:rPr>
-        <w:t>Guild</w:t>
-      </w:r>
-      <w:proofErr w:type="spellEnd"/>
-      <w:r>
-        <w:rPr>
-          <w:b/>
-          <w:bCs/>
+          <w:highlight w:val="darkGreen"/>
         </w:rPr>
         <w:t>"</w:t>
       </w:r>
@@ -10008,24 +10126,33 @@
           <w:rFonts w:asciiTheme="minorHAnsi" w:hAnsiTheme="minorHAnsi"/>
           <w:b w:val="0"/>
           <w:bCs/>
+          <w:highlight w:val="darkGreen"/>
         </w:rPr>
       </w:pPr>
       <w:r>
         <w:rPr>
           <w:rStyle w:val="CodeChar"/>
+          <w:highlight w:val="darkGreen"/>
         </w:rPr>
         <w:t>Spellblade</w:t>
       </w:r>
       <w:r>
+        <w:rPr>
+          <w:highlight w:val="darkGreen"/>
+        </w:rPr>
         <w:t xml:space="preserve">: </w:t>
       </w:r>
       <w:proofErr w:type="gramStart"/>
       <w:r>
+        <w:rPr>
+          <w:highlight w:val="darkGreen"/>
+        </w:rPr>
         <w:t xml:space="preserve">only </w:t>
       </w:r>
       <w:r>
         <w:rPr>
           <w:bCs/>
+          <w:highlight w:val="darkGreen"/>
         </w:rPr>
         <w:t xml:space="preserve"> </w:t>
       </w:r>
@@ -10033,6 +10160,7 @@
         <w:rPr>
           <w:b/>
           <w:bCs/>
+          <w:highlight w:val="darkGreen"/>
         </w:rPr>
         <w:t>"</w:t>
       </w:r>
@@ -10042,6 +10170,7 @@
         <w:rPr>
           <w:rFonts w:ascii="Cascadia Mono" w:hAnsi="Cascadia Mono" w:cs="Cascadia Mono"/>
           <w:color w:val="A31515"/>
+          <w:highlight w:val="darkGreen"/>
         </w:rPr>
         <w:t>WarriorGuild</w:t>
       </w:r>
@@ -10050,12 +10179,14 @@
         <w:rPr>
           <w:b/>
           <w:bCs/>
+          <w:highlight w:val="darkGreen"/>
         </w:rPr>
         <w:t>"</w:t>
       </w:r>
       <w:r>
         <w:rPr>
           <w:bCs/>
+          <w:highlight w:val="darkGreen"/>
         </w:rPr>
         <w:t xml:space="preserve">, </w:t>
       </w:r>
@@ -10063,6 +10194,7 @@
         <w:rPr>
           <w:b/>
           <w:bCs/>
+          <w:highlight w:val="darkGreen"/>
         </w:rPr>
         <w:t>"</w:t>
       </w:r>
@@ -10071,6 +10203,7 @@
         <w:rPr>
           <w:rFonts w:ascii="Cascadia Mono" w:hAnsi="Cascadia Mono" w:cs="Cascadia Mono"/>
           <w:color w:val="A31515"/>
+          <w:highlight w:val="darkGreen"/>
         </w:rPr>
         <w:t>S</w:t>
       </w:r>
@@ -10078,6 +10211,7 @@
         <w:rPr>
           <w:rFonts w:ascii="Cascadia Mono" w:hAnsi="Cascadia Mono" w:cs="Cascadia Mono"/>
           <w:color w:val="A31515"/>
+          <w:highlight w:val="darkGreen"/>
         </w:rPr>
         <w:t>orcerer</w:t>
       </w:r>
@@ -10085,6 +10219,7 @@
         <w:rPr>
           <w:rFonts w:ascii="Cascadia Mono" w:hAnsi="Cascadia Mono" w:cs="Cascadia Mono"/>
           <w:color w:val="A31515"/>
+          <w:highlight w:val="darkGreen"/>
         </w:rPr>
         <w:t>Guild</w:t>
       </w:r>
@@ -10093,6 +10228,7 @@
         <w:rPr>
           <w:b/>
           <w:bCs/>
+          <w:highlight w:val="darkGreen"/>
         </w:rPr>
         <w:t>"</w:t>
       </w:r>
@@ -10104,33 +10240,47 @@
           <w:ilvl w:val="1"/>
           <w:numId w:val="47"/>
         </w:numPr>
-      </w:pPr>
-      <w:r>
+        <w:rPr>
+          <w:highlight w:val="darkGreen"/>
+        </w:rPr>
+      </w:pPr>
+      <w:r>
+        <w:rPr>
+          <w:highlight w:val="darkGreen"/>
+        </w:rPr>
         <w:t xml:space="preserve">If </w:t>
       </w:r>
       <w:r>
         <w:rPr>
           <w:b/>
           <w:bCs/>
+          <w:highlight w:val="darkGreen"/>
         </w:rPr>
         <w:t>not compatible</w:t>
       </w:r>
       <w:r>
+        <w:rPr>
+          <w:highlight w:val="darkGreen"/>
+        </w:rPr>
         <w:t xml:space="preserve">, </w:t>
       </w:r>
       <w:r>
-        <w:t>return</w:t>
-      </w:r>
-      <w:r>
-        <w:t xml:space="preserve"> the following message:</w:t>
-      </w:r>
-      <w:r>
+        <w:rPr>
+          <w:highlight w:val="darkGreen"/>
+        </w:rPr>
+        <w:t>return the following message:</w:t>
+      </w:r>
+      <w:r>
+        <w:rPr>
+          <w:highlight w:val="darkGreen"/>
+        </w:rPr>
         <w:br/>
       </w:r>
       <w:r>
         <w:rPr>
           <w:b/>
           <w:bCs/>
+          <w:highlight w:val="darkGreen"/>
           <w:lang w:val="en-GB"/>
         </w:rPr>
         <w:t>"</w:t>
@@ -10139,6 +10289,7 @@
         <w:rPr>
           <w:rFonts w:ascii="Cascadia Mono" w:hAnsi="Cascadia Mono" w:cs="Cascadia Mono"/>
           <w:color w:val="A31515"/>
+          <w:highlight w:val="darkGreen"/>
         </w:rPr>
         <w:t xml:space="preserve">The path of the </w:t>
       </w:r>
@@ -10147,6 +10298,7 @@
           <w:rStyle w:val="a4"/>
           <w:b/>
           <w:bCs/>
+          <w:highlight w:val="darkGreen"/>
         </w:rPr>
         <w:t>{</w:t>
       </w:r>
@@ -10156,6 +10308,7 @@
           <w:rFonts w:cstheme="minorHAnsi"/>
           <w:b/>
           <w:bCs/>
+          <w:highlight w:val="darkGreen"/>
         </w:rPr>
         <w:t>heroTypeName</w:t>
       </w:r>
@@ -10163,6 +10316,7 @@
       <w:r>
         <w:rPr>
           <w:rStyle w:val="CodeChar"/>
+          <w:highlight w:val="darkGreen"/>
         </w:rPr>
         <w:t>}</w:t>
       </w:r>
@@ -10172,6 +10326,7 @@
           <w:color w:val="A31515"/>
           <w:sz w:val="19"/>
           <w:szCs w:val="19"/>
+          <w:highlight w:val="darkGreen"/>
         </w:rPr>
         <w:t xml:space="preserve"> </w:t>
       </w:r>
@@ -10179,6 +10334,7 @@
         <w:rPr>
           <w:rFonts w:ascii="Cascadia Mono" w:hAnsi="Cascadia Mono" w:cs="Cascadia Mono"/>
           <w:color w:val="A31515"/>
+          <w:highlight w:val="darkGreen"/>
         </w:rPr>
         <w:t>does not align with the</w:t>
       </w:r>
@@ -10187,6 +10343,7 @@
           <w:rStyle w:val="a4"/>
           <w:rFonts w:ascii="Cascadia Mono" w:hAnsi="Cascadia Mono" w:cs="Cascadia Mono"/>
           <w:color w:val="A31515"/>
+          <w:highlight w:val="darkGreen"/>
         </w:rPr>
         <w:t xml:space="preserve"> </w:t>
       </w:r>
@@ -10195,6 +10352,7 @@
           <w:rStyle w:val="a4"/>
           <w:b/>
           <w:bCs/>
+          <w:highlight w:val="darkGreen"/>
         </w:rPr>
         <w:t>{</w:t>
       </w:r>
@@ -10204,6 +10362,7 @@
           <w:rFonts w:cstheme="minorHAnsi"/>
           <w:b/>
           <w:bCs/>
+          <w:highlight w:val="darkGreen"/>
         </w:rPr>
         <w:t>guildName</w:t>
       </w:r>
@@ -10211,6 +10370,7 @@
       <w:r>
         <w:rPr>
           <w:rStyle w:val="CodeChar"/>
+          <w:highlight w:val="darkGreen"/>
         </w:rPr>
         <w:t>}</w:t>
       </w:r>
@@ -10219,12 +10379,14 @@
           <w:rFonts w:ascii="Cascadia Mono" w:hAnsi="Cascadia Mono" w:cs="Cascadia Mono"/>
           <w:bCs/>
           <w:color w:val="A31515"/>
+          <w:highlight w:val="darkGreen"/>
         </w:rPr>
         <w:t>.</w:t>
       </w:r>
       <w:r>
         <w:rPr>
           <w:bCs/>
+          <w:highlight w:val="darkGreen"/>
           <w:lang w:val="en-GB"/>
         </w:rPr>
         <w:t>"</w:t>
@@ -10237,11 +10399,15 @@
           <w:ilvl w:val="0"/>
           <w:numId w:val="47"/>
         </w:numPr>
+        <w:rPr>
+          <w:highlight w:val="darkGreen"/>
+        </w:rPr>
       </w:pPr>
       <w:r>
         <w:rPr>
           <w:rFonts w:cstheme="minorHAnsi"/>
           <w:bCs/>
+          <w:highlight w:val="darkGreen"/>
         </w:rPr>
         <w:t xml:space="preserve">If </w:t>
       </w:r>
@@ -10249,6 +10415,7 @@
         <w:rPr>
           <w:rFonts w:cstheme="minorHAnsi"/>
           <w:b/>
+          <w:highlight w:val="darkGreen"/>
         </w:rPr>
         <w:t>none of the above cases</w:t>
       </w:r>
@@ -10256,15 +10423,9 @@
         <w:rPr>
           <w:rFonts w:cstheme="minorHAnsi"/>
           <w:bCs/>
-        </w:rPr>
-        <w:t xml:space="preserve"> is reached</w:t>
-      </w:r>
-      <w:r>
-        <w:rPr>
-          <w:rFonts w:cstheme="minorHAnsi"/>
-          <w:bCs/>
-        </w:rPr>
-        <w:t>:</w:t>
+          <w:highlight w:val="darkGreen"/>
+        </w:rPr>
+        <w:t xml:space="preserve"> is reached:</w:t>
       </w:r>
     </w:p>
     <w:p>
@@ -10276,18 +10437,21 @@
         </w:numPr>
         <w:rPr>
           <w:bCs/>
+          <w:highlight w:val="darkGreen"/>
         </w:rPr>
       </w:pPr>
       <w:r>
         <w:rPr>
           <w:rFonts w:cstheme="minorHAnsi"/>
           <w:bCs/>
+          <w:highlight w:val="darkGreen"/>
         </w:rPr>
         <w:t xml:space="preserve">Call </w:t>
       </w:r>
       <w:r>
         <w:rPr>
           <w:rStyle w:val="CodeChar"/>
+          <w:highlight w:val="darkGreen"/>
         </w:rPr>
         <w:t>JoinGuild(guild)</w:t>
       </w:r>
@@ -10295,6 +10459,7 @@
         <w:rPr>
           <w:rFonts w:cstheme="minorHAnsi"/>
           <w:bCs/>
+          <w:highlight w:val="darkGreen"/>
         </w:rPr>
         <w:t xml:space="preserve"> on the hero </w:t>
       </w:r>
@@ -10306,17 +10471,27 @@
           <w:ilvl w:val="1"/>
           <w:numId w:val="47"/>
         </w:numPr>
-      </w:pPr>
-      <w:r>
+        <w:rPr>
+          <w:highlight w:val="darkGreen"/>
+        </w:rPr>
+      </w:pPr>
+      <w:r>
+        <w:rPr>
+          <w:highlight w:val="darkGreen"/>
+        </w:rPr>
         <w:t xml:space="preserve">Call </w:t>
       </w:r>
       <w:r>
         <w:rPr>
           <w:rStyle w:val="CodeChar"/>
+          <w:highlight w:val="darkGreen"/>
         </w:rPr>
         <w:t>RecruitHero(hero)</w:t>
       </w:r>
       <w:r>
+        <w:rPr>
+          <w:highlight w:val="darkGreen"/>
+        </w:rPr>
         <w:t xml:space="preserve"> on the guild</w:t>
       </w:r>
     </w:p>
@@ -10327,11 +10502,15 @@
           <w:ilvl w:val="1"/>
           <w:numId w:val="47"/>
         </w:numPr>
+        <w:rPr>
+          <w:highlight w:val="darkGreen"/>
+        </w:rPr>
       </w:pPr>
       <w:r>
         <w:rPr>
           <w:rFonts w:cstheme="minorHAnsi"/>
           <w:b/>
+          <w:highlight w:val="darkGreen"/>
         </w:rPr>
         <w:t>Return the following message:</w:t>
       </w:r>
@@ -10339,6 +10518,7 @@
         <w:rPr>
           <w:rFonts w:cstheme="minorHAnsi"/>
           <w:b/>
+          <w:highlight w:val="darkGreen"/>
         </w:rPr>
         <w:t xml:space="preserve"> </w:t>
       </w:r>
@@ -10346,6 +10526,7 @@
         <w:rPr>
           <w:b/>
           <w:bCs/>
+          <w:highlight w:val="darkGreen"/>
           <w:lang w:val="en-GB"/>
         </w:rPr>
         <w:t>"</w:t>
@@ -10354,6 +10535,7 @@
         <w:rPr>
           <w:rFonts w:ascii="Cascadia Mono" w:hAnsi="Cascadia Mono" w:cs="Cascadia Mono"/>
           <w:color w:val="A31515"/>
+          <w:highlight w:val="darkGreen"/>
         </w:rPr>
         <w:t xml:space="preserve">Hero </w:t>
       </w:r>
@@ -10362,6 +10544,7 @@
           <w:rStyle w:val="a4"/>
           <w:b/>
           <w:bCs/>
+          <w:highlight w:val="darkGreen"/>
         </w:rPr>
         <w:t>{</w:t>
       </w:r>
@@ -10371,6 +10554,7 @@
           <w:rStyle w:val="a4"/>
           <w:b/>
           <w:bCs/>
+          <w:highlight w:val="darkGreen"/>
         </w:rPr>
         <w:t>heroName</w:t>
       </w:r>
@@ -10378,6 +10562,7 @@
       <w:r>
         <w:rPr>
           <w:rStyle w:val="CodeChar"/>
+          <w:highlight w:val="darkGreen"/>
         </w:rPr>
         <w:t>}</w:t>
       </w:r>
@@ -10387,6 +10572,7 @@
           <w:color w:val="A31515"/>
           <w:sz w:val="19"/>
           <w:szCs w:val="19"/>
+          <w:highlight w:val="darkGreen"/>
         </w:rPr>
         <w:t xml:space="preserve"> </w:t>
       </w:r>
@@ -10394,6 +10580,7 @@
         <w:rPr>
           <w:rFonts w:ascii="Cascadia Mono" w:hAnsi="Cascadia Mono" w:cs="Cascadia Mono"/>
           <w:color w:val="A31515"/>
+          <w:highlight w:val="darkGreen"/>
         </w:rPr>
         <w:t>has joined</w:t>
       </w:r>
@@ -10401,6 +10588,7 @@
         <w:rPr>
           <w:rFonts w:ascii="Cascadia Mono" w:hAnsi="Cascadia Mono" w:cs="Cascadia Mono"/>
           <w:color w:val="A31515"/>
+          <w:highlight w:val="darkGreen"/>
         </w:rPr>
         <w:t xml:space="preserve"> t</w:t>
       </w:r>
@@ -10408,6 +10596,7 @@
         <w:rPr>
           <w:rFonts w:ascii="Cascadia Mono" w:hAnsi="Cascadia Mono" w:cs="Cascadia Mono"/>
           <w:color w:val="A31515"/>
+          <w:highlight w:val="darkGreen"/>
         </w:rPr>
         <w:t xml:space="preserve">he </w:t>
       </w:r>
@@ -10416,6 +10605,7 @@
           <w:rStyle w:val="a4"/>
           <w:b/>
           <w:bCs/>
+          <w:highlight w:val="darkGreen"/>
         </w:rPr>
         <w:t>{</w:t>
       </w:r>
@@ -10425,6 +10615,7 @@
           <w:rFonts w:cstheme="minorHAnsi"/>
           <w:b/>
           <w:bCs/>
+          <w:highlight w:val="darkGreen"/>
         </w:rPr>
         <w:t>guildName</w:t>
       </w:r>
@@ -10434,6 +10625,7 @@
           <w:rStyle w:val="CodeChar"/>
           <w:b w:val="0"/>
           <w:bCs/>
+          <w:highlight w:val="darkGreen"/>
         </w:rPr>
         <w:t>}</w:t>
       </w:r>
@@ -10442,6 +10634,7 @@
           <w:rFonts w:ascii="Cascadia Mono" w:hAnsi="Cascadia Mono" w:cs="Cascadia Mono"/>
           <w:bCs/>
           <w:color w:val="A31515"/>
+          <w:highlight w:val="darkGreen"/>
         </w:rPr>
         <w:t>.</w:t>
       </w:r>
@@ -10449,6 +10642,7 @@
         <w:rPr>
           <w:b/>
           <w:bCs/>
+          <w:highlight w:val="darkGreen"/>
           <w:lang w:val="en-GB"/>
         </w:rPr>
         <w:t>"</w:t>
@@ -10519,7 +10713,6 @@
         <w:pStyle w:val="5"/>
         <w:rPr>
           <w:noProof/>
-          <w:lang w:val="en-GB"/>
         </w:rPr>
       </w:pPr>
       <w:r>
